--- a/output/Databricks_BrickByBrick_Jul2026.docx
+++ b/output/Databricks_BrickByBrick_Jul2026.docx
@@ -1169,7 +1169,7 @@
                 <w:color w:val="262B35"/>
                 <w:sz w:val="18"/>
               </w:rPr>
-              <w:t>Executive Summary: The House That Data Built</w:t>
+              <w:t>The AIBQ Breakdown: Business Quality, Scored and Decomposed</w:t>
             </w:r>
           </w:p>
         </w:tc>
@@ -1215,7 +1215,7 @@
                 <w:color w:val="262B35"/>
                 <w:sz w:val="18"/>
               </w:rPr>
-              <w:t>The Foundation: What Databricks Is</w:t>
+              <w:t>Executive Summary: The House That Data Built</w:t>
             </w:r>
           </w:p>
         </w:tc>
@@ -1237,7 +1237,7 @@
                 <w:color w:val="6B7280"/>
                 <w:sz w:val="17"/>
               </w:rPr>
-              <w:t>5</w:t>
+              <w:t>10</w:t>
             </w:r>
           </w:p>
         </w:tc>
@@ -1261,7 +1261,7 @@
                 <w:color w:val="262B35"/>
                 <w:sz w:val="18"/>
               </w:rPr>
-              <w:t>The Bricks: Products and Services, Layer by Layer</w:t>
+              <w:t>The Foundation: What Databricks Is</w:t>
             </w:r>
           </w:p>
         </w:tc>
@@ -1283,7 +1283,7 @@
                 <w:color w:val="6B7280"/>
                 <w:sz w:val="17"/>
               </w:rPr>
-              <w:t>6</w:t>
+              <w:t>12</w:t>
             </w:r>
           </w:p>
         </w:tc>
@@ -1307,7 +1307,7 @@
                 <w:color w:val="262B35"/>
                 <w:sz w:val="18"/>
               </w:rPr>
-              <w:t>The Mortar: How the Money Is Made</w:t>
+              <w:t>The Bricks: Products and Services, Layer by Layer</w:t>
             </w:r>
           </w:p>
         </w:tc>
@@ -1329,7 +1329,7 @@
                 <w:color w:val="6B7280"/>
                 <w:sz w:val="17"/>
               </w:rPr>
-              <w:t>9</w:t>
+              <w:t>13</w:t>
             </w:r>
           </w:p>
         </w:tc>
@@ -1353,7 +1353,7 @@
                 <w:color w:val="262B35"/>
                 <w:sz w:val="18"/>
               </w:rPr>
-              <w:t>The Builders: Customers and What They Do</w:t>
+              <w:t>The Mortar: How the Money Is Made</w:t>
             </w:r>
           </w:p>
         </w:tc>
@@ -1375,7 +1375,7 @@
                 <w:color w:val="6B7280"/>
                 <w:sz w:val="17"/>
               </w:rPr>
-              <w:t>11</w:t>
+              <w:t>16</w:t>
             </w:r>
           </w:p>
         </w:tc>
@@ -1399,7 +1399,7 @@
                 <w:color w:val="262B35"/>
                 <w:sz w:val="18"/>
               </w:rPr>
-              <w:t>The Neighborhood: Competition on Three Fronts</w:t>
+              <w:t>The Builders: Customers and What They Do</w:t>
             </w:r>
           </w:p>
         </w:tc>
@@ -1421,7 +1421,7 @@
                 <w:color w:val="6B7280"/>
                 <w:sz w:val="17"/>
               </w:rPr>
-              <w:t>13</w:t>
+              <w:t>18</w:t>
             </w:r>
           </w:p>
         </w:tc>
@@ -1445,7 +1445,7 @@
                 <w:color w:val="262B35"/>
                 <w:sz w:val="18"/>
               </w:rPr>
-              <w:t>The Blueprint: Strategy, Read Through Actions</w:t>
+              <w:t>The Neighborhood: Competition on Three Fronts</w:t>
             </w:r>
           </w:p>
         </w:tc>
@@ -1467,7 +1467,7 @@
                 <w:color w:val="6B7280"/>
                 <w:sz w:val="17"/>
               </w:rPr>
-              <w:t>15</w:t>
+              <w:t>20</w:t>
             </w:r>
           </w:p>
         </w:tc>
@@ -1491,7 +1491,7 @@
                 <w:color w:val="262B35"/>
                 <w:sz w:val="18"/>
               </w:rPr>
-              <w:t>The Ledger: The Financial Picture</w:t>
+              <w:t>The Blueprint: Strategy, Read Through Actions</w:t>
             </w:r>
           </w:p>
         </w:tc>
@@ -1513,7 +1513,7 @@
                 <w:color w:val="6B7280"/>
                 <w:sz w:val="17"/>
               </w:rPr>
-              <w:t>19</w:t>
+              <w:t>22</w:t>
             </w:r>
           </w:p>
         </w:tc>
@@ -1537,7 +1537,7 @@
                 <w:color w:val="262B35"/>
                 <w:sz w:val="18"/>
               </w:rPr>
-              <w:t>The Appraisal: What the Business Is Worth</w:t>
+              <w:t>The Ledger: The Financial Picture</w:t>
             </w:r>
           </w:p>
         </w:tc>
@@ -1559,7 +1559,7 @@
                 <w:color w:val="6B7280"/>
                 <w:sz w:val="17"/>
               </w:rPr>
-              <w:t>23</w:t>
+              <w:t>26</w:t>
             </w:r>
           </w:p>
         </w:tc>
@@ -1583,7 +1583,7 @@
                 <w:color w:val="262B35"/>
                 <w:sz w:val="18"/>
               </w:rPr>
-              <w:t>The Stress Test: What Would Change the Answer</w:t>
+              <w:t>The Appraisal: What the Business Is Worth</w:t>
             </w:r>
           </w:p>
         </w:tc>
@@ -1605,7 +1605,7 @@
                 <w:color w:val="6B7280"/>
                 <w:sz w:val="17"/>
               </w:rPr>
-              <w:t>28</w:t>
+              <w:t>30</w:t>
             </w:r>
           </w:p>
         </w:tc>
@@ -1629,7 +1629,7 @@
                 <w:color w:val="262B35"/>
                 <w:sz w:val="18"/>
               </w:rPr>
-              <w:t>The Verdict</w:t>
+              <w:t>The Stress Test: What Would Change the Answer</w:t>
             </w:r>
           </w:p>
         </w:tc>
@@ -1651,7 +1651,53 @@
                 <w:color w:val="6B7280"/>
                 <w:sz w:val="17"/>
               </w:rPr>
-              <w:t>30</w:t>
+              <w:t>33</w:t>
+            </w:r>
+          </w:p>
+        </w:tc>
+      </w:tr>
+      <w:tr>
+        <w:tc>
+          <w:tcPr>
+            <w:tcW w:type="dxa" w:w="8460"/>
+          </w:tcPr>
+          <w:p>
+            <w:pPr>
+              <w:spacing w:after="0"/>
+              <w:jc w:val="left"/>
+            </w:pPr>
+            <w:r/>
+            <w:r>
+              <w:rPr>
+                <w:rFonts w:ascii="Georgia" w:hAnsi="Georgia"/>
+                <w:b w:val="0"/>
+                <w:i w:val="0"/>
+                <w:color w:val="262B35"/>
+                <w:sz w:val="18"/>
+              </w:rPr>
+              <w:t>The Verdict</w:t>
+            </w:r>
+          </w:p>
+        </w:tc>
+        <w:tc>
+          <w:tcPr>
+            <w:tcW w:type="dxa" w:w="900"/>
+          </w:tcPr>
+          <w:p>
+            <w:pPr>
+              <w:spacing w:after="0"/>
+              <w:jc w:val="right"/>
+            </w:pPr>
+            <w:r/>
+            <w:r>
+              <w:rPr>
+                <w:rFonts w:ascii="Georgia" w:hAnsi="Georgia"/>
+                <w:b w:val="0"/>
+                <w:i w:val="0"/>
+                <w:color w:val="6B7280"/>
+                <w:sz w:val="17"/>
+              </w:rPr>
+              <w:t>35</w:t>
             </w:r>
           </w:p>
         </w:tc>
@@ -1699,7 +1745,7 @@
                 <w:color w:val="262B35"/>
                 <w:sz w:val="17"/>
               </w:rPr>
-              <w:t>Figure 1.  The per-point ladder: valuation per unit of quality</w:t>
+              <w:t>Figure 1.  AIBQ dimension radar vs cohort average</w:t>
             </w:r>
           </w:p>
         </w:tc>
@@ -1721,7 +1767,7 @@
                 <w:color w:val="6B7280"/>
                 <w:sz w:val="17"/>
               </w:rPr>
-              <w:t>4</w:t>
+              <w:t>8</w:t>
             </w:r>
           </w:p>
         </w:tc>
@@ -1745,7 +1791,7 @@
                 <w:color w:val="262B35"/>
                 <w:sz w:val="17"/>
               </w:rPr>
-              <w:t>Figure 2.  Revenue composition by product line</w:t>
+              <w:t>Figure 2.  The per-point ladder: valuation per unit of quality</w:t>
             </w:r>
           </w:p>
         </w:tc>
@@ -1767,7 +1813,7 @@
                 <w:color w:val="6B7280"/>
                 <w:sz w:val="17"/>
               </w:rPr>
-              <w:t>6</w:t>
+              <w:t>11</w:t>
             </w:r>
           </w:p>
         </w:tc>
@@ -1791,7 +1837,7 @@
                 <w:color w:val="262B35"/>
                 <w:sz w:val="17"/>
               </w:rPr>
-              <w:t>Figure 3.  The valuation ladder: six marks in five years</w:t>
+              <w:t>Figure 3.  Revenue composition by product line</w:t>
             </w:r>
           </w:p>
         </w:tc>
@@ -1813,7 +1859,7 @@
                 <w:color w:val="6B7280"/>
                 <w:sz w:val="17"/>
               </w:rPr>
-              <w:t>17</w:t>
+              <w:t>13</w:t>
             </w:r>
           </w:p>
         </w:tc>
@@ -1837,7 +1883,7 @@
                 <w:color w:val="262B35"/>
                 <w:sz w:val="17"/>
               </w:rPr>
-              <w:t>Figure 4.  The absorption wall: listings vs issuance capacity</w:t>
+              <w:t>Figure 4.  The valuation ladder: six marks in five years</w:t>
             </w:r>
           </w:p>
         </w:tc>
@@ -1859,7 +1905,7 @@
                 <w:color w:val="6B7280"/>
                 <w:sz w:val="17"/>
               </w:rPr>
-              <w:t>18</w:t>
+              <w:t>24</w:t>
             </w:r>
           </w:p>
         </w:tc>
@@ -1883,7 +1929,7 @@
                 <w:color w:val="262B35"/>
                 <w:sz w:val="17"/>
               </w:rPr>
-              <w:t>Figure 5.  The acceleration: run-rate and growth, four prints</w:t>
+              <w:t>Figure 5.  The absorption wall: listings vs issuance capacity</w:t>
             </w:r>
           </w:p>
         </w:tc>
@@ -1905,7 +1951,7 @@
                 <w:color w:val="6B7280"/>
                 <w:sz w:val="17"/>
               </w:rPr>
-              <w:t>19</w:t>
+              <w:t>25</w:t>
             </w:r>
           </w:p>
         </w:tc>
@@ -1929,7 +1975,7 @@
                 <w:color w:val="262B35"/>
                 <w:sz w:val="17"/>
               </w:rPr>
-              <w:t>Figure 6.  Gross margin vs the 70% efficiency gate</w:t>
+              <w:t>Figure 6.  The acceleration: run-rate and growth, four prints</w:t>
             </w:r>
           </w:p>
         </w:tc>
@@ -1951,7 +1997,7 @@
                 <w:color w:val="6B7280"/>
                 <w:sz w:val="17"/>
               </w:rPr>
-              <w:t>20</w:t>
+              <w:t>26</w:t>
             </w:r>
           </w:p>
         </w:tc>
@@ -1975,7 +2021,7 @@
                 <w:color w:val="262B35"/>
                 <w:sz w:val="17"/>
               </w:rPr>
-              <w:t>Figure 7.  Capital efficiency across the Frontier Five</w:t>
+              <w:t>Figure 7.  Gross margin vs the 70% efficiency gate</w:t>
             </w:r>
           </w:p>
         </w:tc>
@@ -1997,7 +2043,7 @@
                 <w:color w:val="6B7280"/>
                 <w:sz w:val="17"/>
               </w:rPr>
-              <w:t>21</w:t>
+              <w:t>27</w:t>
             </w:r>
           </w:p>
         </w:tc>
@@ -2021,7 +2067,7 @@
                 <w:color w:val="262B35"/>
                 <w:sz w:val="17"/>
               </w:rPr>
-              <w:t>Figure 8.  AIBQ dimension radar vs cohort average</w:t>
+              <w:t>Figure 8.  Capital efficiency across the Frontier Five</w:t>
             </w:r>
           </w:p>
         </w:tc>
@@ -2043,7 +2089,7 @@
                 <w:color w:val="6B7280"/>
                 <w:sz w:val="17"/>
               </w:rPr>
-              <w:t>24</w:t>
+              <w:t>28</w:t>
             </w:r>
           </w:p>
         </w:tc>
@@ -2089,7 +2135,7 @@
                 <w:color w:val="6B7280"/>
                 <w:sz w:val="17"/>
               </w:rPr>
-              <w:t>25</w:t>
+              <w:t>31</w:t>
             </w:r>
           </w:p>
         </w:tc>
@@ -2135,7 +2181,7 @@
                 <w:color w:val="6B7280"/>
                 <w:sz w:val="17"/>
               </w:rPr>
-              <w:t>26</w:t>
+              <w:t>32</w:t>
             </w:r>
           </w:p>
         </w:tc>
@@ -2181,12 +2227,4518 @@
                 <w:color w:val="6B7280"/>
                 <w:sz w:val="17"/>
               </w:rPr>
-              <w:t>27</w:t>
+              <w:t>32</w:t>
             </w:r>
           </w:p>
         </w:tc>
       </w:tr>
     </w:tbl>
+    <w:p>
+      <w:pPr>
+        <w:pStyle w:val="Heading1"/>
+      </w:pPr>
+      <w:r>
+        <w:t>The AIBQ Breakdown: Business Quality, Scored and Decomposed</w:t>
+      </w:r>
+    </w:p>
+    <w:p>
+      <w:pPr>
+        <w:spacing w:after="140"/>
+        <w:jc w:val="both"/>
+      </w:pPr>
+      <w:r>
+        <w:rPr>
+          <w:b w:val="0"/>
+          <w:i w:val="0"/>
+          <w:color w:val="262B35"/>
+          <w:sz w:val="21"/>
+        </w:rPr>
+        <w:t>Before the story, the score. This section is deliberately standalone: it lays out the AI Business Quality (AIBQ) framework, decomposes every one of the 24 sub-scores behind Databricks' 8.81 composite, explains what moved since the prior score, and places the company in its cohort. A reader who stops at the end of this section will know exactly what is being claimed about business quality and exactly which published number would falsify it. The rest of the report then supplies the evidence underneath each score, layer by layer.</w:t>
+      </w:r>
+    </w:p>
+    <w:p>
+      <w:pPr>
+        <w:pStyle w:val="Heading2"/>
+      </w:pPr>
+      <w:r>
+        <w:t>The framework in one page</w:t>
+      </w:r>
+    </w:p>
+    <w:p>
+      <w:pPr>
+        <w:spacing w:after="140"/>
+        <w:jc w:val="both"/>
+      </w:pPr>
+      <w:r>
+        <w:rPr>
+          <w:b w:val="0"/>
+          <w:i w:val="0"/>
+          <w:color w:val="262B35"/>
+          <w:sz w:val="21"/>
+        </w:rPr>
+        <w:t>AIBQ scores durable business quality, deliberately independent of valuation, across five weighted dimensions on a 0-to-10 scale, summed to a composite less a contextual risk adjustment (CRA): Composite = 0.20 CE + 0.25 RQ + 0.15 CI + 0.20 GO + 0.20 MD, minus CRA. Revenue Quality carries the largest weight because, across our coverage history, it best predicts which growth stories survive the transition to durable franchise. Each dimension is built from named sub-scores (five for CE, RQ, GO, and MD; four for CI; 24 in total) that average simply within their dimension.</w:t>
+      </w:r>
+    </w:p>
+    <w:p>
+      <w:pPr>
+        <w:keepNext/>
+        <w:spacing w:after="60"/>
+        <w:jc w:val="left"/>
+      </w:pPr>
+      <w:r>
+        <w:rPr>
+          <w:b/>
+          <w:i w:val="0"/>
+          <w:color w:val="1F2A44"/>
+          <w:sz w:val="19"/>
+        </w:rPr>
+        <w:t>Dimensions, weights, and the question each answers</w:t>
+      </w:r>
+    </w:p>
+    <w:tbl>
+      <w:tblPr>
+        <w:tblW w:type="dxa" w:w="9360"/>
+        <w:jc w:val="center"/>
+        <w:tblLayout w:type="fixed"/>
+        <w:tblLook w:firstColumn="1" w:firstRow="1" w:lastColumn="0" w:lastRow="0" w:noHBand="0" w:noVBand="1" w:val="04A0"/>
+        <w:tblBorders>
+          <w:top w:val="single" w:sz="4" w:space="0" w:color="C9D2DE"/>
+          <w:left w:val="single" w:sz="4" w:space="0" w:color="C9D2DE"/>
+          <w:bottom w:val="single" w:sz="4" w:space="0" w:color="C9D2DE"/>
+          <w:right w:val="single" w:sz="4" w:space="0" w:color="C9D2DE"/>
+          <w:insideH w:val="single" w:sz="4" w:space="0" w:color="C9D2DE"/>
+          <w:insideV w:val="single" w:sz="4" w:space="0" w:color="C9D2DE"/>
+        </w:tblBorders>
+        <w:tblCellMar>
+          <w:top w:w="40" w:type="dxa"/>
+          <w:left w:w="80" w:type="dxa"/>
+          <w:bottom w:w="40" w:type="dxa"/>
+          <w:right w:w="80" w:type="dxa"/>
+        </w:tblCellMar>
+      </w:tblPr>
+      <w:tblGrid>
+        <w:gridCol w:w="3120"/>
+        <w:gridCol w:w="3120"/>
+        <w:gridCol w:w="3120"/>
+      </w:tblGrid>
+      <w:tr>
+        <w:trPr>
+          <w:cantSplit/>
+          <w:tblHeader w:val="true"/>
+        </w:trPr>
+        <w:tc>
+          <w:tcPr>
+            <w:tcW w:type="dxa" w:w="2717"/>
+            <w:shd w:val="clear" w:fill="1F2A44"/>
+          </w:tcPr>
+          <w:p>
+            <w:pPr>
+              <w:spacing w:after="0"/>
+              <w:jc w:val="left"/>
+            </w:pPr>
+            <w:r/>
+            <w:r>
+              <w:rPr>
+                <w:rFonts w:ascii="Georgia" w:hAnsi="Georgia"/>
+                <w:b/>
+                <w:i w:val="0"/>
+                <w:color w:val="FFFFFF"/>
+                <w:sz w:val="17"/>
+              </w:rPr>
+              <w:t>Dimension</w:t>
+            </w:r>
+          </w:p>
+        </w:tc>
+        <w:tc>
+          <w:tcPr>
+            <w:tcW w:type="dxa" w:w="700"/>
+            <w:shd w:val="clear" w:fill="1F2A44"/>
+          </w:tcPr>
+          <w:p>
+            <w:pPr>
+              <w:spacing w:after="0"/>
+              <w:jc w:val="right"/>
+            </w:pPr>
+            <w:r/>
+            <w:r>
+              <w:rPr>
+                <w:rFonts w:ascii="Georgia" w:hAnsi="Georgia"/>
+                <w:b/>
+                <w:i w:val="0"/>
+                <w:color w:val="FFFFFF"/>
+                <w:sz w:val="17"/>
+              </w:rPr>
+              <w:t>Weight</w:t>
+            </w:r>
+          </w:p>
+        </w:tc>
+        <w:tc>
+          <w:tcPr>
+            <w:tcW w:type="dxa" w:w="6038"/>
+            <w:shd w:val="clear" w:fill="1F2A44"/>
+          </w:tcPr>
+          <w:p>
+            <w:pPr>
+              <w:spacing w:after="0"/>
+              <w:jc w:val="left"/>
+            </w:pPr>
+            <w:r/>
+            <w:r>
+              <w:rPr>
+                <w:rFonts w:ascii="Georgia" w:hAnsi="Georgia"/>
+                <w:b/>
+                <w:i w:val="0"/>
+                <w:color w:val="FFFFFF"/>
+                <w:sz w:val="17"/>
+              </w:rPr>
+              <w:t>The question</w:t>
+            </w:r>
+          </w:p>
+        </w:tc>
+      </w:tr>
+      <w:tr>
+        <w:trPr>
+          <w:cantSplit/>
+        </w:trPr>
+        <w:tc>
+          <w:tcPr>
+            <w:tcW w:type="dxa" w:w="2717"/>
+          </w:tcPr>
+          <w:p>
+            <w:pPr>
+              <w:spacing w:after="0"/>
+              <w:jc w:val="left"/>
+            </w:pPr>
+            <w:r/>
+            <w:r>
+              <w:rPr>
+                <w:rFonts w:ascii="Georgia" w:hAnsi="Georgia"/>
+                <w:b w:val="0"/>
+                <w:i w:val="0"/>
+                <w:color w:val="262B35"/>
+                <w:sz w:val="16"/>
+              </w:rPr>
+              <w:t>Capital Efficiency (CE)</w:t>
+            </w:r>
+          </w:p>
+        </w:tc>
+        <w:tc>
+          <w:tcPr>
+            <w:tcW w:type="dxa" w:w="700"/>
+          </w:tcPr>
+          <w:p>
+            <w:pPr>
+              <w:spacing w:after="0"/>
+              <w:jc w:val="right"/>
+            </w:pPr>
+            <w:r/>
+            <w:r>
+              <w:rPr>
+                <w:rFonts w:ascii="Georgia" w:hAnsi="Georgia"/>
+                <w:b w:val="0"/>
+                <w:i w:val="0"/>
+                <w:color w:val="262B35"/>
+                <w:sz w:val="16"/>
+              </w:rPr>
+              <w:t>20%</w:t>
+            </w:r>
+          </w:p>
+        </w:tc>
+        <w:tc>
+          <w:tcPr>
+            <w:tcW w:type="dxa" w:w="6038"/>
+          </w:tcPr>
+          <w:p>
+            <w:pPr>
+              <w:spacing w:after="0"/>
+              <w:jc w:val="left"/>
+            </w:pPr>
+            <w:r/>
+            <w:r>
+              <w:rPr>
+                <w:rFonts w:ascii="Georgia" w:hAnsi="Georgia"/>
+                <w:b w:val="0"/>
+                <w:i w:val="0"/>
+                <w:color w:val="262B35"/>
+                <w:sz w:val="16"/>
+              </w:rPr>
+              <w:t>How much durable revenue does a dollar of equity buy, and does the business self-fund?</w:t>
+            </w:r>
+          </w:p>
+        </w:tc>
+      </w:tr>
+      <w:tr>
+        <w:trPr>
+          <w:cantSplit/>
+        </w:trPr>
+        <w:tc>
+          <w:tcPr>
+            <w:tcW w:type="dxa" w:w="2717"/>
+            <w:shd w:val="clear" w:fill="F2F5F9"/>
+          </w:tcPr>
+          <w:p>
+            <w:pPr>
+              <w:spacing w:after="0"/>
+              <w:jc w:val="left"/>
+            </w:pPr>
+            <w:r/>
+            <w:r>
+              <w:rPr>
+                <w:rFonts w:ascii="Georgia" w:hAnsi="Georgia"/>
+                <w:b w:val="0"/>
+                <w:i w:val="0"/>
+                <w:color w:val="262B35"/>
+                <w:sz w:val="16"/>
+              </w:rPr>
+              <w:t>Revenue Quality (RQ)</w:t>
+            </w:r>
+          </w:p>
+        </w:tc>
+        <w:tc>
+          <w:tcPr>
+            <w:tcW w:type="dxa" w:w="700"/>
+            <w:shd w:val="clear" w:fill="F2F5F9"/>
+          </w:tcPr>
+          <w:p>
+            <w:pPr>
+              <w:spacing w:after="0"/>
+              <w:jc w:val="right"/>
+            </w:pPr>
+            <w:r/>
+            <w:r>
+              <w:rPr>
+                <w:rFonts w:ascii="Georgia" w:hAnsi="Georgia"/>
+                <w:b w:val="0"/>
+                <w:i w:val="0"/>
+                <w:color w:val="262B35"/>
+                <w:sz w:val="16"/>
+              </w:rPr>
+              <w:t>25%</w:t>
+            </w:r>
+          </w:p>
+        </w:tc>
+        <w:tc>
+          <w:tcPr>
+            <w:tcW w:type="dxa" w:w="6038"/>
+            <w:shd w:val="clear" w:fill="F2F5F9"/>
+          </w:tcPr>
+          <w:p>
+            <w:pPr>
+              <w:spacing w:after="0"/>
+              <w:jc w:val="left"/>
+            </w:pPr>
+            <w:r/>
+            <w:r>
+              <w:rPr>
+                <w:rFonts w:ascii="Georgia" w:hAnsi="Georgia"/>
+                <w:b w:val="0"/>
+                <w:i w:val="0"/>
+                <w:color w:val="262B35"/>
+                <w:sz w:val="16"/>
+              </w:rPr>
+              <w:t>Is the revenue diversified, retained, expanding mechanically, and honestly attributed?</w:t>
+            </w:r>
+          </w:p>
+        </w:tc>
+      </w:tr>
+      <w:tr>
+        <w:trPr>
+          <w:cantSplit/>
+        </w:trPr>
+        <w:tc>
+          <w:tcPr>
+            <w:tcW w:type="dxa" w:w="2717"/>
+          </w:tcPr>
+          <w:p>
+            <w:pPr>
+              <w:spacing w:after="0"/>
+              <w:jc w:val="left"/>
+            </w:pPr>
+            <w:r/>
+            <w:r>
+              <w:rPr>
+                <w:rFonts w:ascii="Georgia" w:hAnsi="Georgia"/>
+                <w:b w:val="0"/>
+                <w:i w:val="0"/>
+                <w:color w:val="262B35"/>
+                <w:sz w:val="16"/>
+              </w:rPr>
+              <w:t>Compute Independence (CI)</w:t>
+            </w:r>
+          </w:p>
+        </w:tc>
+        <w:tc>
+          <w:tcPr>
+            <w:tcW w:type="dxa" w:w="700"/>
+          </w:tcPr>
+          <w:p>
+            <w:pPr>
+              <w:spacing w:after="0"/>
+              <w:jc w:val="right"/>
+            </w:pPr>
+            <w:r/>
+            <w:r>
+              <w:rPr>
+                <w:rFonts w:ascii="Georgia" w:hAnsi="Georgia"/>
+                <w:b w:val="0"/>
+                <w:i w:val="0"/>
+                <w:color w:val="262B35"/>
+                <w:sz w:val="16"/>
+              </w:rPr>
+              <w:t>15%</w:t>
+            </w:r>
+          </w:p>
+        </w:tc>
+        <w:tc>
+          <w:tcPr>
+            <w:tcW w:type="dxa" w:w="6038"/>
+          </w:tcPr>
+          <w:p>
+            <w:pPr>
+              <w:spacing w:after="0"/>
+              <w:jc w:val="left"/>
+            </w:pPr>
+            <w:r/>
+            <w:r>
+              <w:rPr>
+                <w:rFonts w:ascii="Georgia" w:hAnsi="Georgia"/>
+                <w:b w:val="0"/>
+                <w:i w:val="0"/>
+                <w:color w:val="262B35"/>
+                <w:sz w:val="16"/>
+              </w:rPr>
+              <w:t>Who controls the cost curve and the capacity the business runs on?</w:t>
+            </w:r>
+          </w:p>
+        </w:tc>
+      </w:tr>
+      <w:tr>
+        <w:trPr>
+          <w:cantSplit/>
+        </w:trPr>
+        <w:tc>
+          <w:tcPr>
+            <w:tcW w:type="dxa" w:w="2717"/>
+            <w:shd w:val="clear" w:fill="F2F5F9"/>
+          </w:tcPr>
+          <w:p>
+            <w:pPr>
+              <w:spacing w:after="0"/>
+              <w:jc w:val="left"/>
+            </w:pPr>
+            <w:r/>
+            <w:r>
+              <w:rPr>
+                <w:rFonts w:ascii="Georgia" w:hAnsi="Georgia"/>
+                <w:b w:val="0"/>
+                <w:i w:val="0"/>
+                <w:color w:val="262B35"/>
+                <w:sz w:val="16"/>
+              </w:rPr>
+              <w:t>Governance Optionality (GO)</w:t>
+            </w:r>
+          </w:p>
+        </w:tc>
+        <w:tc>
+          <w:tcPr>
+            <w:tcW w:type="dxa" w:w="700"/>
+            <w:shd w:val="clear" w:fill="F2F5F9"/>
+          </w:tcPr>
+          <w:p>
+            <w:pPr>
+              <w:spacing w:after="0"/>
+              <w:jc w:val="right"/>
+            </w:pPr>
+            <w:r/>
+            <w:r>
+              <w:rPr>
+                <w:rFonts w:ascii="Georgia" w:hAnsi="Georgia"/>
+                <w:b w:val="0"/>
+                <w:i w:val="0"/>
+                <w:color w:val="262B35"/>
+                <w:sz w:val="16"/>
+              </w:rPr>
+              <w:t>20%</w:t>
+            </w:r>
+          </w:p>
+        </w:tc>
+        <w:tc>
+          <w:tcPr>
+            <w:tcW w:type="dxa" w:w="6038"/>
+            <w:shd w:val="clear" w:fill="F2F5F9"/>
+          </w:tcPr>
+          <w:p>
+            <w:pPr>
+              <w:spacing w:after="0"/>
+              <w:jc w:val="left"/>
+            </w:pPr>
+            <w:r/>
+            <w:r>
+              <w:rPr>
+                <w:rFonts w:ascii="Georgia" w:hAnsi="Georgia"/>
+                <w:b w:val="0"/>
+                <w:i w:val="0"/>
+                <w:color w:val="262B35"/>
+                <w:sz w:val="16"/>
+              </w:rPr>
+              <w:t>Can the company access public markets on its own timetable, and would its governance survive the scrutiny?</w:t>
+            </w:r>
+          </w:p>
+        </w:tc>
+      </w:tr>
+      <w:tr>
+        <w:trPr>
+          <w:cantSplit/>
+        </w:trPr>
+        <w:tc>
+          <w:tcPr>
+            <w:tcW w:type="dxa" w:w="2717"/>
+          </w:tcPr>
+          <w:p>
+            <w:pPr>
+              <w:spacing w:after="0"/>
+              <w:jc w:val="left"/>
+            </w:pPr>
+            <w:r/>
+            <w:r>
+              <w:rPr>
+                <w:rFonts w:ascii="Georgia" w:hAnsi="Georgia"/>
+                <w:b w:val="0"/>
+                <w:i w:val="0"/>
+                <w:color w:val="262B35"/>
+                <w:sz w:val="16"/>
+              </w:rPr>
+              <w:t>Moat and Defensibility (MD)</w:t>
+            </w:r>
+          </w:p>
+        </w:tc>
+        <w:tc>
+          <w:tcPr>
+            <w:tcW w:type="dxa" w:w="700"/>
+          </w:tcPr>
+          <w:p>
+            <w:pPr>
+              <w:spacing w:after="0"/>
+              <w:jc w:val="right"/>
+            </w:pPr>
+            <w:r/>
+            <w:r>
+              <w:rPr>
+                <w:rFonts w:ascii="Georgia" w:hAnsi="Georgia"/>
+                <w:b w:val="0"/>
+                <w:i w:val="0"/>
+                <w:color w:val="262B35"/>
+                <w:sz w:val="16"/>
+              </w:rPr>
+              <w:t>20%</w:t>
+            </w:r>
+          </w:p>
+        </w:tc>
+        <w:tc>
+          <w:tcPr>
+            <w:tcW w:type="dxa" w:w="6038"/>
+          </w:tcPr>
+          <w:p>
+            <w:pPr>
+              <w:spacing w:after="0"/>
+              <w:jc w:val="left"/>
+            </w:pPr>
+            <w:r/>
+            <w:r>
+              <w:rPr>
+                <w:rFonts w:ascii="Georgia" w:hAnsi="Georgia"/>
+                <w:b w:val="0"/>
+                <w:i w:val="0"/>
+                <w:color w:val="262B35"/>
+                <w:sz w:val="16"/>
+              </w:rPr>
+              <w:t>What does it cost the customer to leave, and is that cost rising?</w:t>
+            </w:r>
+          </w:p>
+        </w:tc>
+      </w:tr>
+    </w:tbl>
+    <w:p>
+      <w:pPr>
+        <w:spacing w:after="200"/>
+        <w:jc w:val="left"/>
+      </w:pPr>
+      <w:r>
+        <w:rPr>
+          <w:b w:val="0"/>
+          <w:i/>
+          <w:color w:val="6B7280"/>
+          <w:sz w:val="15"/>
+        </w:rPr>
+        <w:t>CRA captures contextual risks not natively held by the dimensions; Databricks carries CRA 0 in the current score.</w:t>
+      </w:r>
+    </w:p>
+    <w:p>
+      <w:pPr>
+        <w:spacing w:after="140"/>
+        <w:jc w:val="both"/>
+      </w:pPr>
+      <w:r>
+        <w:rPr>
+          <w:b w:val="0"/>
+          <w:i w:val="0"/>
+          <w:color w:val="262B35"/>
+          <w:sz w:val="21"/>
+        </w:rPr>
+        <w:t>Three structural rules matter for reading what follows. First, the stage gate: CE is stage-gated S1 through S5 so seed-stage burn is not scored against late-stage discipline; Databricks is S5, where the bar is hardest. At S5 the efficiency gate applies in full and is a hard rule: positive free cash flow AND growth above 40% AND gross margin above 70%, simultaneously. A gross-margin print below 70% breaks the gate and forces a re-score regardless of the other legs; at 74% and guided lower, the cushion is roughly four points (the gauge in The Ledger, Figure 7, dramatizes this). Second, the equity-only ruling: CE denominators exclude debt, because termed debt against a cash-generative base is a financing choice, not a claim on the equity engine's efficiency; the roughly $9.3 billion of debt is instead scored inside Compute Independence as both hedge and obligation, and carried at full weight in the risk register. Third, the embargo: the correlation between AIBQ scores and market valuations across the cohort is embargoed; no exhibit in this report pairs scores with valuations in reconstructable form, and the dollar-per-point spread (Figure 2, next section) is the only cleared expression of the relationship.</w:t>
+      </w:r>
+    </w:p>
+    <w:p>
+      <w:pPr>
+        <w:keepNext/>
+        <w:spacing w:after="60"/>
+        <w:jc w:val="left"/>
+      </w:pPr>
+      <w:r>
+        <w:rPr>
+          <w:b/>
+          <w:i w:val="0"/>
+          <w:color w:val="1F2A44"/>
+          <w:sz w:val="19"/>
+        </w:rPr>
+        <w:t>Composite reconciliation: 8.81, Elite</w:t>
+      </w:r>
+    </w:p>
+    <w:tbl>
+      <w:tblPr>
+        <w:tblW w:type="dxa" w:w="9360"/>
+        <w:jc w:val="center"/>
+        <w:tblLayout w:type="fixed"/>
+        <w:tblLook w:firstColumn="1" w:firstRow="1" w:lastColumn="0" w:lastRow="0" w:noHBand="0" w:noVBand="1" w:val="04A0"/>
+        <w:tblBorders>
+          <w:top w:val="single" w:sz="4" w:space="0" w:color="C9D2DE"/>
+          <w:left w:val="single" w:sz="4" w:space="0" w:color="C9D2DE"/>
+          <w:bottom w:val="single" w:sz="4" w:space="0" w:color="C9D2DE"/>
+          <w:right w:val="single" w:sz="4" w:space="0" w:color="C9D2DE"/>
+          <w:insideH w:val="single" w:sz="4" w:space="0" w:color="C9D2DE"/>
+          <w:insideV w:val="single" w:sz="4" w:space="0" w:color="C9D2DE"/>
+        </w:tblBorders>
+        <w:tblCellMar>
+          <w:top w:w="40" w:type="dxa"/>
+          <w:left w:w="80" w:type="dxa"/>
+          <w:bottom w:w="40" w:type="dxa"/>
+          <w:right w:w="80" w:type="dxa"/>
+        </w:tblCellMar>
+      </w:tblPr>
+      <w:tblGrid>
+        <w:gridCol w:w="2340"/>
+        <w:gridCol w:w="2340"/>
+        <w:gridCol w:w="2340"/>
+        <w:gridCol w:w="2340"/>
+      </w:tblGrid>
+      <w:tr>
+        <w:trPr>
+          <w:cantSplit/>
+          <w:tblHeader w:val="true"/>
+        </w:trPr>
+        <w:tc>
+          <w:tcPr>
+            <w:tcW w:type="dxa" w:w="4771"/>
+            <w:shd w:val="clear" w:fill="1F2A44"/>
+          </w:tcPr>
+          <w:p>
+            <w:pPr>
+              <w:spacing w:after="0"/>
+              <w:jc w:val="left"/>
+            </w:pPr>
+            <w:r/>
+            <w:r>
+              <w:rPr>
+                <w:rFonts w:ascii="Georgia" w:hAnsi="Georgia"/>
+                <w:b/>
+                <w:i w:val="0"/>
+                <w:color w:val="FFFFFF"/>
+                <w:sz w:val="17"/>
+              </w:rPr>
+              <w:t>Dimension</w:t>
+            </w:r>
+          </w:p>
+        </w:tc>
+        <w:tc>
+          <w:tcPr>
+            <w:tcW w:type="dxa" w:w="1101"/>
+            <w:shd w:val="clear" w:fill="1F2A44"/>
+          </w:tcPr>
+          <w:p>
+            <w:pPr>
+              <w:spacing w:after="0"/>
+              <w:jc w:val="right"/>
+            </w:pPr>
+            <w:r/>
+            <w:r>
+              <w:rPr>
+                <w:rFonts w:ascii="Georgia" w:hAnsi="Georgia"/>
+                <w:b/>
+                <w:i w:val="0"/>
+                <w:color w:val="FFFFFF"/>
+                <w:sz w:val="17"/>
+              </w:rPr>
+              <w:t>Weight</w:t>
+            </w:r>
+          </w:p>
+        </w:tc>
+        <w:tc>
+          <w:tcPr>
+            <w:tcW w:type="dxa" w:w="1101"/>
+            <w:shd w:val="clear" w:fill="1F2A44"/>
+          </w:tcPr>
+          <w:p>
+            <w:pPr>
+              <w:spacing w:after="0"/>
+              <w:jc w:val="right"/>
+            </w:pPr>
+            <w:r/>
+            <w:r>
+              <w:rPr>
+                <w:rFonts w:ascii="Georgia" w:hAnsi="Georgia"/>
+                <w:b/>
+                <w:i w:val="0"/>
+                <w:color w:val="FFFFFF"/>
+                <w:sz w:val="17"/>
+              </w:rPr>
+              <w:t>Score</w:t>
+            </w:r>
+          </w:p>
+        </w:tc>
+        <w:tc>
+          <w:tcPr>
+            <w:tcW w:type="dxa" w:w="2385"/>
+            <w:shd w:val="clear" w:fill="1F2A44"/>
+          </w:tcPr>
+          <w:p>
+            <w:pPr>
+              <w:spacing w:after="0"/>
+              <w:jc w:val="right"/>
+            </w:pPr>
+            <w:r/>
+            <w:r>
+              <w:rPr>
+                <w:rFonts w:ascii="Georgia" w:hAnsi="Georgia"/>
+                <w:b/>
+                <w:i w:val="0"/>
+                <w:color w:val="FFFFFF"/>
+                <w:sz w:val="17"/>
+              </w:rPr>
+              <w:t>Contribution</w:t>
+            </w:r>
+          </w:p>
+        </w:tc>
+      </w:tr>
+      <w:tr>
+        <w:trPr>
+          <w:cantSplit/>
+        </w:trPr>
+        <w:tc>
+          <w:tcPr>
+            <w:tcW w:type="dxa" w:w="4771"/>
+          </w:tcPr>
+          <w:p>
+            <w:pPr>
+              <w:spacing w:after="0"/>
+              <w:jc w:val="left"/>
+            </w:pPr>
+            <w:r/>
+            <w:r>
+              <w:rPr>
+                <w:rFonts w:ascii="Georgia" w:hAnsi="Georgia"/>
+                <w:b w:val="0"/>
+                <w:i w:val="0"/>
+                <w:color w:val="262B35"/>
+                <w:sz w:val="16"/>
+              </w:rPr>
+              <w:t>Capital Efficiency</w:t>
+            </w:r>
+          </w:p>
+        </w:tc>
+        <w:tc>
+          <w:tcPr>
+            <w:tcW w:type="dxa" w:w="1101"/>
+          </w:tcPr>
+          <w:p>
+            <w:pPr>
+              <w:spacing w:after="0"/>
+              <w:jc w:val="right"/>
+            </w:pPr>
+            <w:r/>
+            <w:r>
+              <w:rPr>
+                <w:rFonts w:ascii="Georgia" w:hAnsi="Georgia"/>
+                <w:b w:val="0"/>
+                <w:i w:val="0"/>
+                <w:color w:val="262B35"/>
+                <w:sz w:val="16"/>
+              </w:rPr>
+              <w:t>20%</w:t>
+            </w:r>
+          </w:p>
+        </w:tc>
+        <w:tc>
+          <w:tcPr>
+            <w:tcW w:type="dxa" w:w="1101"/>
+          </w:tcPr>
+          <w:p>
+            <w:pPr>
+              <w:spacing w:after="0"/>
+              <w:jc w:val="right"/>
+            </w:pPr>
+            <w:r/>
+            <w:r>
+              <w:rPr>
+                <w:rFonts w:ascii="Georgia" w:hAnsi="Georgia"/>
+                <w:b w:val="0"/>
+                <w:i w:val="0"/>
+                <w:color w:val="262B35"/>
+                <w:sz w:val="16"/>
+              </w:rPr>
+              <w:t>8.9</w:t>
+            </w:r>
+          </w:p>
+        </w:tc>
+        <w:tc>
+          <w:tcPr>
+            <w:tcW w:type="dxa" w:w="2385"/>
+          </w:tcPr>
+          <w:p>
+            <w:pPr>
+              <w:spacing w:after="0"/>
+              <w:jc w:val="right"/>
+            </w:pPr>
+            <w:r/>
+            <w:r>
+              <w:rPr>
+                <w:rFonts w:ascii="Georgia" w:hAnsi="Georgia"/>
+                <w:b w:val="0"/>
+                <w:i w:val="0"/>
+                <w:color w:val="262B35"/>
+                <w:sz w:val="16"/>
+              </w:rPr>
+              <w:t>1.780</w:t>
+            </w:r>
+          </w:p>
+        </w:tc>
+      </w:tr>
+      <w:tr>
+        <w:trPr>
+          <w:cantSplit/>
+        </w:trPr>
+        <w:tc>
+          <w:tcPr>
+            <w:tcW w:type="dxa" w:w="4771"/>
+            <w:shd w:val="clear" w:fill="F2F5F9"/>
+          </w:tcPr>
+          <w:p>
+            <w:pPr>
+              <w:spacing w:after="0"/>
+              <w:jc w:val="left"/>
+            </w:pPr>
+            <w:r/>
+            <w:r>
+              <w:rPr>
+                <w:rFonts w:ascii="Georgia" w:hAnsi="Georgia"/>
+                <w:b w:val="0"/>
+                <w:i w:val="0"/>
+                <w:color w:val="262B35"/>
+                <w:sz w:val="16"/>
+              </w:rPr>
+              <w:t>Revenue Quality</w:t>
+            </w:r>
+          </w:p>
+        </w:tc>
+        <w:tc>
+          <w:tcPr>
+            <w:tcW w:type="dxa" w:w="1101"/>
+            <w:shd w:val="clear" w:fill="F2F5F9"/>
+          </w:tcPr>
+          <w:p>
+            <w:pPr>
+              <w:spacing w:after="0"/>
+              <w:jc w:val="right"/>
+            </w:pPr>
+            <w:r/>
+            <w:r>
+              <w:rPr>
+                <w:rFonts w:ascii="Georgia" w:hAnsi="Georgia"/>
+                <w:b w:val="0"/>
+                <w:i w:val="0"/>
+                <w:color w:val="262B35"/>
+                <w:sz w:val="16"/>
+              </w:rPr>
+              <w:t>25%</w:t>
+            </w:r>
+          </w:p>
+        </w:tc>
+        <w:tc>
+          <w:tcPr>
+            <w:tcW w:type="dxa" w:w="1101"/>
+            <w:shd w:val="clear" w:fill="F2F5F9"/>
+          </w:tcPr>
+          <w:p>
+            <w:pPr>
+              <w:spacing w:after="0"/>
+              <w:jc w:val="right"/>
+            </w:pPr>
+            <w:r/>
+            <w:r>
+              <w:rPr>
+                <w:rFonts w:ascii="Georgia" w:hAnsi="Georgia"/>
+                <w:b w:val="0"/>
+                <w:i w:val="0"/>
+                <w:color w:val="262B35"/>
+                <w:sz w:val="16"/>
+              </w:rPr>
+              <w:t>9.0</w:t>
+            </w:r>
+          </w:p>
+        </w:tc>
+        <w:tc>
+          <w:tcPr>
+            <w:tcW w:type="dxa" w:w="2385"/>
+            <w:shd w:val="clear" w:fill="F2F5F9"/>
+          </w:tcPr>
+          <w:p>
+            <w:pPr>
+              <w:spacing w:after="0"/>
+              <w:jc w:val="right"/>
+            </w:pPr>
+            <w:r/>
+            <w:r>
+              <w:rPr>
+                <w:rFonts w:ascii="Georgia" w:hAnsi="Georgia"/>
+                <w:b w:val="0"/>
+                <w:i w:val="0"/>
+                <w:color w:val="262B35"/>
+                <w:sz w:val="16"/>
+              </w:rPr>
+              <w:t>2.250</w:t>
+            </w:r>
+          </w:p>
+        </w:tc>
+      </w:tr>
+      <w:tr>
+        <w:trPr>
+          <w:cantSplit/>
+        </w:trPr>
+        <w:tc>
+          <w:tcPr>
+            <w:tcW w:type="dxa" w:w="4771"/>
+          </w:tcPr>
+          <w:p>
+            <w:pPr>
+              <w:spacing w:after="0"/>
+              <w:jc w:val="left"/>
+            </w:pPr>
+            <w:r/>
+            <w:r>
+              <w:rPr>
+                <w:rFonts w:ascii="Georgia" w:hAnsi="Georgia"/>
+                <w:b w:val="0"/>
+                <w:i w:val="0"/>
+                <w:color w:val="262B35"/>
+                <w:sz w:val="16"/>
+              </w:rPr>
+              <w:t>Compute Independence</w:t>
+            </w:r>
+          </w:p>
+        </w:tc>
+        <w:tc>
+          <w:tcPr>
+            <w:tcW w:type="dxa" w:w="1101"/>
+          </w:tcPr>
+          <w:p>
+            <w:pPr>
+              <w:spacing w:after="0"/>
+              <w:jc w:val="right"/>
+            </w:pPr>
+            <w:r/>
+            <w:r>
+              <w:rPr>
+                <w:rFonts w:ascii="Georgia" w:hAnsi="Georgia"/>
+                <w:b w:val="0"/>
+                <w:i w:val="0"/>
+                <w:color w:val="262B35"/>
+                <w:sz w:val="16"/>
+              </w:rPr>
+              <w:t>15%</w:t>
+            </w:r>
+          </w:p>
+        </w:tc>
+        <w:tc>
+          <w:tcPr>
+            <w:tcW w:type="dxa" w:w="1101"/>
+          </w:tcPr>
+          <w:p>
+            <w:pPr>
+              <w:spacing w:after="0"/>
+              <w:jc w:val="right"/>
+            </w:pPr>
+            <w:r/>
+            <w:r>
+              <w:rPr>
+                <w:rFonts w:ascii="Georgia" w:hAnsi="Georgia"/>
+                <w:b w:val="0"/>
+                <w:i w:val="0"/>
+                <w:color w:val="262B35"/>
+                <w:sz w:val="16"/>
+              </w:rPr>
+              <w:t>8.0</w:t>
+            </w:r>
+          </w:p>
+        </w:tc>
+        <w:tc>
+          <w:tcPr>
+            <w:tcW w:type="dxa" w:w="2385"/>
+          </w:tcPr>
+          <w:p>
+            <w:pPr>
+              <w:spacing w:after="0"/>
+              <w:jc w:val="right"/>
+            </w:pPr>
+            <w:r/>
+            <w:r>
+              <w:rPr>
+                <w:rFonts w:ascii="Georgia" w:hAnsi="Georgia"/>
+                <w:b w:val="0"/>
+                <w:i w:val="0"/>
+                <w:color w:val="262B35"/>
+                <w:sz w:val="16"/>
+              </w:rPr>
+              <w:t>1.200</w:t>
+            </w:r>
+          </w:p>
+        </w:tc>
+      </w:tr>
+      <w:tr>
+        <w:trPr>
+          <w:cantSplit/>
+        </w:trPr>
+        <w:tc>
+          <w:tcPr>
+            <w:tcW w:type="dxa" w:w="4771"/>
+            <w:shd w:val="clear" w:fill="F2F5F9"/>
+          </w:tcPr>
+          <w:p>
+            <w:pPr>
+              <w:spacing w:after="0"/>
+              <w:jc w:val="left"/>
+            </w:pPr>
+            <w:r/>
+            <w:r>
+              <w:rPr>
+                <w:rFonts w:ascii="Georgia" w:hAnsi="Georgia"/>
+                <w:b w:val="0"/>
+                <w:i w:val="0"/>
+                <w:color w:val="262B35"/>
+                <w:sz w:val="16"/>
+              </w:rPr>
+              <w:t>Governance Optionality</w:t>
+            </w:r>
+          </w:p>
+        </w:tc>
+        <w:tc>
+          <w:tcPr>
+            <w:tcW w:type="dxa" w:w="1101"/>
+            <w:shd w:val="clear" w:fill="F2F5F9"/>
+          </w:tcPr>
+          <w:p>
+            <w:pPr>
+              <w:spacing w:after="0"/>
+              <w:jc w:val="right"/>
+            </w:pPr>
+            <w:r/>
+            <w:r>
+              <w:rPr>
+                <w:rFonts w:ascii="Georgia" w:hAnsi="Georgia"/>
+                <w:b w:val="0"/>
+                <w:i w:val="0"/>
+                <w:color w:val="262B35"/>
+                <w:sz w:val="16"/>
+              </w:rPr>
+              <w:t>20%</w:t>
+            </w:r>
+          </w:p>
+        </w:tc>
+        <w:tc>
+          <w:tcPr>
+            <w:tcW w:type="dxa" w:w="1101"/>
+            <w:shd w:val="clear" w:fill="F2F5F9"/>
+          </w:tcPr>
+          <w:p>
+            <w:pPr>
+              <w:spacing w:after="0"/>
+              <w:jc w:val="right"/>
+            </w:pPr>
+            <w:r/>
+            <w:r>
+              <w:rPr>
+                <w:rFonts w:ascii="Georgia" w:hAnsi="Georgia"/>
+                <w:b w:val="0"/>
+                <w:i w:val="0"/>
+                <w:color w:val="262B35"/>
+                <w:sz w:val="16"/>
+              </w:rPr>
+              <w:t>8.9</w:t>
+            </w:r>
+          </w:p>
+        </w:tc>
+        <w:tc>
+          <w:tcPr>
+            <w:tcW w:type="dxa" w:w="2385"/>
+            <w:shd w:val="clear" w:fill="F2F5F9"/>
+          </w:tcPr>
+          <w:p>
+            <w:pPr>
+              <w:spacing w:after="0"/>
+              <w:jc w:val="right"/>
+            </w:pPr>
+            <w:r/>
+            <w:r>
+              <w:rPr>
+                <w:rFonts w:ascii="Georgia" w:hAnsi="Georgia"/>
+                <w:b w:val="0"/>
+                <w:i w:val="0"/>
+                <w:color w:val="262B35"/>
+                <w:sz w:val="16"/>
+              </w:rPr>
+              <w:t>1.780</w:t>
+            </w:r>
+          </w:p>
+        </w:tc>
+      </w:tr>
+      <w:tr>
+        <w:trPr>
+          <w:cantSplit/>
+        </w:trPr>
+        <w:tc>
+          <w:tcPr>
+            <w:tcW w:type="dxa" w:w="4771"/>
+          </w:tcPr>
+          <w:p>
+            <w:pPr>
+              <w:spacing w:after="0"/>
+              <w:jc w:val="left"/>
+            </w:pPr>
+            <w:r/>
+            <w:r>
+              <w:rPr>
+                <w:rFonts w:ascii="Georgia" w:hAnsi="Georgia"/>
+                <w:b w:val="0"/>
+                <w:i w:val="0"/>
+                <w:color w:val="262B35"/>
+                <w:sz w:val="16"/>
+              </w:rPr>
+              <w:t>Moat and Defensibility</w:t>
+            </w:r>
+          </w:p>
+        </w:tc>
+        <w:tc>
+          <w:tcPr>
+            <w:tcW w:type="dxa" w:w="1101"/>
+          </w:tcPr>
+          <w:p>
+            <w:pPr>
+              <w:spacing w:after="0"/>
+              <w:jc w:val="right"/>
+            </w:pPr>
+            <w:r/>
+            <w:r>
+              <w:rPr>
+                <w:rFonts w:ascii="Georgia" w:hAnsi="Georgia"/>
+                <w:b w:val="0"/>
+                <w:i w:val="0"/>
+                <w:color w:val="262B35"/>
+                <w:sz w:val="16"/>
+              </w:rPr>
+              <w:t>20%</w:t>
+            </w:r>
+          </w:p>
+        </w:tc>
+        <w:tc>
+          <w:tcPr>
+            <w:tcW w:type="dxa" w:w="1101"/>
+          </w:tcPr>
+          <w:p>
+            <w:pPr>
+              <w:spacing w:after="0"/>
+              <w:jc w:val="right"/>
+            </w:pPr>
+            <w:r/>
+            <w:r>
+              <w:rPr>
+                <w:rFonts w:ascii="Georgia" w:hAnsi="Georgia"/>
+                <w:b w:val="0"/>
+                <w:i w:val="0"/>
+                <w:color w:val="262B35"/>
+                <w:sz w:val="16"/>
+              </w:rPr>
+              <w:t>9.0</w:t>
+            </w:r>
+          </w:p>
+        </w:tc>
+        <w:tc>
+          <w:tcPr>
+            <w:tcW w:type="dxa" w:w="2385"/>
+          </w:tcPr>
+          <w:p>
+            <w:pPr>
+              <w:spacing w:after="0"/>
+              <w:jc w:val="right"/>
+            </w:pPr>
+            <w:r/>
+            <w:r>
+              <w:rPr>
+                <w:rFonts w:ascii="Georgia" w:hAnsi="Georgia"/>
+                <w:b w:val="0"/>
+                <w:i w:val="0"/>
+                <w:color w:val="262B35"/>
+                <w:sz w:val="16"/>
+              </w:rPr>
+              <w:t>1.800</w:t>
+            </w:r>
+          </w:p>
+        </w:tc>
+      </w:tr>
+      <w:tr>
+        <w:trPr>
+          <w:cantSplit/>
+        </w:trPr>
+        <w:tc>
+          <w:tcPr>
+            <w:tcW w:type="dxa" w:w="4771"/>
+            <w:shd w:val="clear" w:fill="F2F5F9"/>
+          </w:tcPr>
+          <w:p>
+            <w:pPr>
+              <w:spacing w:after="0"/>
+              <w:jc w:val="left"/>
+            </w:pPr>
+            <w:r/>
+            <w:r>
+              <w:rPr>
+                <w:rFonts w:ascii="Georgia" w:hAnsi="Georgia"/>
+                <w:b w:val="0"/>
+                <w:i w:val="0"/>
+                <w:color w:val="262B35"/>
+                <w:sz w:val="16"/>
+              </w:rPr>
+              <w:t>Weighted sum</w:t>
+            </w:r>
+          </w:p>
+        </w:tc>
+        <w:tc>
+          <w:tcPr>
+            <w:tcW w:type="dxa" w:w="1101"/>
+            <w:shd w:val="clear" w:fill="F2F5F9"/>
+          </w:tcPr>
+          <w:p>
+            <w:pPr>
+              <w:spacing w:after="0"/>
+              <w:jc w:val="right"/>
+            </w:pPr>
+            <w:r/>
+            <w:r>
+              <w:rPr>
+                <w:rFonts w:ascii="Georgia" w:hAnsi="Georgia"/>
+                <w:b w:val="0"/>
+                <w:i w:val="0"/>
+                <w:color w:val="262B35"/>
+                <w:sz w:val="16"/>
+              </w:rPr>
+              <w:t>100%</w:t>
+            </w:r>
+          </w:p>
+        </w:tc>
+        <w:tc>
+          <w:tcPr>
+            <w:tcW w:type="dxa" w:w="1101"/>
+            <w:shd w:val="clear" w:fill="F2F5F9"/>
+          </w:tcPr>
+          <w:p>
+            <w:pPr>
+              <w:spacing w:after="0"/>
+              <w:jc w:val="right"/>
+            </w:pPr>
+            <w:r/>
+            <w:r>
+              <w:rPr>
+                <w:rFonts w:ascii="Georgia" w:hAnsi="Georgia"/>
+                <w:b w:val="0"/>
+                <w:i w:val="0"/>
+                <w:color w:val="262B35"/>
+                <w:sz w:val="16"/>
+              </w:rPr>
+            </w:r>
+          </w:p>
+        </w:tc>
+        <w:tc>
+          <w:tcPr>
+            <w:tcW w:type="dxa" w:w="2385"/>
+            <w:shd w:val="clear" w:fill="F2F5F9"/>
+          </w:tcPr>
+          <w:p>
+            <w:pPr>
+              <w:spacing w:after="0"/>
+              <w:jc w:val="right"/>
+            </w:pPr>
+            <w:r/>
+            <w:r>
+              <w:rPr>
+                <w:rFonts w:ascii="Georgia" w:hAnsi="Georgia"/>
+                <w:b w:val="0"/>
+                <w:i w:val="0"/>
+                <w:color w:val="262B35"/>
+                <w:sz w:val="16"/>
+              </w:rPr>
+              <w:t>8.810</w:t>
+            </w:r>
+          </w:p>
+        </w:tc>
+      </w:tr>
+      <w:tr>
+        <w:trPr>
+          <w:cantSplit/>
+        </w:trPr>
+        <w:tc>
+          <w:tcPr>
+            <w:tcW w:type="dxa" w:w="4771"/>
+          </w:tcPr>
+          <w:p>
+            <w:pPr>
+              <w:spacing w:after="0"/>
+              <w:jc w:val="left"/>
+            </w:pPr>
+            <w:r/>
+            <w:r>
+              <w:rPr>
+                <w:rFonts w:ascii="Georgia" w:hAnsi="Georgia"/>
+                <w:b w:val="0"/>
+                <w:i w:val="0"/>
+                <w:color w:val="262B35"/>
+                <w:sz w:val="16"/>
+              </w:rPr>
+              <w:t>Contextual Risk Adjustment</w:t>
+            </w:r>
+          </w:p>
+        </w:tc>
+        <w:tc>
+          <w:tcPr>
+            <w:tcW w:type="dxa" w:w="1101"/>
+          </w:tcPr>
+          <w:p>
+            <w:pPr>
+              <w:spacing w:after="0"/>
+              <w:jc w:val="right"/>
+            </w:pPr>
+            <w:r/>
+            <w:r>
+              <w:rPr>
+                <w:rFonts w:ascii="Georgia" w:hAnsi="Georgia"/>
+                <w:b w:val="0"/>
+                <w:i w:val="0"/>
+                <w:color w:val="262B35"/>
+                <w:sz w:val="16"/>
+              </w:rPr>
+            </w:r>
+          </w:p>
+        </w:tc>
+        <w:tc>
+          <w:tcPr>
+            <w:tcW w:type="dxa" w:w="1101"/>
+          </w:tcPr>
+          <w:p>
+            <w:pPr>
+              <w:spacing w:after="0"/>
+              <w:jc w:val="right"/>
+            </w:pPr>
+            <w:r/>
+            <w:r>
+              <w:rPr>
+                <w:rFonts w:ascii="Georgia" w:hAnsi="Georgia"/>
+                <w:b w:val="0"/>
+                <w:i w:val="0"/>
+                <w:color w:val="262B35"/>
+                <w:sz w:val="16"/>
+              </w:rPr>
+            </w:r>
+          </w:p>
+        </w:tc>
+        <w:tc>
+          <w:tcPr>
+            <w:tcW w:type="dxa" w:w="2385"/>
+          </w:tcPr>
+          <w:p>
+            <w:pPr>
+              <w:spacing w:after="0"/>
+              <w:jc w:val="right"/>
+            </w:pPr>
+            <w:r/>
+            <w:r>
+              <w:rPr>
+                <w:rFonts w:ascii="Georgia" w:hAnsi="Georgia"/>
+                <w:b w:val="0"/>
+                <w:i w:val="0"/>
+                <w:color w:val="262B35"/>
+                <w:sz w:val="16"/>
+              </w:rPr>
+              <w:t>0.000</w:t>
+            </w:r>
+          </w:p>
+        </w:tc>
+      </w:tr>
+      <w:tr>
+        <w:trPr>
+          <w:cantSplit/>
+        </w:trPr>
+        <w:tc>
+          <w:tcPr>
+            <w:tcW w:type="dxa" w:w="4771"/>
+            <w:shd w:val="clear" w:fill="E2E8F0"/>
+          </w:tcPr>
+          <w:p>
+            <w:pPr>
+              <w:spacing w:after="0"/>
+              <w:jc w:val="left"/>
+            </w:pPr>
+            <w:r/>
+            <w:r>
+              <w:rPr>
+                <w:rFonts w:ascii="Georgia" w:hAnsi="Georgia"/>
+                <w:b/>
+                <w:i w:val="0"/>
+                <w:color w:val="262B35"/>
+                <w:sz w:val="16"/>
+              </w:rPr>
+              <w:t>Composite</w:t>
+            </w:r>
+          </w:p>
+        </w:tc>
+        <w:tc>
+          <w:tcPr>
+            <w:tcW w:type="dxa" w:w="1101"/>
+            <w:shd w:val="clear" w:fill="E2E8F0"/>
+          </w:tcPr>
+          <w:p>
+            <w:pPr>
+              <w:spacing w:after="0"/>
+              <w:jc w:val="right"/>
+            </w:pPr>
+            <w:r/>
+            <w:r>
+              <w:rPr>
+                <w:rFonts w:ascii="Georgia" w:hAnsi="Georgia"/>
+                <w:b/>
+                <w:i w:val="0"/>
+                <w:color w:val="262B35"/>
+                <w:sz w:val="16"/>
+              </w:rPr>
+            </w:r>
+          </w:p>
+        </w:tc>
+        <w:tc>
+          <w:tcPr>
+            <w:tcW w:type="dxa" w:w="1101"/>
+            <w:shd w:val="clear" w:fill="E2E8F0"/>
+          </w:tcPr>
+          <w:p>
+            <w:pPr>
+              <w:spacing w:after="0"/>
+              <w:jc w:val="right"/>
+            </w:pPr>
+            <w:r/>
+            <w:r>
+              <w:rPr>
+                <w:rFonts w:ascii="Georgia" w:hAnsi="Georgia"/>
+                <w:b/>
+                <w:i w:val="0"/>
+                <w:color w:val="262B35"/>
+                <w:sz w:val="16"/>
+              </w:rPr>
+            </w:r>
+          </w:p>
+        </w:tc>
+        <w:tc>
+          <w:tcPr>
+            <w:tcW w:type="dxa" w:w="2385"/>
+            <w:shd w:val="clear" w:fill="E2E8F0"/>
+          </w:tcPr>
+          <w:p>
+            <w:pPr>
+              <w:spacing w:after="0"/>
+              <w:jc w:val="right"/>
+            </w:pPr>
+            <w:r/>
+            <w:r>
+              <w:rPr>
+                <w:rFonts w:ascii="Georgia" w:hAnsi="Georgia"/>
+                <w:b/>
+                <w:i w:val="0"/>
+                <w:color w:val="262B35"/>
+                <w:sz w:val="16"/>
+              </w:rPr>
+              <w:t>8.81  (Elite)</w:t>
+            </w:r>
+          </w:p>
+        </w:tc>
+      </w:tr>
+    </w:tbl>
+    <w:p>
+      <w:pPr>
+        <w:spacing w:after="200"/>
+        <w:jc w:val="left"/>
+      </w:pPr>
+      <w:r>
+        <w:rPr>
+          <w:b w:val="0"/>
+          <w:i/>
+          <w:color w:val="6B7280"/>
+          <w:sz w:val="15"/>
+        </w:rPr>
+        <w:t>July 2026 re-score. Reconciles exactly: 8.9(.20) + 9.0(.25) + 8.0(.15) + 8.9(.20) + 9.0(.20) = 8.81.</w:t>
+      </w:r>
+    </w:p>
+    <w:p>
+      <w:pPr>
+        <w:pStyle w:val="Heading2"/>
+      </w:pPr>
+      <w:r>
+        <w:t>Capital Efficiency: 8.9 (weight 20%)</w:t>
+      </w:r>
+    </w:p>
+    <w:p>
+      <w:pPr>
+        <w:spacing w:after="140"/>
+        <w:jc w:val="both"/>
+      </w:pPr>
+      <w:r>
+        <w:rPr>
+          <w:b w:val="0"/>
+          <w:i w:val="0"/>
+          <w:color w:val="262B35"/>
+          <w:sz w:val="21"/>
+        </w:rPr>
+        <w:t>CE asks one question: how much durable revenue does a dollar of equity buy? Databricks converts roughly $20.2 billion of lifetime equity (PitchBook 21-deal record, July 2026) into $6.9 billion of run-rate revenue, 0.34x, the best in the cohort save Anthropic, and it is the only cohort member whose marginal growth requires no new equity at all because the business self-funds. The gate is met on all three legs, with the margin leg binding: 74% against the 70% floor, guided lower on agent-driven compute (company disclosure, June 16, 2026). That cushion, roughly four points, is why CE is 8.9 rather than higher, and why the next quarterly print is the single most important data point in this report.</w:t>
+      </w:r>
+    </w:p>
+    <w:p>
+      <w:pPr>
+        <w:keepNext/>
+        <w:spacing w:after="60"/>
+        <w:jc w:val="left"/>
+      </w:pPr>
+      <w:r>
+        <w:rPr>
+          <w:b/>
+          <w:i w:val="0"/>
+          <w:color w:val="1F2A44"/>
+          <w:sz w:val="19"/>
+        </w:rPr>
+        <w:t>CE sub-scores (5)</w:t>
+      </w:r>
+    </w:p>
+    <w:tbl>
+      <w:tblPr>
+        <w:tblW w:type="dxa" w:w="9360"/>
+        <w:jc w:val="center"/>
+        <w:tblLayout w:type="fixed"/>
+        <w:tblLook w:firstColumn="1" w:firstRow="1" w:lastColumn="0" w:lastRow="0" w:noHBand="0" w:noVBand="1" w:val="04A0"/>
+        <w:tblBorders>
+          <w:top w:val="single" w:sz="4" w:space="0" w:color="C9D2DE"/>
+          <w:left w:val="single" w:sz="4" w:space="0" w:color="C9D2DE"/>
+          <w:bottom w:val="single" w:sz="4" w:space="0" w:color="C9D2DE"/>
+          <w:right w:val="single" w:sz="4" w:space="0" w:color="C9D2DE"/>
+          <w:insideH w:val="single" w:sz="4" w:space="0" w:color="C9D2DE"/>
+          <w:insideV w:val="single" w:sz="4" w:space="0" w:color="C9D2DE"/>
+        </w:tblBorders>
+        <w:tblCellMar>
+          <w:top w:w="40" w:type="dxa"/>
+          <w:left w:w="80" w:type="dxa"/>
+          <w:bottom w:w="40" w:type="dxa"/>
+          <w:right w:w="80" w:type="dxa"/>
+        </w:tblCellMar>
+      </w:tblPr>
+      <w:tblGrid>
+        <w:gridCol w:w="3120"/>
+        <w:gridCol w:w="3120"/>
+        <w:gridCol w:w="3120"/>
+      </w:tblGrid>
+      <w:tr>
+        <w:trPr>
+          <w:cantSplit/>
+          <w:tblHeader w:val="true"/>
+        </w:trPr>
+        <w:tc>
+          <w:tcPr>
+            <w:tcW w:type="dxa" w:w="2645"/>
+            <w:shd w:val="clear" w:fill="1F2A44"/>
+          </w:tcPr>
+          <w:p>
+            <w:pPr>
+              <w:spacing w:after="0"/>
+              <w:jc w:val="left"/>
+            </w:pPr>
+            <w:r/>
+            <w:r>
+              <w:rPr>
+                <w:rFonts w:ascii="Georgia" w:hAnsi="Georgia"/>
+                <w:b/>
+                <w:i w:val="0"/>
+                <w:color w:val="FFFFFF"/>
+                <w:sz w:val="17"/>
+              </w:rPr>
+              <w:t>Sub-score</w:t>
+            </w:r>
+          </w:p>
+        </w:tc>
+        <w:tc>
+          <w:tcPr>
+            <w:tcW w:type="dxa" w:w="700"/>
+            <w:shd w:val="clear" w:fill="1F2A44"/>
+          </w:tcPr>
+          <w:p>
+            <w:pPr>
+              <w:spacing w:after="0"/>
+              <w:jc w:val="right"/>
+            </w:pPr>
+            <w:r/>
+            <w:r>
+              <w:rPr>
+                <w:rFonts w:ascii="Georgia" w:hAnsi="Georgia"/>
+                <w:b/>
+                <w:i w:val="0"/>
+                <w:color w:val="FFFFFF"/>
+                <w:sz w:val="17"/>
+              </w:rPr>
+              <w:t>Score</w:t>
+            </w:r>
+          </w:p>
+        </w:tc>
+        <w:tc>
+          <w:tcPr>
+            <w:tcW w:type="dxa" w:w="6104"/>
+            <w:shd w:val="clear" w:fill="1F2A44"/>
+          </w:tcPr>
+          <w:p>
+            <w:pPr>
+              <w:spacing w:after="0"/>
+              <w:jc w:val="left"/>
+            </w:pPr>
+            <w:r/>
+            <w:r>
+              <w:rPr>
+                <w:rFonts w:ascii="Georgia" w:hAnsi="Georgia"/>
+                <w:b/>
+                <w:i w:val="0"/>
+                <w:color w:val="FFFFFF"/>
+                <w:sz w:val="17"/>
+              </w:rPr>
+              <w:t>Basis (dated)</w:t>
+            </w:r>
+          </w:p>
+        </w:tc>
+      </w:tr>
+      <w:tr>
+        <w:trPr>
+          <w:cantSplit/>
+        </w:trPr>
+        <w:tc>
+          <w:tcPr>
+            <w:tcW w:type="dxa" w:w="2645"/>
+          </w:tcPr>
+          <w:p>
+            <w:pPr>
+              <w:spacing w:after="0"/>
+              <w:jc w:val="left"/>
+            </w:pPr>
+            <w:r/>
+            <w:r>
+              <w:rPr>
+                <w:rFonts w:ascii="Georgia" w:hAnsi="Georgia"/>
+                <w:b w:val="0"/>
+                <w:i w:val="0"/>
+                <w:color w:val="262B35"/>
+                <w:sz w:val="16"/>
+              </w:rPr>
+              <w:t>Revenue per equity dollar</w:t>
+            </w:r>
+          </w:p>
+        </w:tc>
+        <w:tc>
+          <w:tcPr>
+            <w:tcW w:type="dxa" w:w="700"/>
+          </w:tcPr>
+          <w:p>
+            <w:pPr>
+              <w:spacing w:after="0"/>
+              <w:jc w:val="right"/>
+            </w:pPr>
+            <w:r/>
+            <w:r>
+              <w:rPr>
+                <w:rFonts w:ascii="Georgia" w:hAnsi="Georgia"/>
+                <w:b w:val="0"/>
+                <w:i w:val="0"/>
+                <w:color w:val="262B35"/>
+                <w:sz w:val="16"/>
+              </w:rPr>
+              <w:t>9.0</w:t>
+            </w:r>
+          </w:p>
+        </w:tc>
+        <w:tc>
+          <w:tcPr>
+            <w:tcW w:type="dxa" w:w="6104"/>
+          </w:tcPr>
+          <w:p>
+            <w:pPr>
+              <w:spacing w:after="0"/>
+              <w:jc w:val="left"/>
+            </w:pPr>
+            <w:r/>
+            <w:r>
+              <w:rPr>
+                <w:rFonts w:ascii="Georgia" w:hAnsi="Georgia"/>
+                <w:b w:val="0"/>
+                <w:i w:val="0"/>
+                <w:color w:val="262B35"/>
+                <w:sz w:val="16"/>
+              </w:rPr>
+              <w:t>0.34x run-rate per lifetime equity dollar ($6.9B / ~$20.2B), Jul 2026; best-in-cohort save Anthropic</w:t>
+            </w:r>
+          </w:p>
+        </w:tc>
+      </w:tr>
+      <w:tr>
+        <w:trPr>
+          <w:cantSplit/>
+        </w:trPr>
+        <w:tc>
+          <w:tcPr>
+            <w:tcW w:type="dxa" w:w="2645"/>
+            <w:shd w:val="clear" w:fill="F2F5F9"/>
+          </w:tcPr>
+          <w:p>
+            <w:pPr>
+              <w:spacing w:after="0"/>
+              <w:jc w:val="left"/>
+            </w:pPr>
+            <w:r/>
+            <w:r>
+              <w:rPr>
+                <w:rFonts w:ascii="Georgia" w:hAnsi="Georgia"/>
+                <w:b w:val="0"/>
+                <w:i w:val="0"/>
+                <w:color w:val="262B35"/>
+                <w:sz w:val="16"/>
+              </w:rPr>
+              <w:t>FCF status and trajectory</w:t>
+            </w:r>
+          </w:p>
+        </w:tc>
+        <w:tc>
+          <w:tcPr>
+            <w:tcW w:type="dxa" w:w="700"/>
+            <w:shd w:val="clear" w:fill="F2F5F9"/>
+          </w:tcPr>
+          <w:p>
+            <w:pPr>
+              <w:spacing w:after="0"/>
+              <w:jc w:val="right"/>
+            </w:pPr>
+            <w:r/>
+            <w:r>
+              <w:rPr>
+                <w:rFonts w:ascii="Georgia" w:hAnsi="Georgia"/>
+                <w:b w:val="0"/>
+                <w:i w:val="0"/>
+                <w:color w:val="262B35"/>
+                <w:sz w:val="16"/>
+              </w:rPr>
+              <w:t>9.1</w:t>
+            </w:r>
+          </w:p>
+        </w:tc>
+        <w:tc>
+          <w:tcPr>
+            <w:tcW w:type="dxa" w:w="6104"/>
+            <w:shd w:val="clear" w:fill="F2F5F9"/>
+          </w:tcPr>
+          <w:p>
+            <w:pPr>
+              <w:spacing w:after="0"/>
+              <w:jc w:val="left"/>
+            </w:pPr>
+            <w:r/>
+            <w:r>
+              <w:rPr>
+                <w:rFonts w:ascii="Georgia" w:hAnsi="Georgia"/>
+                <w:b w:val="0"/>
+                <w:i w:val="0"/>
+                <w:color w:val="262B35"/>
+                <w:sz w:val="16"/>
+              </w:rPr>
+              <w:t>FCF positive on TTM and FY2025 bases (company, Feb 9, 2026); the frontier labs are deeply FCF-negative</w:t>
+            </w:r>
+          </w:p>
+        </w:tc>
+      </w:tr>
+      <w:tr>
+        <w:trPr>
+          <w:cantSplit/>
+        </w:trPr>
+        <w:tc>
+          <w:tcPr>
+            <w:tcW w:type="dxa" w:w="2645"/>
+          </w:tcPr>
+          <w:p>
+            <w:pPr>
+              <w:spacing w:after="0"/>
+              <w:jc w:val="left"/>
+            </w:pPr>
+            <w:r/>
+            <w:r>
+              <w:rPr>
+                <w:rFonts w:ascii="Georgia" w:hAnsi="Georgia"/>
+                <w:b w:val="0"/>
+                <w:i w:val="0"/>
+                <w:color w:val="262B35"/>
+                <w:sz w:val="16"/>
+              </w:rPr>
+              <w:t>Cost of incremental growth</w:t>
+            </w:r>
+          </w:p>
+        </w:tc>
+        <w:tc>
+          <w:tcPr>
+            <w:tcW w:type="dxa" w:w="700"/>
+          </w:tcPr>
+          <w:p>
+            <w:pPr>
+              <w:spacing w:after="0"/>
+              <w:jc w:val="right"/>
+            </w:pPr>
+            <w:r/>
+            <w:r>
+              <w:rPr>
+                <w:rFonts w:ascii="Georgia" w:hAnsi="Georgia"/>
+                <w:b w:val="0"/>
+                <w:i w:val="0"/>
+                <w:color w:val="262B35"/>
+                <w:sz w:val="16"/>
+              </w:rPr>
+              <w:t>8.5</w:t>
+            </w:r>
+          </w:p>
+        </w:tc>
+        <w:tc>
+          <w:tcPr>
+            <w:tcW w:type="dxa" w:w="6104"/>
+          </w:tcPr>
+          <w:p>
+            <w:pPr>
+              <w:spacing w:after="0"/>
+              <w:jc w:val="left"/>
+            </w:pPr>
+            <w:r/>
+            <w:r>
+              <w:rPr>
+                <w:rFonts w:ascii="Georgia" w:hAnsi="Georgia"/>
+                <w:b w:val="0"/>
+                <w:i w:val="0"/>
+                <w:color w:val="262B35"/>
+                <w:sz w:val="16"/>
+              </w:rPr>
+              <w:t>Growth accelerating while the equity base is static since Feb 2026; agent-driven cost of revenue rising (company, Jun 16, 2026)</w:t>
+            </w:r>
+          </w:p>
+        </w:tc>
+      </w:tr>
+      <w:tr>
+        <w:trPr>
+          <w:cantSplit/>
+        </w:trPr>
+        <w:tc>
+          <w:tcPr>
+            <w:tcW w:type="dxa" w:w="2645"/>
+            <w:shd w:val="clear" w:fill="F2F5F9"/>
+          </w:tcPr>
+          <w:p>
+            <w:pPr>
+              <w:spacing w:after="0"/>
+              <w:jc w:val="left"/>
+            </w:pPr>
+            <w:r/>
+            <w:r>
+              <w:rPr>
+                <w:rFonts w:ascii="Georgia" w:hAnsi="Georgia"/>
+                <w:b w:val="0"/>
+                <w:i w:val="0"/>
+                <w:color w:val="262B35"/>
+                <w:sz w:val="16"/>
+              </w:rPr>
+              <w:t>Dilution discipline</w:t>
+            </w:r>
+          </w:p>
+        </w:tc>
+        <w:tc>
+          <w:tcPr>
+            <w:tcW w:type="dxa" w:w="700"/>
+            <w:shd w:val="clear" w:fill="F2F5F9"/>
+          </w:tcPr>
+          <w:p>
+            <w:pPr>
+              <w:spacing w:after="0"/>
+              <w:jc w:val="right"/>
+            </w:pPr>
+            <w:r/>
+            <w:r>
+              <w:rPr>
+                <w:rFonts w:ascii="Georgia" w:hAnsi="Georgia"/>
+                <w:b w:val="0"/>
+                <w:i w:val="0"/>
+                <w:color w:val="262B35"/>
+                <w:sz w:val="16"/>
+              </w:rPr>
+              <w:t>9.0</w:t>
+            </w:r>
+          </w:p>
+        </w:tc>
+        <w:tc>
+          <w:tcPr>
+            <w:tcW w:type="dxa" w:w="6104"/>
+            <w:shd w:val="clear" w:fill="F2F5F9"/>
+          </w:tcPr>
+          <w:p>
+            <w:pPr>
+              <w:spacing w:after="0"/>
+              <w:jc w:val="left"/>
+            </w:pPr>
+            <w:r/>
+            <w:r>
+              <w:rPr>
+                <w:rFonts w:ascii="Georgia" w:hAnsi="Georgia"/>
+                <w:b w:val="0"/>
+                <w:i w:val="0"/>
+                <w:color w:val="262B35"/>
+                <w:sz w:val="16"/>
+              </w:rPr>
+              <w:t>Mark held flat at $134B across two closes (Dec 2025, Feb 2026); raised for flexibility and liquidity, not survival</w:t>
+            </w:r>
+          </w:p>
+        </w:tc>
+      </w:tr>
+      <w:tr>
+        <w:trPr>
+          <w:cantSplit/>
+        </w:trPr>
+        <w:tc>
+          <w:tcPr>
+            <w:tcW w:type="dxa" w:w="2645"/>
+          </w:tcPr>
+          <w:p>
+            <w:pPr>
+              <w:spacing w:after="0"/>
+              <w:jc w:val="left"/>
+            </w:pPr>
+            <w:r/>
+            <w:r>
+              <w:rPr>
+                <w:rFonts w:ascii="Georgia" w:hAnsi="Georgia"/>
+                <w:b w:val="0"/>
+                <w:i w:val="0"/>
+                <w:color w:val="262B35"/>
+                <w:sz w:val="16"/>
+              </w:rPr>
+              <w:t>Stage-gate compliance (S5)</w:t>
+            </w:r>
+          </w:p>
+        </w:tc>
+        <w:tc>
+          <w:tcPr>
+            <w:tcW w:type="dxa" w:w="700"/>
+          </w:tcPr>
+          <w:p>
+            <w:pPr>
+              <w:spacing w:after="0"/>
+              <w:jc w:val="right"/>
+            </w:pPr>
+            <w:r/>
+            <w:r>
+              <w:rPr>
+                <w:rFonts w:ascii="Georgia" w:hAnsi="Georgia"/>
+                <w:b w:val="0"/>
+                <w:i w:val="0"/>
+                <w:color w:val="262B35"/>
+                <w:sz w:val="16"/>
+              </w:rPr>
+              <w:t>8.9</w:t>
+            </w:r>
+          </w:p>
+        </w:tc>
+        <w:tc>
+          <w:tcPr>
+            <w:tcW w:type="dxa" w:w="6104"/>
+          </w:tcPr>
+          <w:p>
+            <w:pPr>
+              <w:spacing w:after="0"/>
+              <w:jc w:val="left"/>
+            </w:pPr>
+            <w:r/>
+            <w:r>
+              <w:rPr>
+                <w:rFonts w:ascii="Georgia" w:hAnsi="Georgia"/>
+                <w:b w:val="0"/>
+                <w:i w:val="0"/>
+                <w:color w:val="262B35"/>
+                <w:sz w:val="16"/>
+              </w:rPr>
+              <w:t>Gate met on all three legs; margin cushion ~4 points and guided lower</w:t>
+            </w:r>
+          </w:p>
+        </w:tc>
+      </w:tr>
+    </w:tbl>
+    <w:p>
+      <w:pPr>
+        <w:spacing w:after="200"/>
+        <w:jc w:val="left"/>
+      </w:pPr>
+      <w:r>
+        <w:rPr>
+          <w:b w:val="0"/>
+          <w:i/>
+          <w:color w:val="6B7280"/>
+          <w:sz w:val="15"/>
+        </w:rPr>
+        <w:t>Simple average 8.9. Denominator is equity-only by AIBQ ruling; the ~$9.3B of debt is assessed under CI and in the risk register.</w:t>
+      </w:r>
+    </w:p>
+    <w:p>
+      <w:pPr>
+        <w:pStyle w:val="Heading2"/>
+      </w:pPr>
+      <w:r>
+        <w:t>Revenue Quality: 9.0 (weight 25%)</w:t>
+      </w:r>
+    </w:p>
+    <w:p>
+      <w:pPr>
+        <w:spacing w:after="140"/>
+        <w:jc w:val="both"/>
+      </w:pPr>
+      <w:r>
+        <w:rPr>
+          <w:b w:val="0"/>
+          <w:i w:val="0"/>
+          <w:color w:val="262B35"/>
+          <w:sz w:val="21"/>
+        </w:rPr>
+        <w:t>RQ carries the framework's largest weight, and Databricks posts the strongest RQ this framework has scored. The core mechanism is structural rather than commercial: consumption billing on compute and storage means expansion is a property of customer workloads, not of sales-force heroics. Net revenue retention above 140% at a base of more than 20,000 organizations, with more than 800 customers above $1 million a year and more than 70 above $10 million (company, February 9, 2026), is a distribution of expansion, not a handful of whales. One honest flag: those operating metrics are five months old at publication; the September-October disclosure should refresh them.</w:t>
+      </w:r>
+    </w:p>
+    <w:p>
+      <w:pPr>
+        <w:keepNext/>
+        <w:spacing w:after="60"/>
+        <w:jc w:val="left"/>
+      </w:pPr>
+      <w:r>
+        <w:rPr>
+          <w:b/>
+          <w:i w:val="0"/>
+          <w:color w:val="1F2A44"/>
+          <w:sz w:val="19"/>
+        </w:rPr>
+        <w:t>RQ sub-scores (5)</w:t>
+      </w:r>
+    </w:p>
+    <w:tbl>
+      <w:tblPr>
+        <w:tblW w:type="dxa" w:w="9360"/>
+        <w:jc w:val="center"/>
+        <w:tblLayout w:type="fixed"/>
+        <w:tblLook w:firstColumn="1" w:firstRow="1" w:lastColumn="0" w:lastRow="0" w:noHBand="0" w:noVBand="1" w:val="04A0"/>
+        <w:tblBorders>
+          <w:top w:val="single" w:sz="4" w:space="0" w:color="C9D2DE"/>
+          <w:left w:val="single" w:sz="4" w:space="0" w:color="C9D2DE"/>
+          <w:bottom w:val="single" w:sz="4" w:space="0" w:color="C9D2DE"/>
+          <w:right w:val="single" w:sz="4" w:space="0" w:color="C9D2DE"/>
+          <w:insideH w:val="single" w:sz="4" w:space="0" w:color="C9D2DE"/>
+          <w:insideV w:val="single" w:sz="4" w:space="0" w:color="C9D2DE"/>
+        </w:tblBorders>
+        <w:tblCellMar>
+          <w:top w:w="40" w:type="dxa"/>
+          <w:left w:w="80" w:type="dxa"/>
+          <w:bottom w:w="40" w:type="dxa"/>
+          <w:right w:w="80" w:type="dxa"/>
+        </w:tblCellMar>
+      </w:tblPr>
+      <w:tblGrid>
+        <w:gridCol w:w="3120"/>
+        <w:gridCol w:w="3120"/>
+        <w:gridCol w:w="3120"/>
+      </w:tblGrid>
+      <w:tr>
+        <w:trPr>
+          <w:cantSplit/>
+          <w:tblHeader w:val="true"/>
+        </w:trPr>
+        <w:tc>
+          <w:tcPr>
+            <w:tcW w:type="dxa" w:w="3056"/>
+            <w:shd w:val="clear" w:fill="1F2A44"/>
+          </w:tcPr>
+          <w:p>
+            <w:pPr>
+              <w:spacing w:after="0"/>
+              <w:jc w:val="left"/>
+            </w:pPr>
+            <w:r/>
+            <w:r>
+              <w:rPr>
+                <w:rFonts w:ascii="Georgia" w:hAnsi="Georgia"/>
+                <w:b/>
+                <w:i w:val="0"/>
+                <w:color w:val="FFFFFF"/>
+                <w:sz w:val="17"/>
+              </w:rPr>
+              <w:t>Sub-score</w:t>
+            </w:r>
+          </w:p>
+        </w:tc>
+        <w:tc>
+          <w:tcPr>
+            <w:tcW w:type="dxa" w:w="700"/>
+            <w:shd w:val="clear" w:fill="1F2A44"/>
+          </w:tcPr>
+          <w:p>
+            <w:pPr>
+              <w:spacing w:after="0"/>
+              <w:jc w:val="right"/>
+            </w:pPr>
+            <w:r/>
+            <w:r>
+              <w:rPr>
+                <w:rFonts w:ascii="Georgia" w:hAnsi="Georgia"/>
+                <w:b/>
+                <w:i w:val="0"/>
+                <w:color w:val="FFFFFF"/>
+                <w:sz w:val="17"/>
+              </w:rPr>
+              <w:t>Score</w:t>
+            </w:r>
+          </w:p>
+        </w:tc>
+        <w:tc>
+          <w:tcPr>
+            <w:tcW w:type="dxa" w:w="5730"/>
+            <w:shd w:val="clear" w:fill="1F2A44"/>
+          </w:tcPr>
+          <w:p>
+            <w:pPr>
+              <w:spacing w:after="0"/>
+              <w:jc w:val="left"/>
+            </w:pPr>
+            <w:r/>
+            <w:r>
+              <w:rPr>
+                <w:rFonts w:ascii="Georgia" w:hAnsi="Georgia"/>
+                <w:b/>
+                <w:i w:val="0"/>
+                <w:color w:val="FFFFFF"/>
+                <w:sz w:val="17"/>
+              </w:rPr>
+              <w:t>Basis (dated)</w:t>
+            </w:r>
+          </w:p>
+        </w:tc>
+      </w:tr>
+      <w:tr>
+        <w:trPr>
+          <w:cantSplit/>
+        </w:trPr>
+        <w:tc>
+          <w:tcPr>
+            <w:tcW w:type="dxa" w:w="3056"/>
+          </w:tcPr>
+          <w:p>
+            <w:pPr>
+              <w:spacing w:after="0"/>
+              <w:jc w:val="left"/>
+            </w:pPr>
+            <w:r/>
+            <w:r>
+              <w:rPr>
+                <w:rFonts w:ascii="Georgia" w:hAnsi="Georgia"/>
+                <w:b w:val="0"/>
+                <w:i w:val="0"/>
+                <w:color w:val="262B35"/>
+                <w:sz w:val="16"/>
+              </w:rPr>
+              <w:t>Net revenue retention</w:t>
+            </w:r>
+          </w:p>
+        </w:tc>
+        <w:tc>
+          <w:tcPr>
+            <w:tcW w:type="dxa" w:w="700"/>
+          </w:tcPr>
+          <w:p>
+            <w:pPr>
+              <w:spacing w:after="0"/>
+              <w:jc w:val="right"/>
+            </w:pPr>
+            <w:r/>
+            <w:r>
+              <w:rPr>
+                <w:rFonts w:ascii="Georgia" w:hAnsi="Georgia"/>
+                <w:b w:val="0"/>
+                <w:i w:val="0"/>
+                <w:color w:val="262B35"/>
+                <w:sz w:val="16"/>
+              </w:rPr>
+              <w:t>9.4</w:t>
+            </w:r>
+          </w:p>
+        </w:tc>
+        <w:tc>
+          <w:tcPr>
+            <w:tcW w:type="dxa" w:w="5730"/>
+          </w:tcPr>
+          <w:p>
+            <w:pPr>
+              <w:spacing w:after="0"/>
+              <w:jc w:val="left"/>
+            </w:pPr>
+            <w:r/>
+            <w:r>
+              <w:rPr>
+                <w:rFonts w:ascii="Georgia" w:hAnsi="Georgia"/>
+                <w:b w:val="0"/>
+                <w:i w:val="0"/>
+                <w:color w:val="262B35"/>
+                <w:sz w:val="16"/>
+              </w:rPr>
+              <w:t>&gt;140% (company, Feb 9, 2026); top decile at this scale, and mechanical under consumption billing</w:t>
+            </w:r>
+          </w:p>
+        </w:tc>
+      </w:tr>
+      <w:tr>
+        <w:trPr>
+          <w:cantSplit/>
+        </w:trPr>
+        <w:tc>
+          <w:tcPr>
+            <w:tcW w:type="dxa" w:w="3056"/>
+            <w:shd w:val="clear" w:fill="F2F5F9"/>
+          </w:tcPr>
+          <w:p>
+            <w:pPr>
+              <w:spacing w:after="0"/>
+              <w:jc w:val="left"/>
+            </w:pPr>
+            <w:r/>
+            <w:r>
+              <w:rPr>
+                <w:rFonts w:ascii="Georgia" w:hAnsi="Georgia"/>
+                <w:b w:val="0"/>
+                <w:i w:val="0"/>
+                <w:color w:val="262B35"/>
+                <w:sz w:val="16"/>
+              </w:rPr>
+              <w:t>Billing-model quality</w:t>
+            </w:r>
+          </w:p>
+        </w:tc>
+        <w:tc>
+          <w:tcPr>
+            <w:tcW w:type="dxa" w:w="700"/>
+            <w:shd w:val="clear" w:fill="F2F5F9"/>
+          </w:tcPr>
+          <w:p>
+            <w:pPr>
+              <w:spacing w:after="0"/>
+              <w:jc w:val="right"/>
+            </w:pPr>
+            <w:r/>
+            <w:r>
+              <w:rPr>
+                <w:rFonts w:ascii="Georgia" w:hAnsi="Georgia"/>
+                <w:b w:val="0"/>
+                <w:i w:val="0"/>
+                <w:color w:val="262B35"/>
+                <w:sz w:val="16"/>
+              </w:rPr>
+              <w:t>9.2</w:t>
+            </w:r>
+          </w:p>
+        </w:tc>
+        <w:tc>
+          <w:tcPr>
+            <w:tcW w:type="dxa" w:w="5730"/>
+            <w:shd w:val="clear" w:fill="F2F5F9"/>
+          </w:tcPr>
+          <w:p>
+            <w:pPr>
+              <w:spacing w:after="0"/>
+              <w:jc w:val="left"/>
+            </w:pPr>
+            <w:r/>
+            <w:r>
+              <w:rPr>
+                <w:rFonts w:ascii="Georgia" w:hAnsi="Georgia"/>
+                <w:b w:val="0"/>
+                <w:i w:val="0"/>
+                <w:color w:val="262B35"/>
+                <w:sz w:val="16"/>
+              </w:rPr>
+              <w:t>Consumption-based on compute and storage; expansion is a product property, not a sales artifact</w:t>
+            </w:r>
+          </w:p>
+        </w:tc>
+      </w:tr>
+      <w:tr>
+        <w:trPr>
+          <w:cantSplit/>
+        </w:trPr>
+        <w:tc>
+          <w:tcPr>
+            <w:tcW w:type="dxa" w:w="3056"/>
+          </w:tcPr>
+          <w:p>
+            <w:pPr>
+              <w:spacing w:after="0"/>
+              <w:jc w:val="left"/>
+            </w:pPr>
+            <w:r/>
+            <w:r>
+              <w:rPr>
+                <w:rFonts w:ascii="Georgia" w:hAnsi="Georgia"/>
+                <w:b w:val="0"/>
+                <w:i w:val="0"/>
+                <w:color w:val="262B35"/>
+                <w:sz w:val="16"/>
+              </w:rPr>
+              <w:t>Customer diversification</w:t>
+            </w:r>
+          </w:p>
+        </w:tc>
+        <w:tc>
+          <w:tcPr>
+            <w:tcW w:type="dxa" w:w="700"/>
+          </w:tcPr>
+          <w:p>
+            <w:pPr>
+              <w:spacing w:after="0"/>
+              <w:jc w:val="right"/>
+            </w:pPr>
+            <w:r/>
+            <w:r>
+              <w:rPr>
+                <w:rFonts w:ascii="Georgia" w:hAnsi="Georgia"/>
+                <w:b w:val="0"/>
+                <w:i w:val="0"/>
+                <w:color w:val="262B35"/>
+                <w:sz w:val="16"/>
+              </w:rPr>
+              <w:t>8.7</w:t>
+            </w:r>
+          </w:p>
+        </w:tc>
+        <w:tc>
+          <w:tcPr>
+            <w:tcW w:type="dxa" w:w="5730"/>
+          </w:tcPr>
+          <w:p>
+            <w:pPr>
+              <w:spacing w:after="0"/>
+              <w:jc w:val="left"/>
+            </w:pPr>
+            <w:r/>
+            <w:r>
+              <w:rPr>
+                <w:rFonts w:ascii="Georgia" w:hAnsi="Georgia"/>
+                <w:b w:val="0"/>
+                <w:i w:val="0"/>
+                <w:color w:val="262B35"/>
+                <w:sz w:val="16"/>
+              </w:rPr>
+              <w:t>&gt;20,000 organizations; &gt;60% of the Fortune 500; 800+ at $1M+, 70+ at $10M+ (company, Feb 9, 2026)</w:t>
+            </w:r>
+          </w:p>
+        </w:tc>
+      </w:tr>
+      <w:tr>
+        <w:trPr>
+          <w:cantSplit/>
+        </w:trPr>
+        <w:tc>
+          <w:tcPr>
+            <w:tcW w:type="dxa" w:w="3056"/>
+            <w:shd w:val="clear" w:fill="F2F5F9"/>
+          </w:tcPr>
+          <w:p>
+            <w:pPr>
+              <w:spacing w:after="0"/>
+              <w:jc w:val="left"/>
+            </w:pPr>
+            <w:r/>
+            <w:r>
+              <w:rPr>
+                <w:rFonts w:ascii="Georgia" w:hAnsi="Georgia"/>
+                <w:b w:val="0"/>
+                <w:i w:val="0"/>
+                <w:color w:val="262B35"/>
+                <w:sz w:val="16"/>
+              </w:rPr>
+              <w:t>Scale-adjusted growth durability</w:t>
+            </w:r>
+          </w:p>
+        </w:tc>
+        <w:tc>
+          <w:tcPr>
+            <w:tcW w:type="dxa" w:w="700"/>
+            <w:shd w:val="clear" w:fill="F2F5F9"/>
+          </w:tcPr>
+          <w:p>
+            <w:pPr>
+              <w:spacing w:after="0"/>
+              <w:jc w:val="right"/>
+            </w:pPr>
+            <w:r/>
+            <w:r>
+              <w:rPr>
+                <w:rFonts w:ascii="Georgia" w:hAnsi="Georgia"/>
+                <w:b w:val="0"/>
+                <w:i w:val="0"/>
+                <w:color w:val="262B35"/>
+                <w:sz w:val="16"/>
+              </w:rPr>
+              <w:t>9.3</w:t>
+            </w:r>
+          </w:p>
+        </w:tc>
+        <w:tc>
+          <w:tcPr>
+            <w:tcW w:type="dxa" w:w="5730"/>
+            <w:shd w:val="clear" w:fill="F2F5F9"/>
+          </w:tcPr>
+          <w:p>
+            <w:pPr>
+              <w:spacing w:after="0"/>
+              <w:jc w:val="left"/>
+            </w:pPr>
+            <w:r/>
+            <w:r>
+              <w:rPr>
+                <w:rFonts w:ascii="Georgia" w:hAnsi="Georgia"/>
+                <w:b w:val="0"/>
+                <w:i w:val="0"/>
+                <w:color w:val="262B35"/>
+                <w:sz w:val="16"/>
+              </w:rPr>
+              <w:t>+80% at $6.9B, accelerating across four consecutive prints (company, Sep 2025 to Jun 2026)</w:t>
+            </w:r>
+          </w:p>
+        </w:tc>
+      </w:tr>
+      <w:tr>
+        <w:trPr>
+          <w:cantSplit/>
+        </w:trPr>
+        <w:tc>
+          <w:tcPr>
+            <w:tcW w:type="dxa" w:w="3056"/>
+          </w:tcPr>
+          <w:p>
+            <w:pPr>
+              <w:spacing w:after="0"/>
+              <w:jc w:val="left"/>
+            </w:pPr>
+            <w:r/>
+            <w:r>
+              <w:rPr>
+                <w:rFonts w:ascii="Georgia" w:hAnsi="Georgia"/>
+                <w:b w:val="0"/>
+                <w:i w:val="0"/>
+                <w:color w:val="262B35"/>
+                <w:sz w:val="16"/>
+              </w:rPr>
+              <w:t>Mix genuineness</w:t>
+            </w:r>
+          </w:p>
+        </w:tc>
+        <w:tc>
+          <w:tcPr>
+            <w:tcW w:type="dxa" w:w="700"/>
+          </w:tcPr>
+          <w:p>
+            <w:pPr>
+              <w:spacing w:after="0"/>
+              <w:jc w:val="right"/>
+            </w:pPr>
+            <w:r/>
+            <w:r>
+              <w:rPr>
+                <w:rFonts w:ascii="Georgia" w:hAnsi="Georgia"/>
+                <w:b w:val="0"/>
+                <w:i w:val="0"/>
+                <w:color w:val="262B35"/>
+                <w:sz w:val="16"/>
+              </w:rPr>
+              <w:t>8.4</w:t>
+            </w:r>
+          </w:p>
+        </w:tc>
+        <w:tc>
+          <w:tcPr>
+            <w:tcW w:type="dxa" w:w="5730"/>
+          </w:tcPr>
+          <w:p>
+            <w:pPr>
+              <w:spacing w:after="0"/>
+              <w:jc w:val="left"/>
+            </w:pPr>
+            <w:r/>
+            <w:r>
+              <w:rPr>
+                <w:rFonts w:ascii="Georgia" w:hAnsi="Georgia"/>
+                <w:b w:val="0"/>
+                <w:i w:val="0"/>
+                <w:color w:val="262B35"/>
+                <w:sz w:val="16"/>
+              </w:rPr>
+              <w:t>AI line ($1.7B) is incremental usage on the same platform, not relabeled core; agent-driven usage is young (Jun 16, 2026)</w:t>
+            </w:r>
+          </w:p>
+        </w:tc>
+      </w:tr>
+    </w:tbl>
+    <w:p>
+      <w:pPr>
+        <w:spacing w:after="200"/>
+        <w:jc w:val="left"/>
+      </w:pPr>
+      <w:r>
+        <w:rPr>
+          <w:b w:val="0"/>
+          <w:i/>
+          <w:color w:val="6B7280"/>
+          <w:sz w:val="15"/>
+        </w:rPr>
+        <w:t>Simple average 9.0. Consumption revenue is lower-visibility than subscription in downturns; that risk is scored inside mix genuineness and durability.</w:t>
+      </w:r>
+    </w:p>
+    <w:p>
+      <w:pPr>
+        <w:pStyle w:val="Heading2"/>
+      </w:pPr>
+      <w:r>
+        <w:t>Compute Independence: 8.0 (weight 15%)</w:t>
+      </w:r>
+    </w:p>
+    <w:p>
+      <w:pPr>
+        <w:spacing w:after="140"/>
+        <w:jc w:val="both"/>
+      </w:pPr>
+      <w:r>
+        <w:rPr>
+          <w:b w:val="0"/>
+          <w:i w:val="0"/>
+          <w:color w:val="262B35"/>
+          <w:sz w:val="21"/>
+        </w:rPr>
+        <w:t>CI is the honest notch in the radar (Figure 1) and the dimension a skeptic should attack first. Databricks owns no hyperscale infrastructure: it rides AWS, Azure, and Google Cloud, pays their economics, and competes with their first-party analytics while depending on their capacity. Three mitigants hold the score at 8.0. First, multi-cloud portability is real at Databricks in a way it is not for most vendors, which converts three suppliers into bidders. Second, the debt structure exists substantially to pre-fund compute commitments without burning equity, a deliberate hedge credited here rather than in CE. Third, the MosaicML lineage gives the company genuine training and serving engineering of its own, so AI unit economics are not purely a pass-through of someone else's GPU pricing. The offset is visible in the P&amp;L: agents generating queries at machine speed is revenue, but at 74% and falling gross margin it is also proof that compute cost is a live constraint.</w:t>
+      </w:r>
+    </w:p>
+    <w:p>
+      <w:pPr>
+        <w:keepNext/>
+        <w:spacing w:after="60"/>
+        <w:jc w:val="left"/>
+      </w:pPr>
+      <w:r>
+        <w:rPr>
+          <w:b/>
+          <w:i w:val="0"/>
+          <w:color w:val="1F2A44"/>
+          <w:sz w:val="19"/>
+        </w:rPr>
+        <w:t>CI sub-scores (4)</w:t>
+      </w:r>
+    </w:p>
+    <w:tbl>
+      <w:tblPr>
+        <w:tblW w:type="dxa" w:w="9360"/>
+        <w:jc w:val="center"/>
+        <w:tblLayout w:type="fixed"/>
+        <w:tblLook w:firstColumn="1" w:firstRow="1" w:lastColumn="0" w:lastRow="0" w:noHBand="0" w:noVBand="1" w:val="04A0"/>
+        <w:tblBorders>
+          <w:top w:val="single" w:sz="4" w:space="0" w:color="C9D2DE"/>
+          <w:left w:val="single" w:sz="4" w:space="0" w:color="C9D2DE"/>
+          <w:bottom w:val="single" w:sz="4" w:space="0" w:color="C9D2DE"/>
+          <w:right w:val="single" w:sz="4" w:space="0" w:color="C9D2DE"/>
+          <w:insideH w:val="single" w:sz="4" w:space="0" w:color="C9D2DE"/>
+          <w:insideV w:val="single" w:sz="4" w:space="0" w:color="C9D2DE"/>
+        </w:tblBorders>
+        <w:tblCellMar>
+          <w:top w:w="40" w:type="dxa"/>
+          <w:left w:w="80" w:type="dxa"/>
+          <w:bottom w:w="40" w:type="dxa"/>
+          <w:right w:w="80" w:type="dxa"/>
+        </w:tblCellMar>
+      </w:tblPr>
+      <w:tblGrid>
+        <w:gridCol w:w="3120"/>
+        <w:gridCol w:w="3120"/>
+        <w:gridCol w:w="3120"/>
+      </w:tblGrid>
+      <w:tr>
+        <w:trPr>
+          <w:cantSplit/>
+          <w:tblHeader w:val="true"/>
+        </w:trPr>
+        <w:tc>
+          <w:tcPr>
+            <w:tcW w:type="dxa" w:w="3362"/>
+            <w:shd w:val="clear" w:fill="1F2A44"/>
+          </w:tcPr>
+          <w:p>
+            <w:pPr>
+              <w:spacing w:after="0"/>
+              <w:jc w:val="left"/>
+            </w:pPr>
+            <w:r/>
+            <w:r>
+              <w:rPr>
+                <w:rFonts w:ascii="Georgia" w:hAnsi="Georgia"/>
+                <w:b/>
+                <w:i w:val="0"/>
+                <w:color w:val="FFFFFF"/>
+                <w:sz w:val="17"/>
+              </w:rPr>
+              <w:t>Sub-score</w:t>
+            </w:r>
+          </w:p>
+        </w:tc>
+        <w:tc>
+          <w:tcPr>
+            <w:tcW w:type="dxa" w:w="700"/>
+            <w:shd w:val="clear" w:fill="1F2A44"/>
+          </w:tcPr>
+          <w:p>
+            <w:pPr>
+              <w:spacing w:after="0"/>
+              <w:jc w:val="right"/>
+            </w:pPr>
+            <w:r/>
+            <w:r>
+              <w:rPr>
+                <w:rFonts w:ascii="Georgia" w:hAnsi="Georgia"/>
+                <w:b/>
+                <w:i w:val="0"/>
+                <w:color w:val="FFFFFF"/>
+                <w:sz w:val="17"/>
+              </w:rPr>
+              <w:t>Score</w:t>
+            </w:r>
+          </w:p>
+        </w:tc>
+        <w:tc>
+          <w:tcPr>
+            <w:tcW w:type="dxa" w:w="5452"/>
+            <w:shd w:val="clear" w:fill="1F2A44"/>
+          </w:tcPr>
+          <w:p>
+            <w:pPr>
+              <w:spacing w:after="0"/>
+              <w:jc w:val="left"/>
+            </w:pPr>
+            <w:r/>
+            <w:r>
+              <w:rPr>
+                <w:rFonts w:ascii="Georgia" w:hAnsi="Georgia"/>
+                <w:b/>
+                <w:i w:val="0"/>
+                <w:color w:val="FFFFFF"/>
+                <w:sz w:val="17"/>
+              </w:rPr>
+              <w:t>Basis (dated)</w:t>
+            </w:r>
+          </w:p>
+        </w:tc>
+      </w:tr>
+      <w:tr>
+        <w:trPr>
+          <w:cantSplit/>
+        </w:trPr>
+        <w:tc>
+          <w:tcPr>
+            <w:tcW w:type="dxa" w:w="3362"/>
+          </w:tcPr>
+          <w:p>
+            <w:pPr>
+              <w:spacing w:after="0"/>
+              <w:jc w:val="left"/>
+            </w:pPr>
+            <w:r/>
+            <w:r>
+              <w:rPr>
+                <w:rFonts w:ascii="Georgia" w:hAnsi="Georgia"/>
+                <w:b w:val="0"/>
+                <w:i w:val="0"/>
+                <w:color w:val="262B35"/>
+                <w:sz w:val="16"/>
+              </w:rPr>
+              <w:t>Infrastructure ownership and leverage</w:t>
+            </w:r>
+          </w:p>
+        </w:tc>
+        <w:tc>
+          <w:tcPr>
+            <w:tcW w:type="dxa" w:w="700"/>
+          </w:tcPr>
+          <w:p>
+            <w:pPr>
+              <w:spacing w:after="0"/>
+              <w:jc w:val="right"/>
+            </w:pPr>
+            <w:r/>
+            <w:r>
+              <w:rPr>
+                <w:rFonts w:ascii="Georgia" w:hAnsi="Georgia"/>
+                <w:b w:val="0"/>
+                <w:i w:val="0"/>
+                <w:color w:val="262B35"/>
+                <w:sz w:val="16"/>
+              </w:rPr>
+              <w:t>7.2</w:t>
+            </w:r>
+          </w:p>
+        </w:tc>
+        <w:tc>
+          <w:tcPr>
+            <w:tcW w:type="dxa" w:w="5452"/>
+          </w:tcPr>
+          <w:p>
+            <w:pPr>
+              <w:spacing w:after="0"/>
+              <w:jc w:val="left"/>
+            </w:pPr>
+            <w:r/>
+            <w:r>
+              <w:rPr>
+                <w:rFonts w:ascii="Georgia" w:hAnsi="Georgia"/>
+                <w:b w:val="0"/>
+                <w:i w:val="0"/>
+                <w:color w:val="262B35"/>
+                <w:sz w:val="16"/>
+              </w:rPr>
+              <w:t>No owned hyperscale capacity; rents from three competitor-suppliers</w:t>
+            </w:r>
+          </w:p>
+        </w:tc>
+      </w:tr>
+      <w:tr>
+        <w:trPr>
+          <w:cantSplit/>
+        </w:trPr>
+        <w:tc>
+          <w:tcPr>
+            <w:tcW w:type="dxa" w:w="3362"/>
+            <w:shd w:val="clear" w:fill="F2F5F9"/>
+          </w:tcPr>
+          <w:p>
+            <w:pPr>
+              <w:spacing w:after="0"/>
+              <w:jc w:val="left"/>
+            </w:pPr>
+            <w:r/>
+            <w:r>
+              <w:rPr>
+                <w:rFonts w:ascii="Georgia" w:hAnsi="Georgia"/>
+                <w:b w:val="0"/>
+                <w:i w:val="0"/>
+                <w:color w:val="262B35"/>
+                <w:sz w:val="16"/>
+              </w:rPr>
+              <w:t>Supplier diversification</w:t>
+            </w:r>
+          </w:p>
+        </w:tc>
+        <w:tc>
+          <w:tcPr>
+            <w:tcW w:type="dxa" w:w="700"/>
+            <w:shd w:val="clear" w:fill="F2F5F9"/>
+          </w:tcPr>
+          <w:p>
+            <w:pPr>
+              <w:spacing w:after="0"/>
+              <w:jc w:val="right"/>
+            </w:pPr>
+            <w:r/>
+            <w:r>
+              <w:rPr>
+                <w:rFonts w:ascii="Georgia" w:hAnsi="Georgia"/>
+                <w:b w:val="0"/>
+                <w:i w:val="0"/>
+                <w:color w:val="262B35"/>
+                <w:sz w:val="16"/>
+              </w:rPr>
+              <w:t>8.8</w:t>
+            </w:r>
+          </w:p>
+        </w:tc>
+        <w:tc>
+          <w:tcPr>
+            <w:tcW w:type="dxa" w:w="5452"/>
+            <w:shd w:val="clear" w:fill="F2F5F9"/>
+          </w:tcPr>
+          <w:p>
+            <w:pPr>
+              <w:spacing w:after="0"/>
+              <w:jc w:val="left"/>
+            </w:pPr>
+            <w:r/>
+            <w:r>
+              <w:rPr>
+                <w:rFonts w:ascii="Georgia" w:hAnsi="Georgia"/>
+                <w:b w:val="0"/>
+                <w:i w:val="0"/>
+                <w:color w:val="262B35"/>
+                <w:sz w:val="16"/>
+              </w:rPr>
+              <w:t>True workload portability across AWS, Azure, and GCP turns dependence into a bid process</w:t>
+            </w:r>
+          </w:p>
+        </w:tc>
+      </w:tr>
+      <w:tr>
+        <w:trPr>
+          <w:cantSplit/>
+        </w:trPr>
+        <w:tc>
+          <w:tcPr>
+            <w:tcW w:type="dxa" w:w="3362"/>
+          </w:tcPr>
+          <w:p>
+            <w:pPr>
+              <w:spacing w:after="0"/>
+              <w:jc w:val="left"/>
+            </w:pPr>
+            <w:r/>
+            <w:r>
+              <w:rPr>
+                <w:rFonts w:ascii="Georgia" w:hAnsi="Georgia"/>
+                <w:b w:val="0"/>
+                <w:i w:val="0"/>
+                <w:color w:val="262B35"/>
+                <w:sz w:val="16"/>
+              </w:rPr>
+              <w:t>Unit-cost trajectory</w:t>
+            </w:r>
+          </w:p>
+        </w:tc>
+        <w:tc>
+          <w:tcPr>
+            <w:tcW w:type="dxa" w:w="700"/>
+          </w:tcPr>
+          <w:p>
+            <w:pPr>
+              <w:spacing w:after="0"/>
+              <w:jc w:val="right"/>
+            </w:pPr>
+            <w:r/>
+            <w:r>
+              <w:rPr>
+                <w:rFonts w:ascii="Georgia" w:hAnsi="Georgia"/>
+                <w:b w:val="0"/>
+                <w:i w:val="0"/>
+                <w:color w:val="262B35"/>
+                <w:sz w:val="16"/>
+              </w:rPr>
+              <w:t>7.4</w:t>
+            </w:r>
+          </w:p>
+        </w:tc>
+        <w:tc>
+          <w:tcPr>
+            <w:tcW w:type="dxa" w:w="5452"/>
+          </w:tcPr>
+          <w:p>
+            <w:pPr>
+              <w:spacing w:after="0"/>
+              <w:jc w:val="left"/>
+            </w:pPr>
+            <w:r/>
+            <w:r>
+              <w:rPr>
+                <w:rFonts w:ascii="Georgia" w:hAnsi="Georgia"/>
+                <w:b w:val="0"/>
+                <w:i w:val="0"/>
+                <w:color w:val="262B35"/>
+                <w:sz w:val="16"/>
+              </w:rPr>
+              <w:t>Gross margin 74%, down from &gt;80%, guided lower on agentic compute (company, Jun 16, 2026)</w:t>
+            </w:r>
+          </w:p>
+        </w:tc>
+      </w:tr>
+      <w:tr>
+        <w:trPr>
+          <w:cantSplit/>
+        </w:trPr>
+        <w:tc>
+          <w:tcPr>
+            <w:tcW w:type="dxa" w:w="3362"/>
+            <w:shd w:val="clear" w:fill="F2F5F9"/>
+          </w:tcPr>
+          <w:p>
+            <w:pPr>
+              <w:spacing w:after="0"/>
+              <w:jc w:val="left"/>
+            </w:pPr>
+            <w:r/>
+            <w:r>
+              <w:rPr>
+                <w:rFonts w:ascii="Georgia" w:hAnsi="Georgia"/>
+                <w:b w:val="0"/>
+                <w:i w:val="0"/>
+                <w:color w:val="262B35"/>
+                <w:sz w:val="16"/>
+              </w:rPr>
+              <w:t>Strategic hedges</w:t>
+            </w:r>
+          </w:p>
+        </w:tc>
+        <w:tc>
+          <w:tcPr>
+            <w:tcW w:type="dxa" w:w="700"/>
+            <w:shd w:val="clear" w:fill="F2F5F9"/>
+          </w:tcPr>
+          <w:p>
+            <w:pPr>
+              <w:spacing w:after="0"/>
+              <w:jc w:val="right"/>
+            </w:pPr>
+            <w:r/>
+            <w:r>
+              <w:rPr>
+                <w:rFonts w:ascii="Georgia" w:hAnsi="Georgia"/>
+                <w:b w:val="0"/>
+                <w:i w:val="0"/>
+                <w:color w:val="262B35"/>
+                <w:sz w:val="16"/>
+              </w:rPr>
+              <w:t>8.6</w:t>
+            </w:r>
+          </w:p>
+        </w:tc>
+        <w:tc>
+          <w:tcPr>
+            <w:tcW w:type="dxa" w:w="5452"/>
+            <w:shd w:val="clear" w:fill="F2F5F9"/>
+          </w:tcPr>
+          <w:p>
+            <w:pPr>
+              <w:spacing w:after="0"/>
+              <w:jc w:val="left"/>
+            </w:pPr>
+            <w:r/>
+            <w:r>
+              <w:rPr>
+                <w:rFonts w:ascii="Georgia" w:hAnsi="Georgia"/>
+                <w:b w:val="0"/>
+                <w:i w:val="0"/>
+                <w:color w:val="262B35"/>
+                <w:sz w:val="16"/>
+              </w:rPr>
+              <w:t>~$9.3B debt capacity ring-fenced for compute (PitchBook, Jan 2025 to Feb 2026); Mosaic-derived serving efficiency; stake in the departed AI chief's hardware venture (Sep 2025)</w:t>
+            </w:r>
+          </w:p>
+        </w:tc>
+      </w:tr>
+    </w:tbl>
+    <w:p>
+      <w:pPr>
+        <w:spacing w:after="200"/>
+        <w:jc w:val="left"/>
+      </w:pPr>
+      <w:r>
+        <w:rPr>
+          <w:b w:val="0"/>
+          <w:i/>
+          <w:color w:val="6B7280"/>
+          <w:sz w:val="15"/>
+        </w:rPr>
+        <w:t>Simple average 8.0. The CI-CE boundary is where the debt lives: it does not dilute the CE denominator, but it is scored here as both hedge and obligation.</w:t>
+      </w:r>
+    </w:p>
+    <w:p>
+      <w:pPr>
+        <w:pStyle w:val="Heading2"/>
+      </w:pPr>
+      <w:r>
+        <w:t>Governance Optionality: 8.9 (weight 20%)</w:t>
+      </w:r>
+    </w:p>
+    <w:p>
+      <w:pPr>
+        <w:spacing w:after="140"/>
+        <w:jc w:val="both"/>
+      </w:pPr>
+      <w:r>
+        <w:rPr>
+          <w:b w:val="0"/>
+          <w:i w:val="0"/>
+          <w:color w:val="262B35"/>
+          <w:sz w:val="21"/>
+        </w:rPr>
+        <w:t>GO measures whether the company can access public markets on its own timetable, and whether its governance would survive the scrutiny when it does. Databricks scores 8.9, down from an effective 9.4: the 0.5-point imminence premium tied to a second-half-2026 filing has been removed, because no S-1 is on file (SEC EDGAR, CIK 1587468, verified July 10, 2026; Form D filings only) and the chief executive has publicly ruled 2026 out. What remains is still exceptional: a public-company disclosure cadence while private (four dated financial prints in ten months with consistent metric definitions), a crossover-heavy investor register that already resembles a public one, and, critically, the luxury of choosing the window. Waiting is a governance strength when free cash flow means the company never has to file into a bad market.</w:t>
+      </w:r>
+    </w:p>
+    <w:p>
+      <w:pPr>
+        <w:keepNext/>
+        <w:spacing w:after="60"/>
+        <w:jc w:val="left"/>
+      </w:pPr>
+      <w:r>
+        <w:rPr>
+          <w:b/>
+          <w:i w:val="0"/>
+          <w:color w:val="1F2A44"/>
+          <w:sz w:val="19"/>
+        </w:rPr>
+        <w:t>GO sub-scores (5)</w:t>
+      </w:r>
+    </w:p>
+    <w:tbl>
+      <w:tblPr>
+        <w:tblW w:type="dxa" w:w="9360"/>
+        <w:jc w:val="center"/>
+        <w:tblLayout w:type="fixed"/>
+        <w:tblLook w:firstColumn="1" w:firstRow="1" w:lastColumn="0" w:lastRow="0" w:noHBand="0" w:noVBand="1" w:val="04A0"/>
+        <w:tblBorders>
+          <w:top w:val="single" w:sz="4" w:space="0" w:color="C9D2DE"/>
+          <w:left w:val="single" w:sz="4" w:space="0" w:color="C9D2DE"/>
+          <w:bottom w:val="single" w:sz="4" w:space="0" w:color="C9D2DE"/>
+          <w:right w:val="single" w:sz="4" w:space="0" w:color="C9D2DE"/>
+          <w:insideH w:val="single" w:sz="4" w:space="0" w:color="C9D2DE"/>
+          <w:insideV w:val="single" w:sz="4" w:space="0" w:color="C9D2DE"/>
+        </w:tblBorders>
+        <w:tblCellMar>
+          <w:top w:w="40" w:type="dxa"/>
+          <w:left w:w="80" w:type="dxa"/>
+          <w:bottom w:w="40" w:type="dxa"/>
+          <w:right w:w="80" w:type="dxa"/>
+        </w:tblCellMar>
+      </w:tblPr>
+      <w:tblGrid>
+        <w:gridCol w:w="3120"/>
+        <w:gridCol w:w="3120"/>
+        <w:gridCol w:w="3120"/>
+      </w:tblGrid>
+      <w:tr>
+        <w:trPr>
+          <w:cantSplit/>
+          <w:tblHeader w:val="true"/>
+        </w:trPr>
+        <w:tc>
+          <w:tcPr>
+            <w:tcW w:type="dxa" w:w="2857"/>
+            <w:shd w:val="clear" w:fill="1F2A44"/>
+          </w:tcPr>
+          <w:p>
+            <w:pPr>
+              <w:spacing w:after="0"/>
+              <w:jc w:val="left"/>
+            </w:pPr>
+            <w:r/>
+            <w:r>
+              <w:rPr>
+                <w:rFonts w:ascii="Georgia" w:hAnsi="Georgia"/>
+                <w:b/>
+                <w:i w:val="0"/>
+                <w:color w:val="FFFFFF"/>
+                <w:sz w:val="17"/>
+              </w:rPr>
+              <w:t>Sub-score</w:t>
+            </w:r>
+          </w:p>
+        </w:tc>
+        <w:tc>
+          <w:tcPr>
+            <w:tcW w:type="dxa" w:w="700"/>
+            <w:shd w:val="clear" w:fill="1F2A44"/>
+          </w:tcPr>
+          <w:p>
+            <w:pPr>
+              <w:spacing w:after="0"/>
+              <w:jc w:val="right"/>
+            </w:pPr>
+            <w:r/>
+            <w:r>
+              <w:rPr>
+                <w:rFonts w:ascii="Georgia" w:hAnsi="Georgia"/>
+                <w:b/>
+                <w:i w:val="0"/>
+                <w:color w:val="FFFFFF"/>
+                <w:sz w:val="17"/>
+              </w:rPr>
+              <w:t>Score</w:t>
+            </w:r>
+          </w:p>
+        </w:tc>
+        <w:tc>
+          <w:tcPr>
+            <w:tcW w:type="dxa" w:w="5911"/>
+            <w:shd w:val="clear" w:fill="1F2A44"/>
+          </w:tcPr>
+          <w:p>
+            <w:pPr>
+              <w:spacing w:after="0"/>
+              <w:jc w:val="left"/>
+            </w:pPr>
+            <w:r/>
+            <w:r>
+              <w:rPr>
+                <w:rFonts w:ascii="Georgia" w:hAnsi="Georgia"/>
+                <w:b/>
+                <w:i w:val="0"/>
+                <w:color w:val="FFFFFF"/>
+                <w:sz w:val="17"/>
+              </w:rPr>
+              <w:t>Basis (dated)</w:t>
+            </w:r>
+          </w:p>
+        </w:tc>
+      </w:tr>
+      <w:tr>
+        <w:trPr>
+          <w:cantSplit/>
+        </w:trPr>
+        <w:tc>
+          <w:tcPr>
+            <w:tcW w:type="dxa" w:w="2857"/>
+          </w:tcPr>
+          <w:p>
+            <w:pPr>
+              <w:spacing w:after="0"/>
+              <w:jc w:val="left"/>
+            </w:pPr>
+            <w:r/>
+            <w:r>
+              <w:rPr>
+                <w:rFonts w:ascii="Georgia" w:hAnsi="Georgia"/>
+                <w:b w:val="0"/>
+                <w:i w:val="0"/>
+                <w:color w:val="262B35"/>
+                <w:sz w:val="16"/>
+              </w:rPr>
+              <w:t>Board and investor structure</w:t>
+            </w:r>
+          </w:p>
+        </w:tc>
+        <w:tc>
+          <w:tcPr>
+            <w:tcW w:type="dxa" w:w="700"/>
+          </w:tcPr>
+          <w:p>
+            <w:pPr>
+              <w:spacing w:after="0"/>
+              <w:jc w:val="right"/>
+            </w:pPr>
+            <w:r/>
+            <w:r>
+              <w:rPr>
+                <w:rFonts w:ascii="Georgia" w:hAnsi="Georgia"/>
+                <w:b w:val="0"/>
+                <w:i w:val="0"/>
+                <w:color w:val="262B35"/>
+                <w:sz w:val="16"/>
+              </w:rPr>
+              <w:t>8.8</w:t>
+            </w:r>
+          </w:p>
+        </w:tc>
+        <w:tc>
+          <w:tcPr>
+            <w:tcW w:type="dxa" w:w="5911"/>
+          </w:tcPr>
+          <w:p>
+            <w:pPr>
+              <w:spacing w:after="0"/>
+              <w:jc w:val="left"/>
+            </w:pPr>
+            <w:r/>
+            <w:r>
+              <w:rPr>
+                <w:rFonts w:ascii="Georgia" w:hAnsi="Georgia"/>
+                <w:b w:val="0"/>
+                <w:i w:val="0"/>
+                <w:color w:val="262B35"/>
+                <w:sz w:val="16"/>
+              </w:rPr>
+              <w:t>Crossover-heavy register: Fidelity, Insight, J.P. Morgan Growth Equity, Microsoft and ~44 others in the final close alone; 148 active investors (PitchBook, Jul 2026)</w:t>
+            </w:r>
+          </w:p>
+        </w:tc>
+      </w:tr>
+      <w:tr>
+        <w:trPr>
+          <w:cantSplit/>
+        </w:trPr>
+        <w:tc>
+          <w:tcPr>
+            <w:tcW w:type="dxa" w:w="2857"/>
+            <w:shd w:val="clear" w:fill="F2F5F9"/>
+          </w:tcPr>
+          <w:p>
+            <w:pPr>
+              <w:spacing w:after="0"/>
+              <w:jc w:val="left"/>
+            </w:pPr>
+            <w:r/>
+            <w:r>
+              <w:rPr>
+                <w:rFonts w:ascii="Georgia" w:hAnsi="Georgia"/>
+                <w:b w:val="0"/>
+                <w:i w:val="0"/>
+                <w:color w:val="262B35"/>
+                <w:sz w:val="16"/>
+              </w:rPr>
+              <w:t>Reporting and audit readiness</w:t>
+            </w:r>
+          </w:p>
+        </w:tc>
+        <w:tc>
+          <w:tcPr>
+            <w:tcW w:type="dxa" w:w="700"/>
+            <w:shd w:val="clear" w:fill="F2F5F9"/>
+          </w:tcPr>
+          <w:p>
+            <w:pPr>
+              <w:spacing w:after="0"/>
+              <w:jc w:val="right"/>
+            </w:pPr>
+            <w:r/>
+            <w:r>
+              <w:rPr>
+                <w:rFonts w:ascii="Georgia" w:hAnsi="Georgia"/>
+                <w:b w:val="0"/>
+                <w:i w:val="0"/>
+                <w:color w:val="262B35"/>
+                <w:sz w:val="16"/>
+              </w:rPr>
+              <w:t>9.2</w:t>
+            </w:r>
+          </w:p>
+        </w:tc>
+        <w:tc>
+          <w:tcPr>
+            <w:tcW w:type="dxa" w:w="5911"/>
+            <w:shd w:val="clear" w:fill="F2F5F9"/>
+          </w:tcPr>
+          <w:p>
+            <w:pPr>
+              <w:spacing w:after="0"/>
+              <w:jc w:val="left"/>
+            </w:pPr>
+            <w:r/>
+            <w:r>
+              <w:rPr>
+                <w:rFonts w:ascii="Georgia" w:hAnsi="Georgia"/>
+                <w:b w:val="0"/>
+                <w:i w:val="0"/>
+                <w:color w:val="262B35"/>
+                <w:sz w:val="16"/>
+              </w:rPr>
+              <w:t>Quarterly public run-rate cadence since 2025; FCF disclosed on TTM and fiscal-year bases</w:t>
+            </w:r>
+          </w:p>
+        </w:tc>
+      </w:tr>
+      <w:tr>
+        <w:trPr>
+          <w:cantSplit/>
+        </w:trPr>
+        <w:tc>
+          <w:tcPr>
+            <w:tcW w:type="dxa" w:w="2857"/>
+          </w:tcPr>
+          <w:p>
+            <w:pPr>
+              <w:spacing w:after="0"/>
+              <w:jc w:val="left"/>
+            </w:pPr>
+            <w:r/>
+            <w:r>
+              <w:rPr>
+                <w:rFonts w:ascii="Georgia" w:hAnsi="Georgia"/>
+                <w:b w:val="0"/>
+                <w:i w:val="0"/>
+                <w:color w:val="262B35"/>
+                <w:sz w:val="16"/>
+              </w:rPr>
+              <w:t>Control and alignment</w:t>
+            </w:r>
+          </w:p>
+        </w:tc>
+        <w:tc>
+          <w:tcPr>
+            <w:tcW w:type="dxa" w:w="700"/>
+          </w:tcPr>
+          <w:p>
+            <w:pPr>
+              <w:spacing w:after="0"/>
+              <w:jc w:val="right"/>
+            </w:pPr>
+            <w:r/>
+            <w:r>
+              <w:rPr>
+                <w:rFonts w:ascii="Georgia" w:hAnsi="Georgia"/>
+                <w:b w:val="0"/>
+                <w:i w:val="0"/>
+                <w:color w:val="262B35"/>
+                <w:sz w:val="16"/>
+              </w:rPr>
+              <w:t>8.4</w:t>
+            </w:r>
+          </w:p>
+        </w:tc>
+        <w:tc>
+          <w:tcPr>
+            <w:tcW w:type="dxa" w:w="5911"/>
+          </w:tcPr>
+          <w:p>
+            <w:pPr>
+              <w:spacing w:after="0"/>
+              <w:jc w:val="left"/>
+            </w:pPr>
+            <w:r/>
+            <w:r>
+              <w:rPr>
+                <w:rFonts w:ascii="Georgia" w:hAnsi="Georgia"/>
+                <w:b w:val="0"/>
+                <w:i w:val="0"/>
+                <w:color w:val="262B35"/>
+                <w:sz w:val="16"/>
+              </w:rPr>
+              <w:t>Founder-led with institutional depth; no exotic control instruments disclosed</w:t>
+            </w:r>
+          </w:p>
+        </w:tc>
+      </w:tr>
+      <w:tr>
+        <w:trPr>
+          <w:cantSplit/>
+        </w:trPr>
+        <w:tc>
+          <w:tcPr>
+            <w:tcW w:type="dxa" w:w="2857"/>
+            <w:shd w:val="clear" w:fill="F2F5F9"/>
+          </w:tcPr>
+          <w:p>
+            <w:pPr>
+              <w:spacing w:after="0"/>
+              <w:jc w:val="left"/>
+            </w:pPr>
+            <w:r/>
+            <w:r>
+              <w:rPr>
+                <w:rFonts w:ascii="Georgia" w:hAnsi="Georgia"/>
+                <w:b w:val="0"/>
+                <w:i w:val="0"/>
+                <w:color w:val="262B35"/>
+                <w:sz w:val="16"/>
+              </w:rPr>
+              <w:t>Disclosure cadence</w:t>
+            </w:r>
+          </w:p>
+        </w:tc>
+        <w:tc>
+          <w:tcPr>
+            <w:tcW w:type="dxa" w:w="700"/>
+            <w:shd w:val="clear" w:fill="F2F5F9"/>
+          </w:tcPr>
+          <w:p>
+            <w:pPr>
+              <w:spacing w:after="0"/>
+              <w:jc w:val="right"/>
+            </w:pPr>
+            <w:r/>
+            <w:r>
+              <w:rPr>
+                <w:rFonts w:ascii="Georgia" w:hAnsi="Georgia"/>
+                <w:b w:val="0"/>
+                <w:i w:val="0"/>
+                <w:color w:val="262B35"/>
+                <w:sz w:val="16"/>
+              </w:rPr>
+              <w:t>9.3</w:t>
+            </w:r>
+          </w:p>
+        </w:tc>
+        <w:tc>
+          <w:tcPr>
+            <w:tcW w:type="dxa" w:w="5911"/>
+            <w:shd w:val="clear" w:fill="F2F5F9"/>
+          </w:tcPr>
+          <w:p>
+            <w:pPr>
+              <w:spacing w:after="0"/>
+              <w:jc w:val="left"/>
+            </w:pPr>
+            <w:r/>
+            <w:r>
+              <w:rPr>
+                <w:rFonts w:ascii="Georgia" w:hAnsi="Georgia"/>
+                <w:b w:val="0"/>
+                <w:i w:val="0"/>
+                <w:color w:val="262B35"/>
+                <w:sz w:val="16"/>
+              </w:rPr>
+              <w:t>Four dated public prints in ten months; definitional conflicts rare and explainable</w:t>
+            </w:r>
+          </w:p>
+        </w:tc>
+      </w:tr>
+      <w:tr>
+        <w:trPr>
+          <w:cantSplit/>
+        </w:trPr>
+        <w:tc>
+          <w:tcPr>
+            <w:tcW w:type="dxa" w:w="2857"/>
+          </w:tcPr>
+          <w:p>
+            <w:pPr>
+              <w:spacing w:after="0"/>
+              <w:jc w:val="left"/>
+            </w:pPr>
+            <w:r/>
+            <w:r>
+              <w:rPr>
+                <w:rFonts w:ascii="Georgia" w:hAnsi="Georgia"/>
+                <w:b w:val="0"/>
+                <w:i w:val="0"/>
+                <w:color w:val="262B35"/>
+                <w:sz w:val="16"/>
+              </w:rPr>
+              <w:t>Listing optionality</w:t>
+            </w:r>
+          </w:p>
+        </w:tc>
+        <w:tc>
+          <w:tcPr>
+            <w:tcW w:type="dxa" w:w="700"/>
+          </w:tcPr>
+          <w:p>
+            <w:pPr>
+              <w:spacing w:after="0"/>
+              <w:jc w:val="right"/>
+            </w:pPr>
+            <w:r/>
+            <w:r>
+              <w:rPr>
+                <w:rFonts w:ascii="Georgia" w:hAnsi="Georgia"/>
+                <w:b w:val="0"/>
+                <w:i w:val="0"/>
+                <w:color w:val="262B35"/>
+                <w:sz w:val="16"/>
+              </w:rPr>
+              <w:t>8.8</w:t>
+            </w:r>
+          </w:p>
+        </w:tc>
+        <w:tc>
+          <w:tcPr>
+            <w:tcW w:type="dxa" w:w="5911"/>
+          </w:tcPr>
+          <w:p>
+            <w:pPr>
+              <w:spacing w:after="0"/>
+              <w:jc w:val="left"/>
+            </w:pPr>
+            <w:r/>
+            <w:r>
+              <w:rPr>
+                <w:rFonts w:ascii="Georgia" w:hAnsi="Georgia"/>
+                <w:b w:val="0"/>
+                <w:i w:val="0"/>
+                <w:color w:val="262B35"/>
+                <w:sz w:val="16"/>
+              </w:rPr>
+              <w:t>Can list at will and chooses not to; imminence premium (0.5) removed on 2027-earliest guidance (company, Jun 4, 2026)</w:t>
+            </w:r>
+          </w:p>
+        </w:tc>
+      </w:tr>
+    </w:tbl>
+    <w:p>
+      <w:pPr>
+        <w:spacing w:after="200"/>
+        <w:jc w:val="left"/>
+      </w:pPr>
+      <w:r>
+        <w:rPr>
+          <w:b w:val="0"/>
+          <w:i/>
+          <w:color w:val="6B7280"/>
+          <w:sz w:val="15"/>
+        </w:rPr>
+        <w:t>Simple average 8.9. Prediction markets price no listing by end-2027 as a slight favorite (Jul 7, 2026); the framework scores optionality, not imminence.</w:t>
+      </w:r>
+    </w:p>
+    <w:p>
+      <w:pPr>
+        <w:pStyle w:val="Heading2"/>
+      </w:pPr>
+      <w:r>
+        <w:t>Moat and Defensibility: 9.0 (weight 20%)</w:t>
+      </w:r>
+    </w:p>
+    <w:p>
+      <w:pPr>
+        <w:spacing w:after="140"/>
+        <w:jc w:val="both"/>
+      </w:pPr>
+      <w:r>
+        <w:rPr>
+          <w:b w:val="0"/>
+          <w:i w:val="0"/>
+          <w:color w:val="262B35"/>
+          <w:sz w:val="21"/>
+        </w:rPr>
+        <w:t>MD is where the lakehouse architecture pays its rent. The moat is data gravity: once petabyte-scale estates sit in Delta Lake under Unity Catalog governance, with lineage, permissions, and audit history attached, the cost of leaving is not the storage bill, it is re-certifying every downstream pipeline, model, and compliance attestation. The paradox that makes it durable is that Databricks built the moat on open formats: openness removed the adoption objection that kills proprietary platforms, while the switching cost migrated up the stack into governance and workflow, where it is stickier. Hyperscaler co-opetition is deliberately scored under CI, not here; the moat question is customer exit cost, not supplier power.</w:t>
+      </w:r>
+    </w:p>
+    <w:p>
+      <w:pPr>
+        <w:keepNext/>
+        <w:spacing w:after="60"/>
+        <w:jc w:val="left"/>
+      </w:pPr>
+      <w:r>
+        <w:rPr>
+          <w:b/>
+          <w:i w:val="0"/>
+          <w:color w:val="1F2A44"/>
+          <w:sz w:val="19"/>
+        </w:rPr>
+        <w:t>MD sub-scores (5)</w:t>
+      </w:r>
+    </w:p>
+    <w:tbl>
+      <w:tblPr>
+        <w:tblW w:type="dxa" w:w="9360"/>
+        <w:jc w:val="center"/>
+        <w:tblLayout w:type="fixed"/>
+        <w:tblLook w:firstColumn="1" w:firstRow="1" w:lastColumn="0" w:lastRow="0" w:noHBand="0" w:noVBand="1" w:val="04A0"/>
+        <w:tblBorders>
+          <w:top w:val="single" w:sz="4" w:space="0" w:color="C9D2DE"/>
+          <w:left w:val="single" w:sz="4" w:space="0" w:color="C9D2DE"/>
+          <w:bottom w:val="single" w:sz="4" w:space="0" w:color="C9D2DE"/>
+          <w:right w:val="single" w:sz="4" w:space="0" w:color="C9D2DE"/>
+          <w:insideH w:val="single" w:sz="4" w:space="0" w:color="C9D2DE"/>
+          <w:insideV w:val="single" w:sz="4" w:space="0" w:color="C9D2DE"/>
+        </w:tblBorders>
+        <w:tblCellMar>
+          <w:top w:w="40" w:type="dxa"/>
+          <w:left w:w="80" w:type="dxa"/>
+          <w:bottom w:w="40" w:type="dxa"/>
+          <w:right w:w="80" w:type="dxa"/>
+        </w:tblCellMar>
+      </w:tblPr>
+      <w:tblGrid>
+        <w:gridCol w:w="3120"/>
+        <w:gridCol w:w="3120"/>
+        <w:gridCol w:w="3120"/>
+      </w:tblGrid>
+      <w:tr>
+        <w:trPr>
+          <w:cantSplit/>
+          <w:tblHeader w:val="true"/>
+        </w:trPr>
+        <w:tc>
+          <w:tcPr>
+            <w:tcW w:type="dxa" w:w="3056"/>
+            <w:shd w:val="clear" w:fill="1F2A44"/>
+          </w:tcPr>
+          <w:p>
+            <w:pPr>
+              <w:spacing w:after="0"/>
+              <w:jc w:val="left"/>
+            </w:pPr>
+            <w:r/>
+            <w:r>
+              <w:rPr>
+                <w:rFonts w:ascii="Georgia" w:hAnsi="Georgia"/>
+                <w:b/>
+                <w:i w:val="0"/>
+                <w:color w:val="FFFFFF"/>
+                <w:sz w:val="17"/>
+              </w:rPr>
+              <w:t>Sub-score</w:t>
+            </w:r>
+          </w:p>
+        </w:tc>
+        <w:tc>
+          <w:tcPr>
+            <w:tcW w:type="dxa" w:w="700"/>
+            <w:shd w:val="clear" w:fill="1F2A44"/>
+          </w:tcPr>
+          <w:p>
+            <w:pPr>
+              <w:spacing w:after="0"/>
+              <w:jc w:val="right"/>
+            </w:pPr>
+            <w:r/>
+            <w:r>
+              <w:rPr>
+                <w:rFonts w:ascii="Georgia" w:hAnsi="Georgia"/>
+                <w:b/>
+                <w:i w:val="0"/>
+                <w:color w:val="FFFFFF"/>
+                <w:sz w:val="17"/>
+              </w:rPr>
+              <w:t>Score</w:t>
+            </w:r>
+          </w:p>
+        </w:tc>
+        <w:tc>
+          <w:tcPr>
+            <w:tcW w:type="dxa" w:w="5730"/>
+            <w:shd w:val="clear" w:fill="1F2A44"/>
+          </w:tcPr>
+          <w:p>
+            <w:pPr>
+              <w:spacing w:after="0"/>
+              <w:jc w:val="left"/>
+            </w:pPr>
+            <w:r/>
+            <w:r>
+              <w:rPr>
+                <w:rFonts w:ascii="Georgia" w:hAnsi="Georgia"/>
+                <w:b/>
+                <w:i w:val="0"/>
+                <w:color w:val="FFFFFF"/>
+                <w:sz w:val="17"/>
+              </w:rPr>
+              <w:t>Basis (dated)</w:t>
+            </w:r>
+          </w:p>
+        </w:tc>
+      </w:tr>
+      <w:tr>
+        <w:trPr>
+          <w:cantSplit/>
+        </w:trPr>
+        <w:tc>
+          <w:tcPr>
+            <w:tcW w:type="dxa" w:w="3056"/>
+          </w:tcPr>
+          <w:p>
+            <w:pPr>
+              <w:spacing w:after="0"/>
+              <w:jc w:val="left"/>
+            </w:pPr>
+            <w:r/>
+            <w:r>
+              <w:rPr>
+                <w:rFonts w:ascii="Georgia" w:hAnsi="Georgia"/>
+                <w:b w:val="0"/>
+                <w:i w:val="0"/>
+                <w:color w:val="262B35"/>
+                <w:sz w:val="16"/>
+              </w:rPr>
+              <w:t>Data gravity and switching costs</w:t>
+            </w:r>
+          </w:p>
+        </w:tc>
+        <w:tc>
+          <w:tcPr>
+            <w:tcW w:type="dxa" w:w="700"/>
+          </w:tcPr>
+          <w:p>
+            <w:pPr>
+              <w:spacing w:after="0"/>
+              <w:jc w:val="right"/>
+            </w:pPr>
+            <w:r/>
+            <w:r>
+              <w:rPr>
+                <w:rFonts w:ascii="Georgia" w:hAnsi="Georgia"/>
+                <w:b w:val="0"/>
+                <w:i w:val="0"/>
+                <w:color w:val="262B35"/>
+                <w:sz w:val="16"/>
+              </w:rPr>
+              <w:t>9.5</w:t>
+            </w:r>
+          </w:p>
+        </w:tc>
+        <w:tc>
+          <w:tcPr>
+            <w:tcW w:type="dxa" w:w="5730"/>
+          </w:tcPr>
+          <w:p>
+            <w:pPr>
+              <w:spacing w:after="0"/>
+              <w:jc w:val="left"/>
+            </w:pPr>
+            <w:r/>
+            <w:r>
+              <w:rPr>
+                <w:rFonts w:ascii="Georgia" w:hAnsi="Georgia"/>
+                <w:b w:val="0"/>
+                <w:i w:val="0"/>
+                <w:color w:val="262B35"/>
+                <w:sz w:val="16"/>
+              </w:rPr>
+              <w:t>Petabyte-scale estates under Unity Catalog governance; migration cost is re-certification, not storage</w:t>
+            </w:r>
+          </w:p>
+        </w:tc>
+      </w:tr>
+      <w:tr>
+        <w:trPr>
+          <w:cantSplit/>
+        </w:trPr>
+        <w:tc>
+          <w:tcPr>
+            <w:tcW w:type="dxa" w:w="3056"/>
+            <w:shd w:val="clear" w:fill="F2F5F9"/>
+          </w:tcPr>
+          <w:p>
+            <w:pPr>
+              <w:spacing w:after="0"/>
+              <w:jc w:val="left"/>
+            </w:pPr>
+            <w:r/>
+            <w:r>
+              <w:rPr>
+                <w:rFonts w:ascii="Georgia" w:hAnsi="Georgia"/>
+                <w:b w:val="0"/>
+                <w:i w:val="0"/>
+                <w:color w:val="262B35"/>
+                <w:sz w:val="16"/>
+              </w:rPr>
+              <w:t>Open-format paradox</w:t>
+            </w:r>
+          </w:p>
+        </w:tc>
+        <w:tc>
+          <w:tcPr>
+            <w:tcW w:type="dxa" w:w="700"/>
+            <w:shd w:val="clear" w:fill="F2F5F9"/>
+          </w:tcPr>
+          <w:p>
+            <w:pPr>
+              <w:spacing w:after="0"/>
+              <w:jc w:val="right"/>
+            </w:pPr>
+            <w:r/>
+            <w:r>
+              <w:rPr>
+                <w:rFonts w:ascii="Georgia" w:hAnsi="Georgia"/>
+                <w:b w:val="0"/>
+                <w:i w:val="0"/>
+                <w:color w:val="262B35"/>
+                <w:sz w:val="16"/>
+              </w:rPr>
+              <w:t>8.9</w:t>
+            </w:r>
+          </w:p>
+        </w:tc>
+        <w:tc>
+          <w:tcPr>
+            <w:tcW w:type="dxa" w:w="5730"/>
+            <w:shd w:val="clear" w:fill="F2F5F9"/>
+          </w:tcPr>
+          <w:p>
+            <w:pPr>
+              <w:spacing w:after="0"/>
+              <w:jc w:val="left"/>
+            </w:pPr>
+            <w:r/>
+            <w:r>
+              <w:rPr>
+                <w:rFonts w:ascii="Georgia" w:hAnsi="Georgia"/>
+                <w:b w:val="0"/>
+                <w:i w:val="0"/>
+                <w:color w:val="262B35"/>
+                <w:sz w:val="16"/>
+              </w:rPr>
+              <w:t>Open Delta/Iceberg posture (Tabular, 2024) removes adoption friction; lock-in migrates to the governance layer</w:t>
+            </w:r>
+          </w:p>
+        </w:tc>
+      </w:tr>
+      <w:tr>
+        <w:trPr>
+          <w:cantSplit/>
+        </w:trPr>
+        <w:tc>
+          <w:tcPr>
+            <w:tcW w:type="dxa" w:w="3056"/>
+          </w:tcPr>
+          <w:p>
+            <w:pPr>
+              <w:spacing w:after="0"/>
+              <w:jc w:val="left"/>
+            </w:pPr>
+            <w:r/>
+            <w:r>
+              <w:rPr>
+                <w:rFonts w:ascii="Georgia" w:hAnsi="Georgia"/>
+                <w:b w:val="0"/>
+                <w:i w:val="0"/>
+                <w:color w:val="262B35"/>
+                <w:sz w:val="16"/>
+              </w:rPr>
+              <w:t>Ecosystem breadth</w:t>
+            </w:r>
+          </w:p>
+        </w:tc>
+        <w:tc>
+          <w:tcPr>
+            <w:tcW w:type="dxa" w:w="700"/>
+          </w:tcPr>
+          <w:p>
+            <w:pPr>
+              <w:spacing w:after="0"/>
+              <w:jc w:val="right"/>
+            </w:pPr>
+            <w:r/>
+            <w:r>
+              <w:rPr>
+                <w:rFonts w:ascii="Georgia" w:hAnsi="Georgia"/>
+                <w:b w:val="0"/>
+                <w:i w:val="0"/>
+                <w:color w:val="262B35"/>
+                <w:sz w:val="16"/>
+              </w:rPr>
+              <w:t>9.0</w:t>
+            </w:r>
+          </w:p>
+        </w:tc>
+        <w:tc>
+          <w:tcPr>
+            <w:tcW w:type="dxa" w:w="5730"/>
+          </w:tcPr>
+          <w:p>
+            <w:pPr>
+              <w:spacing w:after="0"/>
+              <w:jc w:val="left"/>
+            </w:pPr>
+            <w:r/>
+            <w:r>
+              <w:rPr>
+                <w:rFonts w:ascii="Georgia" w:hAnsi="Georgia"/>
+                <w:b w:val="0"/>
+                <w:i w:val="0"/>
+                <w:color w:val="262B35"/>
+                <w:sz w:val="16"/>
+              </w:rPr>
+              <w:t>&gt;20,000 organizations; &gt;60% of the Fortune 500 (company, Feb 2026); ~9,000 employees across 47 offices (PitchBook, Jun 2026)</w:t>
+            </w:r>
+          </w:p>
+        </w:tc>
+      </w:tr>
+      <w:tr>
+        <w:trPr>
+          <w:cantSplit/>
+        </w:trPr>
+        <w:tc>
+          <w:tcPr>
+            <w:tcW w:type="dxa" w:w="3056"/>
+            <w:shd w:val="clear" w:fill="F2F5F9"/>
+          </w:tcPr>
+          <w:p>
+            <w:pPr>
+              <w:spacing w:after="0"/>
+              <w:jc w:val="left"/>
+            </w:pPr>
+            <w:r/>
+            <w:r>
+              <w:rPr>
+                <w:rFonts w:ascii="Georgia" w:hAnsi="Georgia"/>
+                <w:b w:val="0"/>
+                <w:i w:val="0"/>
+                <w:color w:val="262B35"/>
+                <w:sz w:val="16"/>
+              </w:rPr>
+              <w:t>Acquisition integration record</w:t>
+            </w:r>
+          </w:p>
+        </w:tc>
+        <w:tc>
+          <w:tcPr>
+            <w:tcW w:type="dxa" w:w="700"/>
+            <w:shd w:val="clear" w:fill="F2F5F9"/>
+          </w:tcPr>
+          <w:p>
+            <w:pPr>
+              <w:spacing w:after="0"/>
+              <w:jc w:val="right"/>
+            </w:pPr>
+            <w:r/>
+            <w:r>
+              <w:rPr>
+                <w:rFonts w:ascii="Georgia" w:hAnsi="Georgia"/>
+                <w:b w:val="0"/>
+                <w:i w:val="0"/>
+                <w:color w:val="262B35"/>
+                <w:sz w:val="16"/>
+              </w:rPr>
+              <w:t>8.8</w:t>
+            </w:r>
+          </w:p>
+        </w:tc>
+        <w:tc>
+          <w:tcPr>
+            <w:tcW w:type="dxa" w:w="5730"/>
+            <w:shd w:val="clear" w:fill="F2F5F9"/>
+          </w:tcPr>
+          <w:p>
+            <w:pPr>
+              <w:spacing w:after="0"/>
+              <w:jc w:val="left"/>
+            </w:pPr>
+            <w:r/>
+            <w:r>
+              <w:rPr>
+                <w:rFonts w:ascii="Georgia" w:hAnsi="Georgia"/>
+                <w:b w:val="0"/>
+                <w:i w:val="0"/>
+                <w:color w:val="262B35"/>
+                <w:sz w:val="16"/>
+              </w:rPr>
+              <w:t>~19 deals absorbed without visible failure; MosaicML (2023, ~$1.3B) now anchors the $1.7B AI line; Neon became Lakebase</w:t>
+            </w:r>
+          </w:p>
+        </w:tc>
+      </w:tr>
+      <w:tr>
+        <w:trPr>
+          <w:cantSplit/>
+        </w:trPr>
+        <w:tc>
+          <w:tcPr>
+            <w:tcW w:type="dxa" w:w="3056"/>
+          </w:tcPr>
+          <w:p>
+            <w:pPr>
+              <w:spacing w:after="0"/>
+              <w:jc w:val="left"/>
+            </w:pPr>
+            <w:r/>
+            <w:r>
+              <w:rPr>
+                <w:rFonts w:ascii="Georgia" w:hAnsi="Georgia"/>
+                <w:b w:val="0"/>
+                <w:i w:val="0"/>
+                <w:color w:val="262B35"/>
+                <w:sz w:val="16"/>
+              </w:rPr>
+              <w:t>Category definition power</w:t>
+            </w:r>
+          </w:p>
+        </w:tc>
+        <w:tc>
+          <w:tcPr>
+            <w:tcW w:type="dxa" w:w="700"/>
+          </w:tcPr>
+          <w:p>
+            <w:pPr>
+              <w:spacing w:after="0"/>
+              <w:jc w:val="right"/>
+            </w:pPr>
+            <w:r/>
+            <w:r>
+              <w:rPr>
+                <w:rFonts w:ascii="Georgia" w:hAnsi="Georgia"/>
+                <w:b w:val="0"/>
+                <w:i w:val="0"/>
+                <w:color w:val="262B35"/>
+                <w:sz w:val="16"/>
+              </w:rPr>
+              <w:t>8.8</w:t>
+            </w:r>
+          </w:p>
+        </w:tc>
+        <w:tc>
+          <w:tcPr>
+            <w:tcW w:type="dxa" w:w="5730"/>
+          </w:tcPr>
+          <w:p>
+            <w:pPr>
+              <w:spacing w:after="0"/>
+              <w:jc w:val="left"/>
+            </w:pPr>
+            <w:r/>
+            <w:r>
+              <w:rPr>
+                <w:rFonts w:ascii="Georgia" w:hAnsi="Georgia"/>
+                <w:b w:val="0"/>
+                <w:i w:val="0"/>
+                <w:color w:val="262B35"/>
+                <w:sz w:val="16"/>
+              </w:rPr>
+              <w:t>Coined and owns 'lakehouse'; competitors now advertise in its vocabulary</w:t>
+            </w:r>
+          </w:p>
+        </w:tc>
+      </w:tr>
+    </w:tbl>
+    <w:p>
+      <w:pPr>
+        <w:spacing w:after="200"/>
+        <w:jc w:val="left"/>
+      </w:pPr>
+      <w:r>
+        <w:rPr>
+          <w:b w:val="0"/>
+          <w:i/>
+          <w:color w:val="6B7280"/>
+          <w:sz w:val="15"/>
+        </w:rPr>
+        <w:t>Simple average 9.0.</w:t>
+      </w:r>
+    </w:p>
+    <w:p>
+      <w:pPr>
+        <w:keepNext/>
+        <w:spacing w:after="40"/>
+        <w:jc w:val="center"/>
+      </w:pPr>
+      <w:r>
+        <w:drawing>
+          <wp:inline xmlns:a="http://schemas.openxmlformats.org/drawingml/2006/main" xmlns:pic="http://schemas.openxmlformats.org/drawingml/2006/picture">
+            <wp:extent cx="5943600" cy="3504593"/>
+            <wp:docPr id="1" name="Picture 1"/>
+            <wp:cNvGraphicFramePr>
+              <a:graphicFrameLocks noChangeAspect="1"/>
+            </wp:cNvGraphicFramePr>
+            <a:graphic>
+              <a:graphicData uri="http://schemas.openxmlformats.org/drawingml/2006/picture">
+                <pic:pic>
+                  <pic:nvPicPr>
+                    <pic:cNvPr id="0" name="radar.png"/>
+                    <pic:cNvPicPr/>
+                  </pic:nvPicPr>
+                  <pic:blipFill>
+                    <a:blip r:embed="rId12"/>
+                    <a:stretch>
+                      <a:fillRect/>
+                    </a:stretch>
+                  </pic:blipFill>
+                  <pic:spPr>
+                    <a:xfrm>
+                      <a:off x="0" y="0"/>
+                      <a:ext cx="5943600" cy="3504593"/>
+                    </a:xfrm>
+                    <a:prstGeom prst="rect"/>
+                  </pic:spPr>
+                </pic:pic>
+              </a:graphicData>
+            </a:graphic>
+          </wp:inline>
+        </w:drawing>
+      </w:r>
+    </w:p>
+    <w:p>
+      <w:pPr>
+        <w:spacing w:after="240"/>
+        <w:jc w:val="left"/>
+      </w:pPr>
+      <w:r>
+        <w:rPr>
+          <w:b w:val="0"/>
+          <w:i/>
+          <w:color w:val="6B7280"/>
+          <w:sz w:val="15"/>
+        </w:rPr>
+        <w:t>Figure 1. AIBQ dimension scores, Databricks against the Frontier Five average, July 2026. Cohort dimension averages are estimates consistent with published composites. The compute-independence notch is the one visible weakness; the other four dimensions score near the top of the scale.</w:t>
+      </w:r>
+    </w:p>
+    <w:p>
+      <w:pPr>
+        <w:pStyle w:val="Heading2"/>
+      </w:pPr>
+      <w:r>
+        <w:t>The delta from 8.92, the band, and the cohort</w:t>
+      </w:r>
+    </w:p>
+    <w:p>
+      <w:pPr>
+        <w:spacing w:after="140"/>
+        <w:jc w:val="both"/>
+      </w:pPr>
+      <w:r>
+        <w:rPr>
+          <w:b w:val="0"/>
+          <w:i w:val="0"/>
+          <w:color w:val="262B35"/>
+          <w:sz w:val="21"/>
+        </w:rPr>
+        <w:t>The prior composite was 8.92. Two drivers, and only two, account for the 0.11-point decline. First, CE moved from 8.95 to 8.9 as the gross-margin band tightened: 74% and guided lower is a different fact pattern from the stable low-80s the prior score rested on. Second, GO moved from 9.4 to 8.9 with the removal of the 0.5 imminence premium tied to a 2026 filing that is no longer expected. The reported $165 to 175 billion financing talks moved nothing in either direction: AIBQ is constructed independent of valuation, and a rumor is not a business fact. Reconciliation: prior 8.95(.20) + 9.0(.25) + 8.0(.15) + 9.4(.20) + 9.0(.20) = 8.92; current 8.9(.20) + 9.0(.25) + 8.0(.15) + 8.9(.20) + 9.0(.20) = 8.81.</w:t>
+      </w:r>
+    </w:p>
+    <w:p>
+      <w:pPr>
+        <w:keepNext/>
+        <w:spacing w:after="60"/>
+        <w:jc w:val="left"/>
+      </w:pPr>
+      <w:r>
+        <w:rPr>
+          <w:b/>
+          <w:i w:val="0"/>
+          <w:color w:val="1F2A44"/>
+          <w:sz w:val="19"/>
+        </w:rPr>
+        <w:t>Bands and cohort placement (July 2026)</w:t>
+      </w:r>
+    </w:p>
+    <w:tbl>
+      <w:tblPr>
+        <w:tblW w:type="dxa" w:w="9360"/>
+        <w:jc w:val="center"/>
+        <w:tblLayout w:type="fixed"/>
+        <w:tblLook w:firstColumn="1" w:firstRow="1" w:lastColumn="0" w:lastRow="0" w:noHBand="0" w:noVBand="1" w:val="04A0"/>
+        <w:tblBorders>
+          <w:top w:val="single" w:sz="4" w:space="0" w:color="C9D2DE"/>
+          <w:left w:val="single" w:sz="4" w:space="0" w:color="C9D2DE"/>
+          <w:bottom w:val="single" w:sz="4" w:space="0" w:color="C9D2DE"/>
+          <w:right w:val="single" w:sz="4" w:space="0" w:color="C9D2DE"/>
+          <w:insideH w:val="single" w:sz="4" w:space="0" w:color="C9D2DE"/>
+          <w:insideV w:val="single" w:sz="4" w:space="0" w:color="C9D2DE"/>
+        </w:tblBorders>
+        <w:tblCellMar>
+          <w:top w:w="40" w:type="dxa"/>
+          <w:left w:w="80" w:type="dxa"/>
+          <w:bottom w:w="40" w:type="dxa"/>
+          <w:right w:w="80" w:type="dxa"/>
+        </w:tblCellMar>
+      </w:tblPr>
+      <w:tblGrid>
+        <w:gridCol w:w="3120"/>
+        <w:gridCol w:w="3120"/>
+        <w:gridCol w:w="3120"/>
+      </w:tblGrid>
+      <w:tr>
+        <w:trPr>
+          <w:cantSplit/>
+          <w:tblHeader w:val="true"/>
+        </w:trPr>
+        <w:tc>
+          <w:tcPr>
+            <w:tcW w:type="dxa" w:w="1701"/>
+            <w:shd w:val="clear" w:fill="1F2A44"/>
+          </w:tcPr>
+          <w:p>
+            <w:pPr>
+              <w:spacing w:after="0"/>
+              <w:jc w:val="left"/>
+            </w:pPr>
+            <w:r/>
+            <w:r>
+              <w:rPr>
+                <w:rFonts w:ascii="Georgia" w:hAnsi="Georgia"/>
+                <w:b/>
+                <w:i w:val="0"/>
+                <w:color w:val="FFFFFF"/>
+                <w:sz w:val="17"/>
+              </w:rPr>
+              <w:t>Band</w:t>
+            </w:r>
+          </w:p>
+        </w:tc>
+        <w:tc>
+          <w:tcPr>
+            <w:tcW w:type="dxa" w:w="2042"/>
+            <w:shd w:val="clear" w:fill="1F2A44"/>
+          </w:tcPr>
+          <w:p>
+            <w:pPr>
+              <w:spacing w:after="0"/>
+              <w:jc w:val="left"/>
+            </w:pPr>
+            <w:r/>
+            <w:r>
+              <w:rPr>
+                <w:rFonts w:ascii="Georgia" w:hAnsi="Georgia"/>
+                <w:b/>
+                <w:i w:val="0"/>
+                <w:color w:val="FFFFFF"/>
+                <w:sz w:val="17"/>
+              </w:rPr>
+              <w:t>Range</w:t>
+            </w:r>
+          </w:p>
+        </w:tc>
+        <w:tc>
+          <w:tcPr>
+            <w:tcW w:type="dxa" w:w="5616"/>
+            <w:shd w:val="clear" w:fill="1F2A44"/>
+          </w:tcPr>
+          <w:p>
+            <w:pPr>
+              <w:spacing w:after="0"/>
+              <w:jc w:val="left"/>
+            </w:pPr>
+            <w:r/>
+            <w:r>
+              <w:rPr>
+                <w:rFonts w:ascii="Georgia" w:hAnsi="Georgia"/>
+                <w:b/>
+                <w:i w:val="0"/>
+                <w:color w:val="FFFFFF"/>
+                <w:sz w:val="17"/>
+              </w:rPr>
+              <w:t>Cohort members</w:t>
+            </w:r>
+          </w:p>
+        </w:tc>
+      </w:tr>
+      <w:tr>
+        <w:trPr>
+          <w:cantSplit/>
+        </w:trPr>
+        <w:tc>
+          <w:tcPr>
+            <w:tcW w:type="dxa" w:w="1701"/>
+          </w:tcPr>
+          <w:p>
+            <w:pPr>
+              <w:spacing w:after="0"/>
+              <w:jc w:val="left"/>
+            </w:pPr>
+            <w:r/>
+            <w:r>
+              <w:rPr>
+                <w:rFonts w:ascii="Georgia" w:hAnsi="Georgia"/>
+                <w:b w:val="0"/>
+                <w:i w:val="0"/>
+                <w:color w:val="262B35"/>
+                <w:sz w:val="16"/>
+              </w:rPr>
+              <w:t>Elite</w:t>
+            </w:r>
+          </w:p>
+        </w:tc>
+        <w:tc>
+          <w:tcPr>
+            <w:tcW w:type="dxa" w:w="2042"/>
+          </w:tcPr>
+          <w:p>
+            <w:pPr>
+              <w:spacing w:after="0"/>
+              <w:jc w:val="left"/>
+            </w:pPr>
+            <w:r/>
+            <w:r>
+              <w:rPr>
+                <w:rFonts w:ascii="Georgia" w:hAnsi="Georgia"/>
+                <w:b w:val="0"/>
+                <w:i w:val="0"/>
+                <w:color w:val="262B35"/>
+                <w:sz w:val="16"/>
+              </w:rPr>
+              <w:t>8.50 - 10.00</w:t>
+            </w:r>
+          </w:p>
+        </w:tc>
+        <w:tc>
+          <w:tcPr>
+            <w:tcW w:type="dxa" w:w="5616"/>
+          </w:tcPr>
+          <w:p>
+            <w:pPr>
+              <w:spacing w:after="0"/>
+              <w:jc w:val="left"/>
+            </w:pPr>
+            <w:r/>
+            <w:r>
+              <w:rPr>
+                <w:rFonts w:ascii="Georgia" w:hAnsi="Georgia"/>
+                <w:b w:val="0"/>
+                <w:i w:val="0"/>
+                <w:color w:val="262B35"/>
+                <w:sz w:val="16"/>
+              </w:rPr>
+              <w:t>Databricks (8.81)</w:t>
+            </w:r>
+          </w:p>
+        </w:tc>
+      </w:tr>
+      <w:tr>
+        <w:trPr>
+          <w:cantSplit/>
+        </w:trPr>
+        <w:tc>
+          <w:tcPr>
+            <w:tcW w:type="dxa" w:w="1701"/>
+            <w:shd w:val="clear" w:fill="F2F5F9"/>
+          </w:tcPr>
+          <w:p>
+            <w:pPr>
+              <w:spacing w:after="0"/>
+              <w:jc w:val="left"/>
+            </w:pPr>
+            <w:r/>
+            <w:r>
+              <w:rPr>
+                <w:rFonts w:ascii="Georgia" w:hAnsi="Georgia"/>
+                <w:b w:val="0"/>
+                <w:i w:val="0"/>
+                <w:color w:val="262B35"/>
+                <w:sz w:val="16"/>
+              </w:rPr>
+              <w:t>Strong</w:t>
+            </w:r>
+          </w:p>
+        </w:tc>
+        <w:tc>
+          <w:tcPr>
+            <w:tcW w:type="dxa" w:w="2042"/>
+            <w:shd w:val="clear" w:fill="F2F5F9"/>
+          </w:tcPr>
+          <w:p>
+            <w:pPr>
+              <w:spacing w:after="0"/>
+              <w:jc w:val="left"/>
+            </w:pPr>
+            <w:r/>
+            <w:r>
+              <w:rPr>
+                <w:rFonts w:ascii="Georgia" w:hAnsi="Georgia"/>
+                <w:b w:val="0"/>
+                <w:i w:val="0"/>
+                <w:color w:val="262B35"/>
+                <w:sz w:val="16"/>
+              </w:rPr>
+              <w:t>7.00 - 8.49</w:t>
+            </w:r>
+          </w:p>
+        </w:tc>
+        <w:tc>
+          <w:tcPr>
+            <w:tcW w:type="dxa" w:w="5616"/>
+            <w:shd w:val="clear" w:fill="F2F5F9"/>
+          </w:tcPr>
+          <w:p>
+            <w:pPr>
+              <w:spacing w:after="0"/>
+              <w:jc w:val="left"/>
+            </w:pPr>
+            <w:r/>
+            <w:r>
+              <w:rPr>
+                <w:rFonts w:ascii="Georgia" w:hAnsi="Georgia"/>
+                <w:b w:val="0"/>
+                <w:i w:val="0"/>
+                <w:color w:val="262B35"/>
+                <w:sz w:val="16"/>
+              </w:rPr>
+              <w:t>Anthropic (8.20)</w:t>
+            </w:r>
+          </w:p>
+        </w:tc>
+      </w:tr>
+      <w:tr>
+        <w:trPr>
+          <w:cantSplit/>
+        </w:trPr>
+        <w:tc>
+          <w:tcPr>
+            <w:tcW w:type="dxa" w:w="1701"/>
+          </w:tcPr>
+          <w:p>
+            <w:pPr>
+              <w:spacing w:after="0"/>
+              <w:jc w:val="left"/>
+            </w:pPr>
+            <w:r/>
+            <w:r>
+              <w:rPr>
+                <w:rFonts w:ascii="Georgia" w:hAnsi="Georgia"/>
+                <w:b w:val="0"/>
+                <w:i w:val="0"/>
+                <w:color w:val="262B35"/>
+                <w:sz w:val="16"/>
+              </w:rPr>
+              <w:t>Developing</w:t>
+            </w:r>
+          </w:p>
+        </w:tc>
+        <w:tc>
+          <w:tcPr>
+            <w:tcW w:type="dxa" w:w="2042"/>
+          </w:tcPr>
+          <w:p>
+            <w:pPr>
+              <w:spacing w:after="0"/>
+              <w:jc w:val="left"/>
+            </w:pPr>
+            <w:r/>
+            <w:r>
+              <w:rPr>
+                <w:rFonts w:ascii="Georgia" w:hAnsi="Georgia"/>
+                <w:b w:val="0"/>
+                <w:i w:val="0"/>
+                <w:color w:val="262B35"/>
+                <w:sz w:val="16"/>
+              </w:rPr>
+              <w:t>4.50 - 6.99</w:t>
+            </w:r>
+          </w:p>
+        </w:tc>
+        <w:tc>
+          <w:tcPr>
+            <w:tcW w:type="dxa" w:w="5616"/>
+          </w:tcPr>
+          <w:p>
+            <w:pPr>
+              <w:spacing w:after="0"/>
+              <w:jc w:val="left"/>
+            </w:pPr>
+            <w:r/>
+            <w:r>
+              <w:rPr>
+                <w:rFonts w:ascii="Georgia" w:hAnsi="Georgia"/>
+                <w:b w:val="0"/>
+                <w:i w:val="0"/>
+                <w:color w:val="262B35"/>
+                <w:sz w:val="16"/>
+              </w:rPr>
+              <w:t>OpenAI (4.53), xAI (4.49)</w:t>
+            </w:r>
+          </w:p>
+        </w:tc>
+      </w:tr>
+      <w:tr>
+        <w:trPr>
+          <w:cantSplit/>
+        </w:trPr>
+        <w:tc>
+          <w:tcPr>
+            <w:tcW w:type="dxa" w:w="1701"/>
+            <w:shd w:val="clear" w:fill="F2F5F9"/>
+          </w:tcPr>
+          <w:p>
+            <w:pPr>
+              <w:spacing w:after="0"/>
+              <w:jc w:val="left"/>
+            </w:pPr>
+            <w:r/>
+            <w:r>
+              <w:rPr>
+                <w:rFonts w:ascii="Georgia" w:hAnsi="Georgia"/>
+                <w:b w:val="0"/>
+                <w:i w:val="0"/>
+                <w:color w:val="262B35"/>
+                <w:sz w:val="16"/>
+              </w:rPr>
+              <w:t>Distressed</w:t>
+            </w:r>
+          </w:p>
+        </w:tc>
+        <w:tc>
+          <w:tcPr>
+            <w:tcW w:type="dxa" w:w="2042"/>
+            <w:shd w:val="clear" w:fill="F2F5F9"/>
+          </w:tcPr>
+          <w:p>
+            <w:pPr>
+              <w:spacing w:after="0"/>
+              <w:jc w:val="left"/>
+            </w:pPr>
+            <w:r/>
+            <w:r>
+              <w:rPr>
+                <w:rFonts w:ascii="Georgia" w:hAnsi="Georgia"/>
+                <w:b w:val="0"/>
+                <w:i w:val="0"/>
+                <w:color w:val="262B35"/>
+                <w:sz w:val="16"/>
+              </w:rPr>
+              <w:t>&lt; 4.50</w:t>
+            </w:r>
+          </w:p>
+        </w:tc>
+        <w:tc>
+          <w:tcPr>
+            <w:tcW w:type="dxa" w:w="5616"/>
+            <w:shd w:val="clear" w:fill="F2F5F9"/>
+          </w:tcPr>
+          <w:p>
+            <w:pPr>
+              <w:spacing w:after="0"/>
+              <w:jc w:val="left"/>
+            </w:pPr>
+            <w:r/>
+            <w:r>
+              <w:rPr>
+                <w:rFonts w:ascii="Georgia" w:hAnsi="Georgia"/>
+                <w:b w:val="0"/>
+                <w:i w:val="0"/>
+                <w:color w:val="262B35"/>
+                <w:sz w:val="16"/>
+              </w:rPr>
+              <w:t>SSI (2.30; pre-revenue by design)</w:t>
+            </w:r>
+          </w:p>
+        </w:tc>
+      </w:tr>
+    </w:tbl>
+    <w:p>
+      <w:pPr>
+        <w:spacing w:after="200"/>
+        <w:jc w:val="left"/>
+      </w:pPr>
+      <w:r>
+        <w:rPr>
+          <w:b w:val="0"/>
+          <w:i/>
+          <w:color w:val="6B7280"/>
+          <w:sz w:val="15"/>
+        </w:rPr>
+        <w:t>Lab scores are dominated by capital-efficiency and revenue-quality deficits, not by research capability, which AIBQ deliberately does not score.</w:t>
+      </w:r>
+    </w:p>
+    <w:p>
+      <w:pPr>
+        <w:pStyle w:val="Heading3"/>
+      </w:pPr>
+      <w:r>
+        <w:t>What the score means, now and next</w:t>
+      </w:r>
+    </w:p>
+    <w:p>
+      <w:pPr>
+        <w:spacing w:after="140"/>
+        <w:jc w:val="both"/>
+      </w:pPr>
+      <w:r>
+        <w:rPr>
+          <w:b w:val="0"/>
+          <w:i w:val="0"/>
+          <w:color w:val="262B35"/>
+          <w:sz w:val="21"/>
+        </w:rPr>
+        <w:t>Now: 8.81 says the business clears every institutional quality bar simultaneously, growth, margin, cash generation, retention, governance readiness, and moat, with exactly one visible structural weakness (compute dependence) and exactly one binding constraint (the margin gate's four-point cushion). Next: the score is falsifiable on a schedule. A gross-margin print below 70% at the roughly quarterly disclosure breaks the gate mechanically and removes the Elite band; a print at or above 73% alongside a run-rate at or above $8 billion would instead confirm the agentic cost curve is being managed and would likely restore part of the CE decline. No other single number moves the composite as much, which is why the margin print, not the next valuation headline, is the event to watch. How the market prices each point of this score, and why Databricks' points are the cheapest in the cohort, is where the next section begins.</w:t>
+      </w:r>
+    </w:p>
     <w:p>
       <w:pPr>
         <w:pStyle w:val="Heading1"/>
@@ -2237,7 +6789,7 @@
           <w:color w:val="262B35"/>
           <w:sz w:val="21"/>
         </w:rPr>
-        <w:t>The valuation carries a paradox worth the whole report. On our AI Business Quality framework Databricks scores 8.81, the highest composite in the Frontier Five cohort and its only Elite rating, yet at $134 billion the market pays just $15.2 billion per point of measured quality, against roughly $118 billion per point for Anthropic, $188 billion for OpenAI, and an estimated $345 billion for xAI inside the newly listed SpaceX (Figure 1). The cheapest quality in the cohort is attached to its most complete business. Understanding why that gap exists, and what closes it, requires understanding the business brick by brick, which is precisely what the market has not yet been forced to do. A public listing forces it; the company has earned the right to choose when.</w:t>
+        <w:t>The valuation carries a paradox worth the whole report. On our AI Business Quality framework Databricks scores 8.81, the highest composite in the Frontier Five cohort and its only Elite rating, yet at $134 billion the market pays just $15.2 billion per point of measured quality, against roughly $118 billion per point for Anthropic, $188 billion for OpenAI, and an estimated $345 billion for xAI inside the newly listed SpaceX (Figure 2). The cheapest quality in the cohort is attached to its most complete business. Understanding why that gap exists, and what closes it, requires understanding the business brick by brick, which is precisely what the market has not yet been forced to do. A public listing forces it; the company has earned the right to choose when.</w:t>
       </w:r>
     </w:p>
     <w:p>
@@ -2250,7 +6802,7 @@
         <w:drawing>
           <wp:inline xmlns:a="http://schemas.openxmlformats.org/drawingml/2006/main" xmlns:pic="http://schemas.openxmlformats.org/drawingml/2006/picture">
             <wp:extent cx="5943600" cy="2935742"/>
-            <wp:docPr id="1" name="Picture 1"/>
+            <wp:docPr id="2" name="Picture 2"/>
             <wp:cNvGraphicFramePr>
               <a:graphicFrameLocks noChangeAspect="1"/>
             </wp:cNvGraphicFramePr>
@@ -2262,7 +6814,7 @@
                     <pic:cNvPicPr/>
                   </pic:nvPicPr>
                   <pic:blipFill>
-                    <a:blip r:embed="rId12"/>
+                    <a:blip r:embed="rId13"/>
                     <a:stretch>
                       <a:fillRect/>
                     </a:stretch>
@@ -2293,7 +6845,7 @@
           <w:color w:val="6B7280"/>
           <w:sz w:val="15"/>
         </w:rPr>
-        <w:t>Figure 1. Valuation per AIBQ point across the Frontier Five, July 2026. Marks per company announcements and PitchBook; xAI implied value inside listed SpaceX is an estimate. SSI excluded (pre-revenue). The quality-valuation correlation is embargoed; this ranked bar is its only cleared expression and the coefficient is not derivable from it.</w:t>
+        <w:t>Figure 2. Valuation per AIBQ point across the Frontier Five, July 2026. Marks per company announcements and PitchBook; xAI implied value inside listed SpaceX is an estimate. SSI excluded (pre-revenue). The quality-valuation correlation is embargoed; this ranked bar is its only cleared expression and the coefficient is not derivable from it.</w:t>
       </w:r>
     </w:p>
     <w:p>
@@ -2302,6 +6854,20 @@
       </w:pPr>
       <w:r>
         <w:t>How the report is laid</w:t>
+      </w:r>
+    </w:p>
+    <w:p>
+      <w:pPr>
+        <w:pStyle w:val="ListBullet"/>
+        <w:spacing w:after="80"/>
+        <w:ind w:left="403"/>
+      </w:pPr>
+      <w:r>
+        <w:rPr>
+          <w:color w:val="262B35"/>
+          <w:sz w:val="21"/>
+        </w:rPr>
+        <w:t>The AIBQ Breakdown (preceding this summary): the quality score in full, all 24 sub-scores, and the one number that falsifies it.</w:t>
       </w:r>
     </w:p>
     <w:p>
@@ -2536,7 +7102,7 @@
           <w:color w:val="262B35"/>
           <w:sz w:val="21"/>
         </w:rPr>
-        <w:t>Databricks' product surface is a stack of five strata, and the ordering is not cosmetic: each layer monetizes the data pulled in by the one beneath it and makes that layer harder to leave. Revenue attribution, where disclosed: AI products at roughly $1.7 billion annualized and Databricks SQL at roughly $1.5 billion (both company disclosures, June 16, 2026), implying a core platform residual of roughly $3.7 billion. Figure 2 shows the mix and its forward path.</w:t>
+        <w:t>Databricks' product surface is a stack of five strata, and the ordering is not cosmetic: each layer monetizes the data pulled in by the one beneath it and makes that layer harder to leave. Revenue attribution, where disclosed: AI products at roughly $1.7 billion annualized and Databricks SQL at roughly $1.5 billion (both company disclosures, June 16, 2026), implying a core platform residual of roughly $3.7 billion. Figure 3 shows the mix and its forward path.</w:t>
       </w:r>
     </w:p>
     <w:p>
@@ -2549,7 +7115,7 @@
         <w:drawing>
           <wp:inline xmlns:a="http://schemas.openxmlformats.org/drawingml/2006/main" xmlns:pic="http://schemas.openxmlformats.org/drawingml/2006/picture">
             <wp:extent cx="5943600" cy="2968866"/>
-            <wp:docPr id="2" name="Picture 2"/>
+            <wp:docPr id="3" name="Picture 3"/>
             <wp:cNvGraphicFramePr>
               <a:graphicFrameLocks noChangeAspect="1"/>
             </wp:cNvGraphicFramePr>
@@ -2561,7 +7127,7 @@
                     <pic:cNvPicPr/>
                   </pic:nvPicPr>
                   <pic:blipFill>
-                    <a:blip r:embed="rId13"/>
+                    <a:blip r:embed="rId14"/>
                     <a:stretch>
                       <a:fillRect/>
                     </a:stretch>
@@ -2592,7 +7158,7 @@
           <w:color w:val="6B7280"/>
           <w:sz w:val="15"/>
         </w:rPr>
-        <w:t>Figure 2. Revenue composition by product line, June 2026 disclosed versus June 2027 estimate. AI products $1.7B and Databricks SQL $1.5B per company disclosures (Jun 16, 2026); core platform is the residual; the forward split is an estimate.</w:t>
+        <w:t>Figure 3. Revenue composition by product line, June 2026 disclosed versus June 2027 estimate. AI products $1.7B and Databricks SQL $1.5B per company disclosures (Jun 16, 2026); core platform is the residual; the forward split is an estimate.</w:t>
       </w:r>
     </w:p>
     <w:p>
@@ -5090,7 +9656,7 @@
           <w:color w:val="262B35"/>
           <w:sz w:val="21"/>
         </w:rPr>
-        <w:t>The financing history is a strategy document in itself (Figure 3). Six marks in five years, from $28 billion (February 2021) to $134 billion (December 2025 and February 2026), each cleared by fundamentals that had roughly caught up with the prior mark. The composition matters more than the levels: roughly $20.2 billion of lifetime equity, over half of it in one round (the $10.2 billion Series J, December 2024) raised substantially to fund employee liquidity rather than operations, and roughly $9.3 billion of debt assembled between January 2025 and February 2026 (PitchBook deal records) to pre-fund compute commitments without dilution. A company that is free-cash-flow positive does not need either; it raised both to control its own timeline. The tell is the Series L: $134 billion held flat across two closes, a company declining a headline step-up it could have had, because it did not need the money enough to negotiate for vanity.</w:t>
+        <w:t>The financing history is a strategy document in itself (Figure 4). Six marks in five years, from $28 billion (February 2021) to $134 billion (December 2025 and February 2026), each cleared by fundamentals that had roughly caught up with the prior mark. The composition matters more than the levels: roughly $20.2 billion of lifetime equity, over half of it in one round (the $10.2 billion Series J, December 2024) raised substantially to fund employee liquidity rather than operations, and roughly $9.3 billion of debt assembled between January 2025 and February 2026 (PitchBook deal records) to pre-fund compute commitments without dilution. A company that is free-cash-flow positive does not need either; it raised both to control its own timeline. The tell is the Series L: $134 billion held flat across two closes, a company declining a headline step-up it could have had, because it did not need the money enough to negotiate for vanity.</w:t>
       </w:r>
     </w:p>
     <w:p>
@@ -5103,7 +9669,7 @@
         <w:drawing>
           <wp:inline xmlns:a="http://schemas.openxmlformats.org/drawingml/2006/main" xmlns:pic="http://schemas.openxmlformats.org/drawingml/2006/picture">
             <wp:extent cx="5943600" cy="2772933"/>
-            <wp:docPr id="3" name="Picture 3"/>
+            <wp:docPr id="4" name="Picture 4"/>
             <wp:cNvGraphicFramePr>
               <a:graphicFrameLocks noChangeAspect="1"/>
             </wp:cNvGraphicFramePr>
@@ -5115,7 +9681,7 @@
                     <pic:cNvPicPr/>
                   </pic:nvPicPr>
                   <pic:blipFill>
-                    <a:blip r:embed="rId14"/>
+                    <a:blip r:embed="rId15"/>
                     <a:stretch>
                       <a:fillRect/>
                     </a:stretch>
@@ -5146,7 +9712,7 @@
           <w:color w:val="6B7280"/>
           <w:sz w:val="15"/>
         </w:rPr>
-        <w:t>Figure 3. Post-money valuation by round, Series G through L, with the reported June 2026 talks shown as unclosed. Sources: company announcements; PitchBook deal records.</w:t>
+        <w:t>Figure 4. Post-money valuation by round, Series G through L, with the reported June 2026 talks shown as unclosed. Sources: company announcements; PitchBook deal records.</w:t>
       </w:r>
     </w:p>
     <w:p>
@@ -5192,7 +9758,7 @@
           <w:color w:val="262B35"/>
           <w:sz w:val="21"/>
         </w:rPr>
-        <w:t>No S-1 is on file (SEC EDGAR, CIK 1587468, verified July 10, 2026); the chief executive has publicly ruled out 2026 and pointed to 2027 at the earliest; prediction markets price no listing by end-2027 as a slight favorite. Meanwhile the two largest AI labs have reportedly filed paperwork, and the SpaceX listing (June 2026, $1.77 trillion, trading up roughly 23% since) has already tested the market's capacity for mega-scale AI paper (Figure 4). The strategic read: Databricks is the only name in the wave that can wait indefinitely, because it generates cash, and the only one that needs essentially no primary capital from a listing. Letting OpenAI and Anthropic price first outsources the experiment risk and hands Databricks a calibrated demand curve to price against. Waiting is not hesitancy here; it is the cheapest option the company owns.</w:t>
+        <w:t>No S-1 is on file (SEC EDGAR, CIK 1587468, verified July 10, 2026); the chief executive has publicly ruled out 2026 and pointed to 2027 at the earliest; prediction markets price no listing by end-2027 as a slight favorite. Meanwhile the two largest AI labs have reportedly filed paperwork, and the SpaceX listing (June 2026, $1.77 trillion, trading up roughly 23% since) has already tested the market's capacity for mega-scale AI paper (Figure 5). The strategic read: Databricks is the only name in the wave that can wait indefinitely, because it generates cash, and the only one that needs essentially no primary capital from a listing. Letting OpenAI and Anthropic price first outsources the experiment risk and hands Databricks a calibrated demand curve to price against. Waiting is not hesitancy here; it is the cheapest option the company owns.</w:t>
       </w:r>
     </w:p>
     <w:p>
@@ -5205,7 +9771,7 @@
         <w:drawing>
           <wp:inline xmlns:a="http://schemas.openxmlformats.org/drawingml/2006/main" xmlns:pic="http://schemas.openxmlformats.org/drawingml/2006/picture">
             <wp:extent cx="5943600" cy="2853963"/>
-            <wp:docPr id="4" name="Picture 4"/>
+            <wp:docPr id="5" name="Picture 5"/>
             <wp:cNvGraphicFramePr>
               <a:graphicFrameLocks noChangeAspect="1"/>
             </wp:cNvGraphicFramePr>
@@ -5217,7 +9783,7 @@
                     <pic:cNvPicPr/>
                   </pic:nvPicPr>
                   <pic:blipFill>
-                    <a:blip r:embed="rId15"/>
+                    <a:blip r:embed="rId16"/>
                     <a:stretch>
                       <a:fillRect/>
                     </a:stretch>
@@ -5248,7 +9814,7 @@
           <w:color w:val="6B7280"/>
           <w:sz w:val="15"/>
         </w:rPr>
-        <w:t>Figure 4. The AI mega-listing wave against the 2025 US IPO market (~$44-47B of proceeds, per major audit-firm annual reviews). SpaceX has already cleared; Databricks needs the least primary capital of any name in the queue.</w:t>
+        <w:t>Figure 5. The AI mega-listing wave against the 2025 US IPO market (~$44-47B of proceeds, per major audit-firm annual reviews). SpaceX has already cleared; Databricks needs the least primary capital of any name in the queue.</w:t>
       </w:r>
     </w:p>
     <w:p>
@@ -5294,7 +9860,7 @@
           <w:color w:val="262B35"/>
           <w:sz w:val="21"/>
         </w:rPr>
-        <w:t>What is disclosed: $4.0 billion annualized at +50% (September 2025), $4.8 billion at +55% (December 2025), $5.4 billion at +65% (February 9, 2026), $6.9 billion at +80% (June 16, 2026), all company statements (Figure 5). Four consecutive prints of accelerating growth while the base nearly doubled is behavior essentially without precedent at this scale; the drivers, decomposed in The Bricks, are the AI line compounding fastest, DBSQL doubling on workload migration, and the consumption meter converting agent adoption into revenue in real time. The model translates the ladder into fiscal years (ending January 31): roughly $2.6 billion in FY2025 and $4.1 billion in FY2026 as calibrated estimates, then a base case that deliberately decelerates, +77% in FY2027 to +24% by FY2031, landing at roughly $25 billion of revenue, consistent with a low-to-mid $20 billions run-rate entering calendar 2030. Nothing in the base case extrapolates the acceleration; it only asks the deceleration to be graceful, which retention above 140% alone nearly guarantees arithmetically.</w:t>
+        <w:t>What is disclosed: $4.0 billion annualized at +50% (September 2025), $4.8 billion at +55% (December 2025), $5.4 billion at +65% (February 9, 2026), $6.9 billion at +80% (June 16, 2026), all company statements (Figure 6). Four consecutive prints of accelerating growth while the base nearly doubled is behavior essentially without precedent at this scale; the drivers, decomposed in The Bricks, are the AI line compounding fastest, DBSQL doubling on workload migration, and the consumption meter converting agent adoption into revenue in real time. The model translates the ladder into fiscal years (ending January 31): roughly $2.6 billion in FY2025 and $4.1 billion in FY2026 as calibrated estimates, then a base case that deliberately decelerates, +77% in FY2027 to +24% by FY2031, landing at roughly $25 billion of revenue, consistent with a low-to-mid $20 billions run-rate entering calendar 2030. Nothing in the base case extrapolates the acceleration; it only asks the deceleration to be graceful, which retention above 140% alone nearly guarantees arithmetically.</w:t>
       </w:r>
     </w:p>
     <w:p>
@@ -5307,7 +9873,7 @@
         <w:drawing>
           <wp:inline xmlns:a="http://schemas.openxmlformats.org/drawingml/2006/main" xmlns:pic="http://schemas.openxmlformats.org/drawingml/2006/picture">
             <wp:extent cx="5943600" cy="2796477"/>
-            <wp:docPr id="5" name="Picture 5"/>
+            <wp:docPr id="6" name="Picture 6"/>
             <wp:cNvGraphicFramePr>
               <a:graphicFrameLocks noChangeAspect="1"/>
             </wp:cNvGraphicFramePr>
@@ -5319,7 +9885,7 @@
                     <pic:cNvPicPr/>
                   </pic:nvPicPr>
                   <pic:blipFill>
-                    <a:blip r:embed="rId16"/>
+                    <a:blip r:embed="rId17"/>
                     <a:stretch>
                       <a:fillRect/>
                     </a:stretch>
@@ -5350,7 +9916,7 @@
           <w:color w:val="6B7280"/>
           <w:sz w:val="15"/>
         </w:rPr>
-        <w:t>Figure 5. Revenue run-rate and year-over-year growth, September 2025 to June 2026, per company disclosures. The rising growth line at rising scale is the core financial fact of the company.</w:t>
+        <w:t>Figure 6. Revenue run-rate and year-over-year growth, September 2025 to June 2026, per company disclosures. The rising growth line at rising scale is the core financial fact of the company.</w:t>
       </w:r>
     </w:p>
     <w:p>
@@ -5373,7 +9939,7 @@
           <w:color w:val="262B35"/>
           <w:sz w:val="21"/>
         </w:rPr>
-        <w:t>Gross margin is 74%, down from above 80%, and management has been unusually direct that agent-driven query volume will press it further. At the current run-rate each margin point is roughly $69 million of annualized gross profit, so the glide from the low 80s has already surrendered several hundred million dollars a year, a price paid deliberately to own the agentic workload while it forms. The quality framework in The Appraisal imposes a hard floor: a print below 70% breaks the efficiency gate and forces a re-score, and would recast the AI line from software revenue toward pass-through compute resale (Figure 6). The cushion is roughly four points. The base case holds margin in the 72.5 to 74% band through the forecast on serving efficiency and price/mix; the worst case in the model breaks the gate in FY2028 and is priced accordingly in the scenarios. The next disclosure, expected around September-October 2026, is the single most important data point for the thesis.</w:t>
+        <w:t>Gross margin is 74%, down from above 80%, and management has been unusually direct that agent-driven query volume will press it further. At the current run-rate each margin point is roughly $69 million of annualized gross profit, so the glide from the low 80s has already surrendered several hundred million dollars a year, a price paid deliberately to own the agentic workload while it forms. The quality framework in The Appraisal imposes a hard floor: a print below 70% breaks the efficiency gate and forces a re-score, and would recast the AI line from software revenue toward pass-through compute resale (Figure 7). The cushion is roughly four points. The base case holds margin in the 72.5 to 74% band through the forecast on serving efficiency and price/mix; the worst case in the model breaks the gate in FY2028 and is priced accordingly in the scenarios. The next disclosure, expected around September-October 2026, is the single most important data point for the thesis.</w:t>
       </w:r>
     </w:p>
     <w:p>
@@ -5386,7 +9952,7 @@
         <w:drawing>
           <wp:inline xmlns:a="http://schemas.openxmlformats.org/drawingml/2006/main" xmlns:pic="http://schemas.openxmlformats.org/drawingml/2006/picture">
             <wp:extent cx="5943600" cy="2017889"/>
-            <wp:docPr id="6" name="Picture 6"/>
+            <wp:docPr id="7" name="Picture 7"/>
             <wp:cNvGraphicFramePr>
               <a:graphicFrameLocks noChangeAspect="1"/>
             </wp:cNvGraphicFramePr>
@@ -5398,7 +9964,7 @@
                     <pic:cNvPicPr/>
                   </pic:nvPicPr>
                   <pic:blipFill>
-                    <a:blip r:embed="rId17"/>
+                    <a:blip r:embed="rId18"/>
                     <a:stretch>
                       <a:fillRect/>
                     </a:stretch>
@@ -5429,7 +9995,7 @@
           <w:color w:val="6B7280"/>
           <w:sz w:val="15"/>
         </w:rPr>
-        <w:t>Figure 6. Gross margin (74%, June 2026, company disclosure) against the 70% efficiency-gate floor, with the prior &gt;80% level marked.</w:t>
+        <w:t>Figure 7. Gross margin (74%, June 2026, company disclosure) against the 70% efficiency-gate floor, with the prior &gt;80% level marked.</w:t>
       </w:r>
     </w:p>
     <w:p>
@@ -5452,7 +10018,7 @@
           <w:color w:val="262B35"/>
           <w:sz w:val="21"/>
         </w:rPr>
-        <w:t>The company states it is free-cash-flow positive on trailing-twelve-month and fiscal-2025 bases without giving magnitude (February 9, 2026). The model's estimate of what that understates: consumption prepayments mean customers fund growth in advance, so modeled free cash flow runs roughly $0.8 billion in FY2026 rising toward $6.7 billion by FY2031 at margins in the high teens to mid twenties, even while GAAP operating income only turns positive around FY2028 under the weight of stock compensation. Three balance-sheet consequences follow (all modeled, all labeled estimates in the workbook): cash of roughly $14 to 15 billion through the mid-forecast even after funding employee tenders and acquisitions; deferred revenue doubling to roughly $2 billion by FY2027 as commitments prepay; and debt steady at roughly $9.3 billion, comfortably serviced at a modeled ~$630 million of annual interest against gross profit two orders of magnitude larger by the forecast's end. Figure 7 places the resulting capital efficiency in its cohort: only Databricks and Anthropic convert equity into revenue at better than a third of a dollar per dollar raised, and only Databricks does it while generating cash.</w:t>
+        <w:t>The company states it is free-cash-flow positive on trailing-twelve-month and fiscal-2025 bases without giving magnitude (February 9, 2026). The model's estimate of what that understates: consumption prepayments mean customers fund growth in advance, so modeled free cash flow runs roughly $0.8 billion in FY2026 rising toward $6.7 billion by FY2031 at margins in the high teens to mid twenties, even while GAAP operating income only turns positive around FY2028 under the weight of stock compensation. Three balance-sheet consequences follow (all modeled, all labeled estimates in the workbook): cash of roughly $14 to 15 billion through the mid-forecast even after funding employee tenders and acquisitions; deferred revenue doubling to roughly $2 billion by FY2027 as commitments prepay; and debt steady at roughly $9.3 billion, comfortably serviced at a modeled ~$630 million of annual interest against gross profit two orders of magnitude larger by the forecast's end. Figure 8 places the resulting capital efficiency in its cohort: only Databricks and Anthropic convert equity into revenue at better than a third of a dollar per dollar raised, and only Databricks does it while generating cash.</w:t>
       </w:r>
     </w:p>
     <w:p>
@@ -5465,7 +10031,7 @@
         <w:drawing>
           <wp:inline xmlns:a="http://schemas.openxmlformats.org/drawingml/2006/main" xmlns:pic="http://schemas.openxmlformats.org/drawingml/2006/picture">
             <wp:extent cx="5943600" cy="2754869"/>
-            <wp:docPr id="7" name="Picture 7"/>
+            <wp:docPr id="8" name="Picture 8"/>
             <wp:cNvGraphicFramePr>
               <a:graphicFrameLocks noChangeAspect="1"/>
             </wp:cNvGraphicFramePr>
@@ -5477,7 +10043,7 @@
                     <pic:cNvPicPr/>
                   </pic:nvPicPr>
                   <pic:blipFill>
-                    <a:blip r:embed="rId18"/>
+                    <a:blip r:embed="rId19"/>
                     <a:stretch>
                       <a:fillRect/>
                     </a:stretch>
@@ -5508,7 +10074,7 @@
           <w:color w:val="6B7280"/>
           <w:sz w:val="15"/>
         </w:rPr>
-        <w:t>Figure 7. Run-rate revenue per dollar of lifetime equity raised, July 2026. Databricks from disclosures and PitchBook; peers are estimates from reported raises and run-rates. Debt excluded from all denominators.</w:t>
+        <w:t>Figure 8. Run-rate revenue per dollar of lifetime equity raised, July 2026. Databricks from disclosures and PitchBook; peers are estimates from reported raises and run-rates. Debt excluded from all denominators.</w:t>
       </w:r>
     </w:p>
     <w:p>
@@ -7475,7 +12041,7 @@
         <w:pStyle w:val="Heading2"/>
       </w:pPr>
       <w:r>
-        <w:t>First pass: quality, measured</w:t>
+        <w:t>First pass: quality, priced</w:t>
       </w:r>
     </w:p>
     <w:p>
@@ -7490,805 +12056,7 @@
           <w:color w:val="262B35"/>
           <w:sz w:val="21"/>
         </w:rPr>
-        <w:t>Our AI Business Quality (AIBQ) framework scores durable business quality independent of valuation: five dimensions on a 0-to-10 scale, weighted and summed, less any contextual risk adjustment. Revenue Quality carries the heaviest weight because, across our coverage, it best predicts which growth stories become durable franchises. One hard rule matters most here: at late stage, the framework's efficiency gate requires positive free cash flow, growth above 40%, and gross margin above 70% simultaneously; a print below 70% breaks the gate and forces a re-score regardless of everything else. Bands: Elite (8.50+), Strong (7.00-8.49), Developing (4.50-6.99), Distressed (below 4.50).</w:t>
-      </w:r>
-    </w:p>
-    <w:p>
-      <w:pPr>
-        <w:keepNext/>
-        <w:spacing w:after="60"/>
-        <w:jc w:val="left"/>
-      </w:pPr>
-      <w:r>
-        <w:rPr>
-          <w:b/>
-          <w:i w:val="0"/>
-          <w:color w:val="1F2A44"/>
-          <w:sz w:val="19"/>
-        </w:rPr>
-        <w:t>AIBQ scorecard: Databricks 8.81, Elite (the cohort's only Elite rating)</w:t>
-      </w:r>
-    </w:p>
-    <w:tbl>
-      <w:tblPr>
-        <w:tblW w:type="dxa" w:w="9360"/>
-        <w:jc w:val="center"/>
-        <w:tblLayout w:type="fixed"/>
-        <w:tblLook w:firstColumn="1" w:firstRow="1" w:lastColumn="0" w:lastRow="0" w:noHBand="0" w:noVBand="1" w:val="04A0"/>
-        <w:tblBorders>
-          <w:top w:val="single" w:sz="4" w:space="0" w:color="C9D2DE"/>
-          <w:left w:val="single" w:sz="4" w:space="0" w:color="C9D2DE"/>
-          <w:bottom w:val="single" w:sz="4" w:space="0" w:color="C9D2DE"/>
-          <w:right w:val="single" w:sz="4" w:space="0" w:color="C9D2DE"/>
-          <w:insideH w:val="single" w:sz="4" w:space="0" w:color="C9D2DE"/>
-          <w:insideV w:val="single" w:sz="4" w:space="0" w:color="C9D2DE"/>
-        </w:tblBorders>
-        <w:tblCellMar>
-          <w:top w:w="40" w:type="dxa"/>
-          <w:left w:w="80" w:type="dxa"/>
-          <w:bottom w:w="40" w:type="dxa"/>
-          <w:right w:w="80" w:type="dxa"/>
-        </w:tblCellMar>
-      </w:tblPr>
-      <w:tblGrid>
-        <w:gridCol w:w="2340"/>
-        <w:gridCol w:w="2340"/>
-        <w:gridCol w:w="2340"/>
-        <w:gridCol w:w="2340"/>
-      </w:tblGrid>
-      <w:tr>
-        <w:trPr>
-          <w:cantSplit/>
-          <w:tblHeader w:val="true"/>
-        </w:trPr>
-        <w:tc>
-          <w:tcPr>
-            <w:tcW w:type="dxa" w:w="2412"/>
-            <w:shd w:val="clear" w:fill="1F2A44"/>
-          </w:tcPr>
-          <w:p>
-            <w:pPr>
-              <w:spacing w:after="0"/>
-              <w:jc w:val="left"/>
-            </w:pPr>
-            <w:r/>
-            <w:r>
-              <w:rPr>
-                <w:rFonts w:ascii="Georgia" w:hAnsi="Georgia"/>
-                <w:b/>
-                <w:i w:val="0"/>
-                <w:color w:val="FFFFFF"/>
-                <w:sz w:val="17"/>
-              </w:rPr>
-              <w:t>Dimension</w:t>
-            </w:r>
-          </w:p>
-        </w:tc>
-        <w:tc>
-          <w:tcPr>
-            <w:tcW w:type="dxa" w:w="700"/>
-            <w:shd w:val="clear" w:fill="1F2A44"/>
-          </w:tcPr>
-          <w:p>
-            <w:pPr>
-              <w:spacing w:after="0"/>
-              <w:jc w:val="right"/>
-            </w:pPr>
-            <w:r/>
-            <w:r>
-              <w:rPr>
-                <w:rFonts w:ascii="Georgia" w:hAnsi="Georgia"/>
-                <w:b/>
-                <w:i w:val="0"/>
-                <w:color w:val="FFFFFF"/>
-                <w:sz w:val="17"/>
-              </w:rPr>
-              <w:t>Weight</w:t>
-            </w:r>
-          </w:p>
-        </w:tc>
-        <w:tc>
-          <w:tcPr>
-            <w:tcW w:type="dxa" w:w="700"/>
-            <w:shd w:val="clear" w:fill="1F2A44"/>
-          </w:tcPr>
-          <w:p>
-            <w:pPr>
-              <w:spacing w:after="0"/>
-              <w:jc w:val="right"/>
-            </w:pPr>
-            <w:r/>
-            <w:r>
-              <w:rPr>
-                <w:rFonts w:ascii="Georgia" w:hAnsi="Georgia"/>
-                <w:b/>
-                <w:i w:val="0"/>
-                <w:color w:val="FFFFFF"/>
-                <w:sz w:val="17"/>
-              </w:rPr>
-              <w:t>Score</w:t>
-            </w:r>
-          </w:p>
-        </w:tc>
-        <w:tc>
-          <w:tcPr>
-            <w:tcW w:type="dxa" w:w="5789"/>
-            <w:shd w:val="clear" w:fill="1F2A44"/>
-          </w:tcPr>
-          <w:p>
-            <w:pPr>
-              <w:spacing w:after="0"/>
-              <w:jc w:val="left"/>
-            </w:pPr>
-            <w:r/>
-            <w:r>
-              <w:rPr>
-                <w:rFonts w:ascii="Georgia" w:hAnsi="Georgia"/>
-                <w:b/>
-                <w:i w:val="0"/>
-                <w:color w:val="FFFFFF"/>
-                <w:sz w:val="17"/>
-              </w:rPr>
-              <w:t>The one-line case</w:t>
-            </w:r>
-          </w:p>
-        </w:tc>
-      </w:tr>
-      <w:tr>
-        <w:trPr>
-          <w:cantSplit/>
-        </w:trPr>
-        <w:tc>
-          <w:tcPr>
-            <w:tcW w:type="dxa" w:w="2412"/>
-          </w:tcPr>
-          <w:p>
-            <w:pPr>
-              <w:spacing w:after="0"/>
-              <w:jc w:val="left"/>
-            </w:pPr>
-            <w:r/>
-            <w:r>
-              <w:rPr>
-                <w:rFonts w:ascii="Georgia" w:hAnsi="Georgia"/>
-                <w:b w:val="0"/>
-                <w:i w:val="0"/>
-                <w:color w:val="262B35"/>
-                <w:sz w:val="16"/>
-              </w:rPr>
-              <w:t>Capital Efficiency</w:t>
-            </w:r>
-          </w:p>
-        </w:tc>
-        <w:tc>
-          <w:tcPr>
-            <w:tcW w:type="dxa" w:w="700"/>
-          </w:tcPr>
-          <w:p>
-            <w:pPr>
-              <w:spacing w:after="0"/>
-              <w:jc w:val="right"/>
-            </w:pPr>
-            <w:r/>
-            <w:r>
-              <w:rPr>
-                <w:rFonts w:ascii="Georgia" w:hAnsi="Georgia"/>
-                <w:b w:val="0"/>
-                <w:i w:val="0"/>
-                <w:color w:val="262B35"/>
-                <w:sz w:val="16"/>
-              </w:rPr>
-              <w:t>20%</w:t>
-            </w:r>
-          </w:p>
-        </w:tc>
-        <w:tc>
-          <w:tcPr>
-            <w:tcW w:type="dxa" w:w="700"/>
-          </w:tcPr>
-          <w:p>
-            <w:pPr>
-              <w:spacing w:after="0"/>
-              <w:jc w:val="right"/>
-            </w:pPr>
-            <w:r/>
-            <w:r>
-              <w:rPr>
-                <w:rFonts w:ascii="Georgia" w:hAnsi="Georgia"/>
-                <w:b w:val="0"/>
-                <w:i w:val="0"/>
-                <w:color w:val="262B35"/>
-                <w:sz w:val="16"/>
-              </w:rPr>
-              <w:t>8.9</w:t>
-            </w:r>
-          </w:p>
-        </w:tc>
-        <w:tc>
-          <w:tcPr>
-            <w:tcW w:type="dxa" w:w="5789"/>
-          </w:tcPr>
-          <w:p>
-            <w:pPr>
-              <w:spacing w:after="0"/>
-              <w:jc w:val="left"/>
-            </w:pPr>
-            <w:r/>
-            <w:r>
-              <w:rPr>
-                <w:rFonts w:ascii="Georgia" w:hAnsi="Georgia"/>
-                <w:b w:val="0"/>
-                <w:i w:val="0"/>
-                <w:color w:val="262B35"/>
-                <w:sz w:val="16"/>
-              </w:rPr>
-              <w:t>0.34x run-rate per lifetime equity dollar; FCF positive; mark held flat by choice. Gate cushion ~4 margin points is what keeps this below 9</w:t>
-            </w:r>
-          </w:p>
-        </w:tc>
-      </w:tr>
-      <w:tr>
-        <w:trPr>
-          <w:cantSplit/>
-        </w:trPr>
-        <w:tc>
-          <w:tcPr>
-            <w:tcW w:type="dxa" w:w="2412"/>
-            <w:shd w:val="clear" w:fill="F2F5F9"/>
-          </w:tcPr>
-          <w:p>
-            <w:pPr>
-              <w:spacing w:after="0"/>
-              <w:jc w:val="left"/>
-            </w:pPr>
-            <w:r/>
-            <w:r>
-              <w:rPr>
-                <w:rFonts w:ascii="Georgia" w:hAnsi="Georgia"/>
-                <w:b w:val="0"/>
-                <w:i w:val="0"/>
-                <w:color w:val="262B35"/>
-                <w:sz w:val="16"/>
-              </w:rPr>
-              <w:t>Revenue Quality</w:t>
-            </w:r>
-          </w:p>
-        </w:tc>
-        <w:tc>
-          <w:tcPr>
-            <w:tcW w:type="dxa" w:w="700"/>
-            <w:shd w:val="clear" w:fill="F2F5F9"/>
-          </w:tcPr>
-          <w:p>
-            <w:pPr>
-              <w:spacing w:after="0"/>
-              <w:jc w:val="right"/>
-            </w:pPr>
-            <w:r/>
-            <w:r>
-              <w:rPr>
-                <w:rFonts w:ascii="Georgia" w:hAnsi="Georgia"/>
-                <w:b w:val="0"/>
-                <w:i w:val="0"/>
-                <w:color w:val="262B35"/>
-                <w:sz w:val="16"/>
-              </w:rPr>
-              <w:t>25%</w:t>
-            </w:r>
-          </w:p>
-        </w:tc>
-        <w:tc>
-          <w:tcPr>
-            <w:tcW w:type="dxa" w:w="700"/>
-            <w:shd w:val="clear" w:fill="F2F5F9"/>
-          </w:tcPr>
-          <w:p>
-            <w:pPr>
-              <w:spacing w:after="0"/>
-              <w:jc w:val="right"/>
-            </w:pPr>
-            <w:r/>
-            <w:r>
-              <w:rPr>
-                <w:rFonts w:ascii="Georgia" w:hAnsi="Georgia"/>
-                <w:b w:val="0"/>
-                <w:i w:val="0"/>
-                <w:color w:val="262B35"/>
-                <w:sz w:val="16"/>
-              </w:rPr>
-              <w:t>9.0</w:t>
-            </w:r>
-          </w:p>
-        </w:tc>
-        <w:tc>
-          <w:tcPr>
-            <w:tcW w:type="dxa" w:w="5789"/>
-            <w:shd w:val="clear" w:fill="F2F5F9"/>
-          </w:tcPr>
-          <w:p>
-            <w:pPr>
-              <w:spacing w:after="0"/>
-              <w:jc w:val="left"/>
-            </w:pPr>
-            <w:r/>
-            <w:r>
-              <w:rPr>
-                <w:rFonts w:ascii="Georgia" w:hAnsi="Georgia"/>
-                <w:b w:val="0"/>
-                <w:i w:val="0"/>
-                <w:color w:val="262B35"/>
-                <w:sz w:val="16"/>
-              </w:rPr>
-              <w:t>&gt;140% NRR, mechanical under consumption billing; 20,000+ orgs; four accelerating prints; AI line is genuine incremental usage</w:t>
-            </w:r>
-          </w:p>
-        </w:tc>
-      </w:tr>
-      <w:tr>
-        <w:trPr>
-          <w:cantSplit/>
-        </w:trPr>
-        <w:tc>
-          <w:tcPr>
-            <w:tcW w:type="dxa" w:w="2412"/>
-          </w:tcPr>
-          <w:p>
-            <w:pPr>
-              <w:spacing w:after="0"/>
-              <w:jc w:val="left"/>
-            </w:pPr>
-            <w:r/>
-            <w:r>
-              <w:rPr>
-                <w:rFonts w:ascii="Georgia" w:hAnsi="Georgia"/>
-                <w:b w:val="0"/>
-                <w:i w:val="0"/>
-                <w:color w:val="262B35"/>
-                <w:sz w:val="16"/>
-              </w:rPr>
-              <w:t>Compute Independence</w:t>
-            </w:r>
-          </w:p>
-        </w:tc>
-        <w:tc>
-          <w:tcPr>
-            <w:tcW w:type="dxa" w:w="700"/>
-          </w:tcPr>
-          <w:p>
-            <w:pPr>
-              <w:spacing w:after="0"/>
-              <w:jc w:val="right"/>
-            </w:pPr>
-            <w:r/>
-            <w:r>
-              <w:rPr>
-                <w:rFonts w:ascii="Georgia" w:hAnsi="Georgia"/>
-                <w:b w:val="0"/>
-                <w:i w:val="0"/>
-                <w:color w:val="262B35"/>
-                <w:sz w:val="16"/>
-              </w:rPr>
-              <w:t>15%</w:t>
-            </w:r>
-          </w:p>
-        </w:tc>
-        <w:tc>
-          <w:tcPr>
-            <w:tcW w:type="dxa" w:w="700"/>
-          </w:tcPr>
-          <w:p>
-            <w:pPr>
-              <w:spacing w:after="0"/>
-              <w:jc w:val="right"/>
-            </w:pPr>
-            <w:r/>
-            <w:r>
-              <w:rPr>
-                <w:rFonts w:ascii="Georgia" w:hAnsi="Georgia"/>
-                <w:b w:val="0"/>
-                <w:i w:val="0"/>
-                <w:color w:val="262B35"/>
-                <w:sz w:val="16"/>
-              </w:rPr>
-              <w:t>8.0</w:t>
-            </w:r>
-          </w:p>
-        </w:tc>
-        <w:tc>
-          <w:tcPr>
-            <w:tcW w:type="dxa" w:w="5789"/>
-          </w:tcPr>
-          <w:p>
-            <w:pPr>
-              <w:spacing w:after="0"/>
-              <w:jc w:val="left"/>
-            </w:pPr>
-            <w:r/>
-            <w:r>
-              <w:rPr>
-                <w:rFonts w:ascii="Georgia" w:hAnsi="Georgia"/>
-                <w:b w:val="0"/>
-                <w:i w:val="0"/>
-                <w:color w:val="262B35"/>
-                <w:sz w:val="16"/>
-              </w:rPr>
-              <w:t>The honest notch: rents compute from three competitors. Mitigants: true multi-cloud portability, ~$9.3B debt ring-fenced for compute, Mosaic-derived serving efficiency</w:t>
-            </w:r>
-          </w:p>
-        </w:tc>
-      </w:tr>
-      <w:tr>
-        <w:trPr>
-          <w:cantSplit/>
-        </w:trPr>
-        <w:tc>
-          <w:tcPr>
-            <w:tcW w:type="dxa" w:w="2412"/>
-            <w:shd w:val="clear" w:fill="F2F5F9"/>
-          </w:tcPr>
-          <w:p>
-            <w:pPr>
-              <w:spacing w:after="0"/>
-              <w:jc w:val="left"/>
-            </w:pPr>
-            <w:r/>
-            <w:r>
-              <w:rPr>
-                <w:rFonts w:ascii="Georgia" w:hAnsi="Georgia"/>
-                <w:b w:val="0"/>
-                <w:i w:val="0"/>
-                <w:color w:val="262B35"/>
-                <w:sz w:val="16"/>
-              </w:rPr>
-              <w:t>Governance Optionality</w:t>
-            </w:r>
-          </w:p>
-        </w:tc>
-        <w:tc>
-          <w:tcPr>
-            <w:tcW w:type="dxa" w:w="700"/>
-            <w:shd w:val="clear" w:fill="F2F5F9"/>
-          </w:tcPr>
-          <w:p>
-            <w:pPr>
-              <w:spacing w:after="0"/>
-              <w:jc w:val="right"/>
-            </w:pPr>
-            <w:r/>
-            <w:r>
-              <w:rPr>
-                <w:rFonts w:ascii="Georgia" w:hAnsi="Georgia"/>
-                <w:b w:val="0"/>
-                <w:i w:val="0"/>
-                <w:color w:val="262B35"/>
-                <w:sz w:val="16"/>
-              </w:rPr>
-              <w:t>20%</w:t>
-            </w:r>
-          </w:p>
-        </w:tc>
-        <w:tc>
-          <w:tcPr>
-            <w:tcW w:type="dxa" w:w="700"/>
-            <w:shd w:val="clear" w:fill="F2F5F9"/>
-          </w:tcPr>
-          <w:p>
-            <w:pPr>
-              <w:spacing w:after="0"/>
-              <w:jc w:val="right"/>
-            </w:pPr>
-            <w:r/>
-            <w:r>
-              <w:rPr>
-                <w:rFonts w:ascii="Georgia" w:hAnsi="Georgia"/>
-                <w:b w:val="0"/>
-                <w:i w:val="0"/>
-                <w:color w:val="262B35"/>
-                <w:sz w:val="16"/>
-              </w:rPr>
-              <w:t>8.9</w:t>
-            </w:r>
-          </w:p>
-        </w:tc>
-        <w:tc>
-          <w:tcPr>
-            <w:tcW w:type="dxa" w:w="5789"/>
-            <w:shd w:val="clear" w:fill="F2F5F9"/>
-          </w:tcPr>
-          <w:p>
-            <w:pPr>
-              <w:spacing w:after="0"/>
-              <w:jc w:val="left"/>
-            </w:pPr>
-            <w:r/>
-            <w:r>
-              <w:rPr>
-                <w:rFonts w:ascii="Georgia" w:hAnsi="Georgia"/>
-                <w:b w:val="0"/>
-                <w:i w:val="0"/>
-                <w:color w:val="262B35"/>
-                <w:sz w:val="16"/>
-              </w:rPr>
-              <w:t>Public-company disclosure cadence while private; crossover register; can list at will and chooses not to (2026 ruled out; no S-1 on file)</w:t>
-            </w:r>
-          </w:p>
-        </w:tc>
-      </w:tr>
-      <w:tr>
-        <w:trPr>
-          <w:cantSplit/>
-        </w:trPr>
-        <w:tc>
-          <w:tcPr>
-            <w:tcW w:type="dxa" w:w="2412"/>
-          </w:tcPr>
-          <w:p>
-            <w:pPr>
-              <w:spacing w:after="0"/>
-              <w:jc w:val="left"/>
-            </w:pPr>
-            <w:r/>
-            <w:r>
-              <w:rPr>
-                <w:rFonts w:ascii="Georgia" w:hAnsi="Georgia"/>
-                <w:b w:val="0"/>
-                <w:i w:val="0"/>
-                <w:color w:val="262B35"/>
-                <w:sz w:val="16"/>
-              </w:rPr>
-              <w:t>Moat &amp; Defensibility</w:t>
-            </w:r>
-          </w:p>
-        </w:tc>
-        <w:tc>
-          <w:tcPr>
-            <w:tcW w:type="dxa" w:w="700"/>
-          </w:tcPr>
-          <w:p>
-            <w:pPr>
-              <w:spacing w:after="0"/>
-              <w:jc w:val="right"/>
-            </w:pPr>
-            <w:r/>
-            <w:r>
-              <w:rPr>
-                <w:rFonts w:ascii="Georgia" w:hAnsi="Georgia"/>
-                <w:b w:val="0"/>
-                <w:i w:val="0"/>
-                <w:color w:val="262B35"/>
-                <w:sz w:val="16"/>
-              </w:rPr>
-              <w:t>20%</w:t>
-            </w:r>
-          </w:p>
-        </w:tc>
-        <w:tc>
-          <w:tcPr>
-            <w:tcW w:type="dxa" w:w="700"/>
-          </w:tcPr>
-          <w:p>
-            <w:pPr>
-              <w:spacing w:after="0"/>
-              <w:jc w:val="right"/>
-            </w:pPr>
-            <w:r/>
-            <w:r>
-              <w:rPr>
-                <w:rFonts w:ascii="Georgia" w:hAnsi="Georgia"/>
-                <w:b w:val="0"/>
-                <w:i w:val="0"/>
-                <w:color w:val="262B35"/>
-                <w:sz w:val="16"/>
-              </w:rPr>
-              <w:t>9.0</w:t>
-            </w:r>
-          </w:p>
-        </w:tc>
-        <w:tc>
-          <w:tcPr>
-            <w:tcW w:type="dxa" w:w="5789"/>
-          </w:tcPr>
-          <w:p>
-            <w:pPr>
-              <w:spacing w:after="0"/>
-              <w:jc w:val="left"/>
-            </w:pPr>
-            <w:r/>
-            <w:r>
-              <w:rPr>
-                <w:rFonts w:ascii="Georgia" w:hAnsi="Georgia"/>
-                <w:b w:val="0"/>
-                <w:i w:val="0"/>
-                <w:color w:val="262B35"/>
-                <w:sz w:val="16"/>
-              </w:rPr>
-              <w:t>Data gravity under Unity Catalog governance; open formats removed adoption friction while switching cost migrated up the stack; ~19 acquisitions absorbed cleanly</w:t>
-            </w:r>
-          </w:p>
-        </w:tc>
-      </w:tr>
-      <w:tr>
-        <w:trPr>
-          <w:cantSplit/>
-        </w:trPr>
-        <w:tc>
-          <w:tcPr>
-            <w:tcW w:type="dxa" w:w="2412"/>
-            <w:shd w:val="clear" w:fill="E2E8F0"/>
-          </w:tcPr>
-          <w:p>
-            <w:pPr>
-              <w:spacing w:after="0"/>
-              <w:jc w:val="left"/>
-            </w:pPr>
-            <w:r/>
-            <w:r>
-              <w:rPr>
-                <w:rFonts w:ascii="Georgia" w:hAnsi="Georgia"/>
-                <w:b/>
-                <w:i w:val="0"/>
-                <w:color w:val="262B35"/>
-                <w:sz w:val="16"/>
-              </w:rPr>
-              <w:t>Composite (less CRA of 0)</w:t>
-            </w:r>
-          </w:p>
-        </w:tc>
-        <w:tc>
-          <w:tcPr>
-            <w:tcW w:type="dxa" w:w="700"/>
-            <w:shd w:val="clear" w:fill="E2E8F0"/>
-          </w:tcPr>
-          <w:p>
-            <w:pPr>
-              <w:spacing w:after="0"/>
-              <w:jc w:val="right"/>
-            </w:pPr>
-            <w:r/>
-            <w:r>
-              <w:rPr>
-                <w:rFonts w:ascii="Georgia" w:hAnsi="Georgia"/>
-                <w:b/>
-                <w:i w:val="0"/>
-                <w:color w:val="262B35"/>
-                <w:sz w:val="16"/>
-              </w:rPr>
-              <w:t>100%</w:t>
-            </w:r>
-          </w:p>
-        </w:tc>
-        <w:tc>
-          <w:tcPr>
-            <w:tcW w:type="dxa" w:w="700"/>
-            <w:shd w:val="clear" w:fill="E2E8F0"/>
-          </w:tcPr>
-          <w:p>
-            <w:pPr>
-              <w:spacing w:after="0"/>
-              <w:jc w:val="right"/>
-            </w:pPr>
-            <w:r/>
-            <w:r>
-              <w:rPr>
-                <w:rFonts w:ascii="Georgia" w:hAnsi="Georgia"/>
-                <w:b/>
-                <w:i w:val="0"/>
-                <w:color w:val="262B35"/>
-                <w:sz w:val="16"/>
-              </w:rPr>
-              <w:t>8.81</w:t>
-            </w:r>
-          </w:p>
-        </w:tc>
-        <w:tc>
-          <w:tcPr>
-            <w:tcW w:type="dxa" w:w="5789"/>
-            <w:shd w:val="clear" w:fill="E2E8F0"/>
-          </w:tcPr>
-          <w:p>
-            <w:pPr>
-              <w:spacing w:after="0"/>
-              <w:jc w:val="left"/>
-            </w:pPr>
-            <w:r/>
-            <w:r>
-              <w:rPr>
-                <w:rFonts w:ascii="Georgia" w:hAnsi="Georgia"/>
-                <w:b/>
-                <w:i w:val="0"/>
-                <w:color w:val="262B35"/>
-                <w:sz w:val="16"/>
-              </w:rPr>
-              <w:t>= 8.9(.20) + 9.0(.25) + 8.0(.15) + 8.9(.20) + 9.0(.20). Down from 8.92 on exactly two drivers: margin-band tightening and removal of a 0.5 listing-imminence premium; the unclosed round moved nothing</w:t>
-            </w:r>
-          </w:p>
-        </w:tc>
-      </w:tr>
-    </w:tbl>
-    <w:p>
-      <w:pPr>
-        <w:spacing w:after="200"/>
-        <w:jc w:val="left"/>
-      </w:pPr>
-      <w:r>
-        <w:rPr>
-          <w:b w:val="0"/>
-          <w:i/>
-          <w:color w:val="6B7280"/>
-          <w:sz w:val="15"/>
-        </w:rPr>
-        <w:t>AIBQ framework, July 2026 re-score. Cohort composites: Anthropic 8.20 (Strong); OpenAI 4.53 and xAI 4.49 (Developing); SSI 2.30 (Distressed, pre-revenue by design). Lab scores reflect capital-efficiency and revenue-quality deficits, not research capability, which the framework does not score.</w:t>
-      </w:r>
-    </w:p>
-    <w:p>
-      <w:pPr>
-        <w:keepNext/>
-        <w:spacing w:after="40"/>
-        <w:jc w:val="center"/>
-      </w:pPr>
-      <w:r>
-        <w:drawing>
-          <wp:inline xmlns:a="http://schemas.openxmlformats.org/drawingml/2006/main" xmlns:pic="http://schemas.openxmlformats.org/drawingml/2006/picture">
-            <wp:extent cx="5943600" cy="3504593"/>
-            <wp:docPr id="8" name="Picture 8"/>
-            <wp:cNvGraphicFramePr>
-              <a:graphicFrameLocks noChangeAspect="1"/>
-            </wp:cNvGraphicFramePr>
-            <a:graphic>
-              <a:graphicData uri="http://schemas.openxmlformats.org/drawingml/2006/picture">
-                <pic:pic>
-                  <pic:nvPicPr>
-                    <pic:cNvPr id="0" name="radar.png"/>
-                    <pic:cNvPicPr/>
-                  </pic:nvPicPr>
-                  <pic:blipFill>
-                    <a:blip r:embed="rId19"/>
-                    <a:stretch>
-                      <a:fillRect/>
-                    </a:stretch>
-                  </pic:blipFill>
-                  <pic:spPr>
-                    <a:xfrm>
-                      <a:off x="0" y="0"/>
-                      <a:ext cx="5943600" cy="3504593"/>
-                    </a:xfrm>
-                    <a:prstGeom prst="rect"/>
-                  </pic:spPr>
-                </pic:pic>
-              </a:graphicData>
-            </a:graphic>
-          </wp:inline>
-        </w:drawing>
-      </w:r>
-    </w:p>
-    <w:p>
-      <w:pPr>
-        <w:spacing w:after="240"/>
-        <w:jc w:val="left"/>
-      </w:pPr>
-      <w:r>
-        <w:rPr>
-          <w:b w:val="0"/>
-          <w:i/>
-          <w:color w:val="6B7280"/>
-          <w:sz w:val="15"/>
-        </w:rPr>
-        <w:t>Figure 8. AIBQ dimension scores, Databricks against the Frontier Five average (cohort dimension averages are estimates consistent with published composites). The compute-independence notch is the honest weakness; everything else scores near the top of the scale.</w:t>
-      </w:r>
-    </w:p>
-    <w:p>
-      <w:pPr>
-        <w:spacing w:after="140"/>
-        <w:jc w:val="both"/>
-      </w:pPr>
-      <w:r>
-        <w:rPr>
-          <w:b w:val="0"/>
-          <w:i w:val="0"/>
-          <w:color w:val="262B35"/>
-          <w:sz w:val="21"/>
-        </w:rPr>
-        <w:t>Priced against that quality, the paradox from the Executive Summary sharpens: $15.2 billion per AIBQ point for the cohort's only Elite business, against $118 billion (Anthropic), $188 billion (OpenAI), and roughly $345 billion estimated (xAI). Part of the spread is rational, and the honest version of the counterargument deserves stating: the labs carry genuine option value on artificial general intelligence that no data platform participates in, and their marks re-rate upward mechanically because they must raise continuously while Databricks held its mark flat precisely because it needed nothing. But option value explains a premium, not an 8-to-23-fold premium per unit of quality over a business growing 80% with positive free cash flow. The residual is category confusion, and category confusion is exactly what a public listing prices out.</w:t>
+        <w:t>The quality itself was established at the front of this report: 8.81, the cohort's only Elite rating, decomposed across 24 sub-scores in The AIBQ Breakdown, with the 70% margin gate as its one binding constraint. What this pass adds is the price of each point. At $134 billion, the market pays $15.2 billion per AIBQ point for Databricks, against roughly $118 billion per point for Anthropic, $188 billion for OpenAI, and roughly $345 billion estimated for xAI (Figure 2). Part of the spread is rational, and the honest version of the counterargument deserves stating: the labs carry genuine option value on artificial general intelligence that no data platform participates in, and their marks re-rate upward mechanically because they must raise continuously while Databricks held its mark flat precisely because it needed nothing. But option value explains a premium, not an 8-to-23-fold premium per unit of quality over a business growing 80% with positive free cash flow. The residual is category confusion, and category confusion is exactly what a public listing prices out.</w:t>
       </w:r>
     </w:p>
     <w:p>

--- a/output/Databricks_BrickByBrick_Jul2026.docx
+++ b/output/Databricks_BrickByBrick_Jul2026.docx
@@ -1237,7 +1237,7 @@
                 <w:color w:val="6B7280"/>
                 <w:sz w:val="17"/>
               </w:rPr>
-              <w:t>10</w:t>
+              <w:t>8</w:t>
             </w:r>
           </w:p>
         </w:tc>
@@ -1283,7 +1283,7 @@
                 <w:color w:val="6B7280"/>
                 <w:sz w:val="17"/>
               </w:rPr>
-              <w:t>12</w:t>
+              <w:t>10</w:t>
             </w:r>
           </w:p>
         </w:tc>
@@ -1329,7 +1329,7 @@
                 <w:color w:val="6B7280"/>
                 <w:sz w:val="17"/>
               </w:rPr>
-              <w:t>13</w:t>
+              <w:t>11</w:t>
             </w:r>
           </w:p>
         </w:tc>
@@ -1375,7 +1375,7 @@
                 <w:color w:val="6B7280"/>
                 <w:sz w:val="17"/>
               </w:rPr>
-              <w:t>16</w:t>
+              <w:t>14</w:t>
             </w:r>
           </w:p>
         </w:tc>
@@ -1421,7 +1421,7 @@
                 <w:color w:val="6B7280"/>
                 <w:sz w:val="17"/>
               </w:rPr>
-              <w:t>18</w:t>
+              <w:t>16</w:t>
             </w:r>
           </w:p>
         </w:tc>
@@ -1467,7 +1467,7 @@
                 <w:color w:val="6B7280"/>
                 <w:sz w:val="17"/>
               </w:rPr>
-              <w:t>20</w:t>
+              <w:t>18</w:t>
             </w:r>
           </w:p>
         </w:tc>
@@ -1513,7 +1513,7 @@
                 <w:color w:val="6B7280"/>
                 <w:sz w:val="17"/>
               </w:rPr>
-              <w:t>22</w:t>
+              <w:t>20</w:t>
             </w:r>
           </w:p>
         </w:tc>
@@ -1559,7 +1559,7 @@
                 <w:color w:val="6B7280"/>
                 <w:sz w:val="17"/>
               </w:rPr>
-              <w:t>26</w:t>
+              <w:t>24</w:t>
             </w:r>
           </w:p>
         </w:tc>
@@ -1605,7 +1605,7 @@
                 <w:color w:val="6B7280"/>
                 <w:sz w:val="17"/>
               </w:rPr>
-              <w:t>30</w:t>
+              <w:t>28</w:t>
             </w:r>
           </w:p>
         </w:tc>
@@ -1651,7 +1651,7 @@
                 <w:color w:val="6B7280"/>
                 <w:sz w:val="17"/>
               </w:rPr>
-              <w:t>33</w:t>
+              <w:t>31</w:t>
             </w:r>
           </w:p>
         </w:tc>
@@ -1697,7 +1697,7 @@
                 <w:color w:val="6B7280"/>
                 <w:sz w:val="17"/>
               </w:rPr>
-              <w:t>35</w:t>
+              <w:t>33</w:t>
             </w:r>
           </w:p>
         </w:tc>
@@ -1767,7 +1767,7 @@
                 <w:color w:val="6B7280"/>
                 <w:sz w:val="17"/>
               </w:rPr>
-              <w:t>8</w:t>
+              <w:t>6</w:t>
             </w:r>
           </w:p>
         </w:tc>
@@ -1813,7 +1813,7 @@
                 <w:color w:val="6B7280"/>
                 <w:sz w:val="17"/>
               </w:rPr>
-              <w:t>11</w:t>
+              <w:t>9</w:t>
             </w:r>
           </w:p>
         </w:tc>
@@ -1859,7 +1859,7 @@
                 <w:color w:val="6B7280"/>
                 <w:sz w:val="17"/>
               </w:rPr>
-              <w:t>13</w:t>
+              <w:t>11</w:t>
             </w:r>
           </w:p>
         </w:tc>
@@ -1905,7 +1905,7 @@
                 <w:color w:val="6B7280"/>
                 <w:sz w:val="17"/>
               </w:rPr>
-              <w:t>24</w:t>
+              <w:t>22</w:t>
             </w:r>
           </w:p>
         </w:tc>
@@ -1951,7 +1951,7 @@
                 <w:color w:val="6B7280"/>
                 <w:sz w:val="17"/>
               </w:rPr>
-              <w:t>25</w:t>
+              <w:t>23</w:t>
             </w:r>
           </w:p>
         </w:tc>
@@ -1997,7 +1997,7 @@
                 <w:color w:val="6B7280"/>
                 <w:sz w:val="17"/>
               </w:rPr>
-              <w:t>26</w:t>
+              <w:t>24</w:t>
             </w:r>
           </w:p>
         </w:tc>
@@ -2043,7 +2043,7 @@
                 <w:color w:val="6B7280"/>
                 <w:sz w:val="17"/>
               </w:rPr>
-              <w:t>27</w:t>
+              <w:t>25</w:t>
             </w:r>
           </w:p>
         </w:tc>
@@ -2089,7 +2089,7 @@
                 <w:color w:val="6B7280"/>
                 <w:sz w:val="17"/>
               </w:rPr>
-              <w:t>28</w:t>
+              <w:t>26</w:t>
             </w:r>
           </w:p>
         </w:tc>
@@ -2135,7 +2135,7 @@
                 <w:color w:val="6B7280"/>
                 <w:sz w:val="17"/>
               </w:rPr>
-              <w:t>31</w:t>
+              <w:t>29</w:t>
             </w:r>
           </w:p>
         </w:tc>
@@ -2181,7 +2181,7 @@
                 <w:color w:val="6B7280"/>
                 <w:sz w:val="17"/>
               </w:rPr>
-              <w:t>32</w:t>
+              <w:t>30</w:t>
             </w:r>
           </w:p>
         </w:tc>
@@ -2227,7 +2227,7 @@
                 <w:color w:val="6B7280"/>
                 <w:sz w:val="17"/>
               </w:rPr>
-              <w:t>32</w:t>
+              <w:t>30</w:t>
             </w:r>
           </w:p>
         </w:tc>
@@ -2253,7 +2253,7 @@
           <w:color w:val="262B35"/>
           <w:sz w:val="21"/>
         </w:rPr>
-        <w:t>Before the story, the score. This section is deliberately standalone: it lays out the AI Business Quality (AIBQ) framework, decomposes every one of the 24 sub-scores behind Databricks' 8.81 composite, explains what moved since the prior score, and places the company in its cohort. A reader who stops at the end of this section will know exactly what is being claimed about business quality and exactly which published number would falsify it. The rest of the report then supplies the evidence underneath each score, layer by layer.</w:t>
+        <w:t>Before the story, the score. This section is deliberately standalone: it lays out the AI Business Quality (AIBQ) framework, works through each of the five dimensions behind Databricks' 8.81 composite, explains what moved since the prior score, and places the company in its cohort. A reader who stops at the end of this section will know exactly what is being claimed about business quality and exactly which published number would falsify it. The rest of the report then supplies the evidence underneath each dimension, layer by layer.</w:t>
       </w:r>
     </w:p>
     <w:p>
@@ -2276,7 +2276,7 @@
           <w:color w:val="262B35"/>
           <w:sz w:val="21"/>
         </w:rPr>
-        <w:t>AIBQ scores durable business quality, deliberately independent of valuation, across five weighted dimensions on a 0-to-10 scale, summed to a composite less a contextual risk adjustment (CRA): Composite = 0.20 CE + 0.25 RQ + 0.15 CI + 0.20 GO + 0.20 MD, minus CRA. Revenue Quality carries the largest weight because, across our coverage history, it best predicts which growth stories survive the transition to durable franchise. Each dimension is built from named sub-scores (five for CE, RQ, GO, and MD; four for CI; 24 in total) that average simply within their dimension.</w:t>
+        <w:t>AIBQ scores durable business quality, deliberately independent of valuation, across five weighted dimensions on a 0-to-10 scale, summed to a composite less a contextual risk adjustment (CRA): Composite = 0.20 CE + 0.25 RQ + 0.15 CI + 0.20 GO + 0.20 MD, minus CRA. Revenue Quality carries the largest weight because, across our coverage history, it best predicts which growth stories survive the transition to durable franchise. Each dimension aggregates a set of internal sub-scores that average within it; this report presents and defends the dimension level.</w:t>
       </w:r>
     </w:p>
     <w:p>
@@ -2708,7 +2708,7 @@
                 <w:color w:val="262B35"/>
                 <w:sz w:val="16"/>
               </w:rPr>
-              <w:t>Moat and Defensibility (MD)</w:t>
+              <w:t>Moat Durability (MD)</w:t>
             </w:r>
           </w:p>
         </w:tc>
@@ -3331,7 +3331,7 @@
                 <w:color w:val="262B35"/>
                 <w:sz w:val="16"/>
               </w:rPr>
-              <w:t>Moat and Defensibility</w:t>
+              <w:t>Moat Durability</w:t>
             </w:r>
           </w:p>
         </w:tc>
@@ -3720,501 +3720,7 @@
           <w:color w:val="262B35"/>
           <w:sz w:val="21"/>
         </w:rPr>
-        <w:t>CE asks one question: how much durable revenue does a dollar of equity buy? Databricks converts roughly $20.2 billion of lifetime equity (PitchBook 21-deal record, July 2026) into $6.9 billion of run-rate revenue, 0.34x, the best in the cohort save Anthropic, and it is the only cohort member whose marginal growth requires no new equity at all because the business self-funds. The gate is met on all three legs, with the margin leg binding: 74% against the 70% floor, guided lower on agent-driven compute (company disclosure, June 16, 2026). That cushion, roughly four points, is why CE is 8.9 rather than higher, and why the next quarterly print is the single most important data point in this report.</w:t>
-      </w:r>
-    </w:p>
-    <w:p>
-      <w:pPr>
-        <w:keepNext/>
-        <w:spacing w:after="60"/>
-        <w:jc w:val="left"/>
-      </w:pPr>
-      <w:r>
-        <w:rPr>
-          <w:b/>
-          <w:i w:val="0"/>
-          <w:color w:val="1F2A44"/>
-          <w:sz w:val="19"/>
-        </w:rPr>
-        <w:t>CE sub-scores (5)</w:t>
-      </w:r>
-    </w:p>
-    <w:tbl>
-      <w:tblPr>
-        <w:tblW w:type="dxa" w:w="9360"/>
-        <w:jc w:val="center"/>
-        <w:tblLayout w:type="fixed"/>
-        <w:tblLook w:firstColumn="1" w:firstRow="1" w:lastColumn="0" w:lastRow="0" w:noHBand="0" w:noVBand="1" w:val="04A0"/>
-        <w:tblBorders>
-          <w:top w:val="single" w:sz="4" w:space="0" w:color="C9D2DE"/>
-          <w:left w:val="single" w:sz="4" w:space="0" w:color="C9D2DE"/>
-          <w:bottom w:val="single" w:sz="4" w:space="0" w:color="C9D2DE"/>
-          <w:right w:val="single" w:sz="4" w:space="0" w:color="C9D2DE"/>
-          <w:insideH w:val="single" w:sz="4" w:space="0" w:color="C9D2DE"/>
-          <w:insideV w:val="single" w:sz="4" w:space="0" w:color="C9D2DE"/>
-        </w:tblBorders>
-        <w:tblCellMar>
-          <w:top w:w="40" w:type="dxa"/>
-          <w:left w:w="80" w:type="dxa"/>
-          <w:bottom w:w="40" w:type="dxa"/>
-          <w:right w:w="80" w:type="dxa"/>
-        </w:tblCellMar>
-      </w:tblPr>
-      <w:tblGrid>
-        <w:gridCol w:w="3120"/>
-        <w:gridCol w:w="3120"/>
-        <w:gridCol w:w="3120"/>
-      </w:tblGrid>
-      <w:tr>
-        <w:trPr>
-          <w:cantSplit/>
-          <w:tblHeader w:val="true"/>
-        </w:trPr>
-        <w:tc>
-          <w:tcPr>
-            <w:tcW w:type="dxa" w:w="2645"/>
-            <w:shd w:val="clear" w:fill="1F2A44"/>
-          </w:tcPr>
-          <w:p>
-            <w:pPr>
-              <w:spacing w:after="0"/>
-              <w:jc w:val="left"/>
-            </w:pPr>
-            <w:r/>
-            <w:r>
-              <w:rPr>
-                <w:rFonts w:ascii="Georgia" w:hAnsi="Georgia"/>
-                <w:b/>
-                <w:i w:val="0"/>
-                <w:color w:val="FFFFFF"/>
-                <w:sz w:val="17"/>
-              </w:rPr>
-              <w:t>Sub-score</w:t>
-            </w:r>
-          </w:p>
-        </w:tc>
-        <w:tc>
-          <w:tcPr>
-            <w:tcW w:type="dxa" w:w="700"/>
-            <w:shd w:val="clear" w:fill="1F2A44"/>
-          </w:tcPr>
-          <w:p>
-            <w:pPr>
-              <w:spacing w:after="0"/>
-              <w:jc w:val="right"/>
-            </w:pPr>
-            <w:r/>
-            <w:r>
-              <w:rPr>
-                <w:rFonts w:ascii="Georgia" w:hAnsi="Georgia"/>
-                <w:b/>
-                <w:i w:val="0"/>
-                <w:color w:val="FFFFFF"/>
-                <w:sz w:val="17"/>
-              </w:rPr>
-              <w:t>Score</w:t>
-            </w:r>
-          </w:p>
-        </w:tc>
-        <w:tc>
-          <w:tcPr>
-            <w:tcW w:type="dxa" w:w="6104"/>
-            <w:shd w:val="clear" w:fill="1F2A44"/>
-          </w:tcPr>
-          <w:p>
-            <w:pPr>
-              <w:spacing w:after="0"/>
-              <w:jc w:val="left"/>
-            </w:pPr>
-            <w:r/>
-            <w:r>
-              <w:rPr>
-                <w:rFonts w:ascii="Georgia" w:hAnsi="Georgia"/>
-                <w:b/>
-                <w:i w:val="0"/>
-                <w:color w:val="FFFFFF"/>
-                <w:sz w:val="17"/>
-              </w:rPr>
-              <w:t>Basis (dated)</w:t>
-            </w:r>
-          </w:p>
-        </w:tc>
-      </w:tr>
-      <w:tr>
-        <w:trPr>
-          <w:cantSplit/>
-        </w:trPr>
-        <w:tc>
-          <w:tcPr>
-            <w:tcW w:type="dxa" w:w="2645"/>
-          </w:tcPr>
-          <w:p>
-            <w:pPr>
-              <w:spacing w:after="0"/>
-              <w:jc w:val="left"/>
-            </w:pPr>
-            <w:r/>
-            <w:r>
-              <w:rPr>
-                <w:rFonts w:ascii="Georgia" w:hAnsi="Georgia"/>
-                <w:b w:val="0"/>
-                <w:i w:val="0"/>
-                <w:color w:val="262B35"/>
-                <w:sz w:val="16"/>
-              </w:rPr>
-              <w:t>Revenue per equity dollar</w:t>
-            </w:r>
-          </w:p>
-        </w:tc>
-        <w:tc>
-          <w:tcPr>
-            <w:tcW w:type="dxa" w:w="700"/>
-          </w:tcPr>
-          <w:p>
-            <w:pPr>
-              <w:spacing w:after="0"/>
-              <w:jc w:val="right"/>
-            </w:pPr>
-            <w:r/>
-            <w:r>
-              <w:rPr>
-                <w:rFonts w:ascii="Georgia" w:hAnsi="Georgia"/>
-                <w:b w:val="0"/>
-                <w:i w:val="0"/>
-                <w:color w:val="262B35"/>
-                <w:sz w:val="16"/>
-              </w:rPr>
-              <w:t>9.0</w:t>
-            </w:r>
-          </w:p>
-        </w:tc>
-        <w:tc>
-          <w:tcPr>
-            <w:tcW w:type="dxa" w:w="6104"/>
-          </w:tcPr>
-          <w:p>
-            <w:pPr>
-              <w:spacing w:after="0"/>
-              <w:jc w:val="left"/>
-            </w:pPr>
-            <w:r/>
-            <w:r>
-              <w:rPr>
-                <w:rFonts w:ascii="Georgia" w:hAnsi="Georgia"/>
-                <w:b w:val="0"/>
-                <w:i w:val="0"/>
-                <w:color w:val="262B35"/>
-                <w:sz w:val="16"/>
-              </w:rPr>
-              <w:t>0.34x run-rate per lifetime equity dollar ($6.9B / ~$20.2B), Jul 2026; best-in-cohort save Anthropic</w:t>
-            </w:r>
-          </w:p>
-        </w:tc>
-      </w:tr>
-      <w:tr>
-        <w:trPr>
-          <w:cantSplit/>
-        </w:trPr>
-        <w:tc>
-          <w:tcPr>
-            <w:tcW w:type="dxa" w:w="2645"/>
-            <w:shd w:val="clear" w:fill="F2F5F9"/>
-          </w:tcPr>
-          <w:p>
-            <w:pPr>
-              <w:spacing w:after="0"/>
-              <w:jc w:val="left"/>
-            </w:pPr>
-            <w:r/>
-            <w:r>
-              <w:rPr>
-                <w:rFonts w:ascii="Georgia" w:hAnsi="Georgia"/>
-                <w:b w:val="0"/>
-                <w:i w:val="0"/>
-                <w:color w:val="262B35"/>
-                <w:sz w:val="16"/>
-              </w:rPr>
-              <w:t>FCF status and trajectory</w:t>
-            </w:r>
-          </w:p>
-        </w:tc>
-        <w:tc>
-          <w:tcPr>
-            <w:tcW w:type="dxa" w:w="700"/>
-            <w:shd w:val="clear" w:fill="F2F5F9"/>
-          </w:tcPr>
-          <w:p>
-            <w:pPr>
-              <w:spacing w:after="0"/>
-              <w:jc w:val="right"/>
-            </w:pPr>
-            <w:r/>
-            <w:r>
-              <w:rPr>
-                <w:rFonts w:ascii="Georgia" w:hAnsi="Georgia"/>
-                <w:b w:val="0"/>
-                <w:i w:val="0"/>
-                <w:color w:val="262B35"/>
-                <w:sz w:val="16"/>
-              </w:rPr>
-              <w:t>9.1</w:t>
-            </w:r>
-          </w:p>
-        </w:tc>
-        <w:tc>
-          <w:tcPr>
-            <w:tcW w:type="dxa" w:w="6104"/>
-            <w:shd w:val="clear" w:fill="F2F5F9"/>
-          </w:tcPr>
-          <w:p>
-            <w:pPr>
-              <w:spacing w:after="0"/>
-              <w:jc w:val="left"/>
-            </w:pPr>
-            <w:r/>
-            <w:r>
-              <w:rPr>
-                <w:rFonts w:ascii="Georgia" w:hAnsi="Georgia"/>
-                <w:b w:val="0"/>
-                <w:i w:val="0"/>
-                <w:color w:val="262B35"/>
-                <w:sz w:val="16"/>
-              </w:rPr>
-              <w:t>FCF positive on TTM and FY2025 bases (company, Feb 9, 2026); the frontier labs are deeply FCF-negative</w:t>
-            </w:r>
-          </w:p>
-        </w:tc>
-      </w:tr>
-      <w:tr>
-        <w:trPr>
-          <w:cantSplit/>
-        </w:trPr>
-        <w:tc>
-          <w:tcPr>
-            <w:tcW w:type="dxa" w:w="2645"/>
-          </w:tcPr>
-          <w:p>
-            <w:pPr>
-              <w:spacing w:after="0"/>
-              <w:jc w:val="left"/>
-            </w:pPr>
-            <w:r/>
-            <w:r>
-              <w:rPr>
-                <w:rFonts w:ascii="Georgia" w:hAnsi="Georgia"/>
-                <w:b w:val="0"/>
-                <w:i w:val="0"/>
-                <w:color w:val="262B35"/>
-                <w:sz w:val="16"/>
-              </w:rPr>
-              <w:t>Cost of incremental growth</w:t>
-            </w:r>
-          </w:p>
-        </w:tc>
-        <w:tc>
-          <w:tcPr>
-            <w:tcW w:type="dxa" w:w="700"/>
-          </w:tcPr>
-          <w:p>
-            <w:pPr>
-              <w:spacing w:after="0"/>
-              <w:jc w:val="right"/>
-            </w:pPr>
-            <w:r/>
-            <w:r>
-              <w:rPr>
-                <w:rFonts w:ascii="Georgia" w:hAnsi="Georgia"/>
-                <w:b w:val="0"/>
-                <w:i w:val="0"/>
-                <w:color w:val="262B35"/>
-                <w:sz w:val="16"/>
-              </w:rPr>
-              <w:t>8.5</w:t>
-            </w:r>
-          </w:p>
-        </w:tc>
-        <w:tc>
-          <w:tcPr>
-            <w:tcW w:type="dxa" w:w="6104"/>
-          </w:tcPr>
-          <w:p>
-            <w:pPr>
-              <w:spacing w:after="0"/>
-              <w:jc w:val="left"/>
-            </w:pPr>
-            <w:r/>
-            <w:r>
-              <w:rPr>
-                <w:rFonts w:ascii="Georgia" w:hAnsi="Georgia"/>
-                <w:b w:val="0"/>
-                <w:i w:val="0"/>
-                <w:color w:val="262B35"/>
-                <w:sz w:val="16"/>
-              </w:rPr>
-              <w:t>Growth accelerating while the equity base is static since Feb 2026; agent-driven cost of revenue rising (company, Jun 16, 2026)</w:t>
-            </w:r>
-          </w:p>
-        </w:tc>
-      </w:tr>
-      <w:tr>
-        <w:trPr>
-          <w:cantSplit/>
-        </w:trPr>
-        <w:tc>
-          <w:tcPr>
-            <w:tcW w:type="dxa" w:w="2645"/>
-            <w:shd w:val="clear" w:fill="F2F5F9"/>
-          </w:tcPr>
-          <w:p>
-            <w:pPr>
-              <w:spacing w:after="0"/>
-              <w:jc w:val="left"/>
-            </w:pPr>
-            <w:r/>
-            <w:r>
-              <w:rPr>
-                <w:rFonts w:ascii="Georgia" w:hAnsi="Georgia"/>
-                <w:b w:val="0"/>
-                <w:i w:val="0"/>
-                <w:color w:val="262B35"/>
-                <w:sz w:val="16"/>
-              </w:rPr>
-              <w:t>Dilution discipline</w:t>
-            </w:r>
-          </w:p>
-        </w:tc>
-        <w:tc>
-          <w:tcPr>
-            <w:tcW w:type="dxa" w:w="700"/>
-            <w:shd w:val="clear" w:fill="F2F5F9"/>
-          </w:tcPr>
-          <w:p>
-            <w:pPr>
-              <w:spacing w:after="0"/>
-              <w:jc w:val="right"/>
-            </w:pPr>
-            <w:r/>
-            <w:r>
-              <w:rPr>
-                <w:rFonts w:ascii="Georgia" w:hAnsi="Georgia"/>
-                <w:b w:val="0"/>
-                <w:i w:val="0"/>
-                <w:color w:val="262B35"/>
-                <w:sz w:val="16"/>
-              </w:rPr>
-              <w:t>9.0</w:t>
-            </w:r>
-          </w:p>
-        </w:tc>
-        <w:tc>
-          <w:tcPr>
-            <w:tcW w:type="dxa" w:w="6104"/>
-            <w:shd w:val="clear" w:fill="F2F5F9"/>
-          </w:tcPr>
-          <w:p>
-            <w:pPr>
-              <w:spacing w:after="0"/>
-              <w:jc w:val="left"/>
-            </w:pPr>
-            <w:r/>
-            <w:r>
-              <w:rPr>
-                <w:rFonts w:ascii="Georgia" w:hAnsi="Georgia"/>
-                <w:b w:val="0"/>
-                <w:i w:val="0"/>
-                <w:color w:val="262B35"/>
-                <w:sz w:val="16"/>
-              </w:rPr>
-              <w:t>Mark held flat at $134B across two closes (Dec 2025, Feb 2026); raised for flexibility and liquidity, not survival</w:t>
-            </w:r>
-          </w:p>
-        </w:tc>
-      </w:tr>
-      <w:tr>
-        <w:trPr>
-          <w:cantSplit/>
-        </w:trPr>
-        <w:tc>
-          <w:tcPr>
-            <w:tcW w:type="dxa" w:w="2645"/>
-          </w:tcPr>
-          <w:p>
-            <w:pPr>
-              <w:spacing w:after="0"/>
-              <w:jc w:val="left"/>
-            </w:pPr>
-            <w:r/>
-            <w:r>
-              <w:rPr>
-                <w:rFonts w:ascii="Georgia" w:hAnsi="Georgia"/>
-                <w:b w:val="0"/>
-                <w:i w:val="0"/>
-                <w:color w:val="262B35"/>
-                <w:sz w:val="16"/>
-              </w:rPr>
-              <w:t>Stage-gate compliance (S5)</w:t>
-            </w:r>
-          </w:p>
-        </w:tc>
-        <w:tc>
-          <w:tcPr>
-            <w:tcW w:type="dxa" w:w="700"/>
-          </w:tcPr>
-          <w:p>
-            <w:pPr>
-              <w:spacing w:after="0"/>
-              <w:jc w:val="right"/>
-            </w:pPr>
-            <w:r/>
-            <w:r>
-              <w:rPr>
-                <w:rFonts w:ascii="Georgia" w:hAnsi="Georgia"/>
-                <w:b w:val="0"/>
-                <w:i w:val="0"/>
-                <w:color w:val="262B35"/>
-                <w:sz w:val="16"/>
-              </w:rPr>
-              <w:t>8.9</w:t>
-            </w:r>
-          </w:p>
-        </w:tc>
-        <w:tc>
-          <w:tcPr>
-            <w:tcW w:type="dxa" w:w="6104"/>
-          </w:tcPr>
-          <w:p>
-            <w:pPr>
-              <w:spacing w:after="0"/>
-              <w:jc w:val="left"/>
-            </w:pPr>
-            <w:r/>
-            <w:r>
-              <w:rPr>
-                <w:rFonts w:ascii="Georgia" w:hAnsi="Georgia"/>
-                <w:b w:val="0"/>
-                <w:i w:val="0"/>
-                <w:color w:val="262B35"/>
-                <w:sz w:val="16"/>
-              </w:rPr>
-              <w:t>Gate met on all three legs; margin cushion ~4 points and guided lower</w:t>
-            </w:r>
-          </w:p>
-        </w:tc>
-      </w:tr>
-    </w:tbl>
-    <w:p>
-      <w:pPr>
-        <w:spacing w:after="200"/>
-        <w:jc w:val="left"/>
-      </w:pPr>
-      <w:r>
-        <w:rPr>
-          <w:b w:val="0"/>
-          <w:i/>
-          <w:color w:val="6B7280"/>
-          <w:sz w:val="15"/>
-        </w:rPr>
-        <w:t>Simple average 8.9. Denominator is equity-only by AIBQ ruling; the ~$9.3B of debt is assessed under CI and in the risk register.</w:t>
+        <w:t>CE asks one question: how much durable revenue does a dollar of equity buy? Databricks converts roughly $20.2 billion of lifetime equity (PitchBook 21-deal record, July 2026) into $6.9 billion of run-rate revenue, 0.34x, the best in the cohort save Anthropic, and it is the only cohort member whose marginal growth requires no new equity at all because the business self-funds: free cash flow is positive on trailing-twelve-month and fiscal-2025 bases (company, February 9, 2026), and the equity base has been static since February 2026 while growth accelerated. The discipline shows in behavior as much as in ratios. The $134 billion mark was held flat across two closes rather than chased upward, and the last several raises funded employee liquidity and flexibility rather than operations; a company that raises because it wants to, not because it must, is exhibiting the capital character this dimension exists to measure. What keeps the score at 8.9 rather than higher is the gate: all three legs are met, but the margin leg is binding at 74% against the 70% floor, guided lower on agent-driven compute (company disclosure, June 16, 2026). That roughly four-point cushion is why the next quarterly print is the single most important data point in this report.</w:t>
       </w:r>
     </w:p>
     <w:p>
@@ -4237,501 +3743,7 @@
           <w:color w:val="262B35"/>
           <w:sz w:val="21"/>
         </w:rPr>
-        <w:t>RQ carries the framework's largest weight, and Databricks posts the strongest RQ this framework has scored. The core mechanism is structural rather than commercial: consumption billing on compute and storage means expansion is a property of customer workloads, not of sales-force heroics. Net revenue retention above 140% at a base of more than 20,000 organizations, with more than 800 customers above $1 million a year and more than 70 above $10 million (company, February 9, 2026), is a distribution of expansion, not a handful of whales. One honest flag: those operating metrics are five months old at publication; the September-October disclosure should refresh them.</w:t>
-      </w:r>
-    </w:p>
-    <w:p>
-      <w:pPr>
-        <w:keepNext/>
-        <w:spacing w:after="60"/>
-        <w:jc w:val="left"/>
-      </w:pPr>
-      <w:r>
-        <w:rPr>
-          <w:b/>
-          <w:i w:val="0"/>
-          <w:color w:val="1F2A44"/>
-          <w:sz w:val="19"/>
-        </w:rPr>
-        <w:t>RQ sub-scores (5)</w:t>
-      </w:r>
-    </w:p>
-    <w:tbl>
-      <w:tblPr>
-        <w:tblW w:type="dxa" w:w="9360"/>
-        <w:jc w:val="center"/>
-        <w:tblLayout w:type="fixed"/>
-        <w:tblLook w:firstColumn="1" w:firstRow="1" w:lastColumn="0" w:lastRow="0" w:noHBand="0" w:noVBand="1" w:val="04A0"/>
-        <w:tblBorders>
-          <w:top w:val="single" w:sz="4" w:space="0" w:color="C9D2DE"/>
-          <w:left w:val="single" w:sz="4" w:space="0" w:color="C9D2DE"/>
-          <w:bottom w:val="single" w:sz="4" w:space="0" w:color="C9D2DE"/>
-          <w:right w:val="single" w:sz="4" w:space="0" w:color="C9D2DE"/>
-          <w:insideH w:val="single" w:sz="4" w:space="0" w:color="C9D2DE"/>
-          <w:insideV w:val="single" w:sz="4" w:space="0" w:color="C9D2DE"/>
-        </w:tblBorders>
-        <w:tblCellMar>
-          <w:top w:w="40" w:type="dxa"/>
-          <w:left w:w="80" w:type="dxa"/>
-          <w:bottom w:w="40" w:type="dxa"/>
-          <w:right w:w="80" w:type="dxa"/>
-        </w:tblCellMar>
-      </w:tblPr>
-      <w:tblGrid>
-        <w:gridCol w:w="3120"/>
-        <w:gridCol w:w="3120"/>
-        <w:gridCol w:w="3120"/>
-      </w:tblGrid>
-      <w:tr>
-        <w:trPr>
-          <w:cantSplit/>
-          <w:tblHeader w:val="true"/>
-        </w:trPr>
-        <w:tc>
-          <w:tcPr>
-            <w:tcW w:type="dxa" w:w="3056"/>
-            <w:shd w:val="clear" w:fill="1F2A44"/>
-          </w:tcPr>
-          <w:p>
-            <w:pPr>
-              <w:spacing w:after="0"/>
-              <w:jc w:val="left"/>
-            </w:pPr>
-            <w:r/>
-            <w:r>
-              <w:rPr>
-                <w:rFonts w:ascii="Georgia" w:hAnsi="Georgia"/>
-                <w:b/>
-                <w:i w:val="0"/>
-                <w:color w:val="FFFFFF"/>
-                <w:sz w:val="17"/>
-              </w:rPr>
-              <w:t>Sub-score</w:t>
-            </w:r>
-          </w:p>
-        </w:tc>
-        <w:tc>
-          <w:tcPr>
-            <w:tcW w:type="dxa" w:w="700"/>
-            <w:shd w:val="clear" w:fill="1F2A44"/>
-          </w:tcPr>
-          <w:p>
-            <w:pPr>
-              <w:spacing w:after="0"/>
-              <w:jc w:val="right"/>
-            </w:pPr>
-            <w:r/>
-            <w:r>
-              <w:rPr>
-                <w:rFonts w:ascii="Georgia" w:hAnsi="Georgia"/>
-                <w:b/>
-                <w:i w:val="0"/>
-                <w:color w:val="FFFFFF"/>
-                <w:sz w:val="17"/>
-              </w:rPr>
-              <w:t>Score</w:t>
-            </w:r>
-          </w:p>
-        </w:tc>
-        <w:tc>
-          <w:tcPr>
-            <w:tcW w:type="dxa" w:w="5730"/>
-            <w:shd w:val="clear" w:fill="1F2A44"/>
-          </w:tcPr>
-          <w:p>
-            <w:pPr>
-              <w:spacing w:after="0"/>
-              <w:jc w:val="left"/>
-            </w:pPr>
-            <w:r/>
-            <w:r>
-              <w:rPr>
-                <w:rFonts w:ascii="Georgia" w:hAnsi="Georgia"/>
-                <w:b/>
-                <w:i w:val="0"/>
-                <w:color w:val="FFFFFF"/>
-                <w:sz w:val="17"/>
-              </w:rPr>
-              <w:t>Basis (dated)</w:t>
-            </w:r>
-          </w:p>
-        </w:tc>
-      </w:tr>
-      <w:tr>
-        <w:trPr>
-          <w:cantSplit/>
-        </w:trPr>
-        <w:tc>
-          <w:tcPr>
-            <w:tcW w:type="dxa" w:w="3056"/>
-          </w:tcPr>
-          <w:p>
-            <w:pPr>
-              <w:spacing w:after="0"/>
-              <w:jc w:val="left"/>
-            </w:pPr>
-            <w:r/>
-            <w:r>
-              <w:rPr>
-                <w:rFonts w:ascii="Georgia" w:hAnsi="Georgia"/>
-                <w:b w:val="0"/>
-                <w:i w:val="0"/>
-                <w:color w:val="262B35"/>
-                <w:sz w:val="16"/>
-              </w:rPr>
-              <w:t>Net revenue retention</w:t>
-            </w:r>
-          </w:p>
-        </w:tc>
-        <w:tc>
-          <w:tcPr>
-            <w:tcW w:type="dxa" w:w="700"/>
-          </w:tcPr>
-          <w:p>
-            <w:pPr>
-              <w:spacing w:after="0"/>
-              <w:jc w:val="right"/>
-            </w:pPr>
-            <w:r/>
-            <w:r>
-              <w:rPr>
-                <w:rFonts w:ascii="Georgia" w:hAnsi="Georgia"/>
-                <w:b w:val="0"/>
-                <w:i w:val="0"/>
-                <w:color w:val="262B35"/>
-                <w:sz w:val="16"/>
-              </w:rPr>
-              <w:t>9.4</w:t>
-            </w:r>
-          </w:p>
-        </w:tc>
-        <w:tc>
-          <w:tcPr>
-            <w:tcW w:type="dxa" w:w="5730"/>
-          </w:tcPr>
-          <w:p>
-            <w:pPr>
-              <w:spacing w:after="0"/>
-              <w:jc w:val="left"/>
-            </w:pPr>
-            <w:r/>
-            <w:r>
-              <w:rPr>
-                <w:rFonts w:ascii="Georgia" w:hAnsi="Georgia"/>
-                <w:b w:val="0"/>
-                <w:i w:val="0"/>
-                <w:color w:val="262B35"/>
-                <w:sz w:val="16"/>
-              </w:rPr>
-              <w:t>&gt;140% (company, Feb 9, 2026); top decile at this scale, and mechanical under consumption billing</w:t>
-            </w:r>
-          </w:p>
-        </w:tc>
-      </w:tr>
-      <w:tr>
-        <w:trPr>
-          <w:cantSplit/>
-        </w:trPr>
-        <w:tc>
-          <w:tcPr>
-            <w:tcW w:type="dxa" w:w="3056"/>
-            <w:shd w:val="clear" w:fill="F2F5F9"/>
-          </w:tcPr>
-          <w:p>
-            <w:pPr>
-              <w:spacing w:after="0"/>
-              <w:jc w:val="left"/>
-            </w:pPr>
-            <w:r/>
-            <w:r>
-              <w:rPr>
-                <w:rFonts w:ascii="Georgia" w:hAnsi="Georgia"/>
-                <w:b w:val="0"/>
-                <w:i w:val="0"/>
-                <w:color w:val="262B35"/>
-                <w:sz w:val="16"/>
-              </w:rPr>
-              <w:t>Billing-model quality</w:t>
-            </w:r>
-          </w:p>
-        </w:tc>
-        <w:tc>
-          <w:tcPr>
-            <w:tcW w:type="dxa" w:w="700"/>
-            <w:shd w:val="clear" w:fill="F2F5F9"/>
-          </w:tcPr>
-          <w:p>
-            <w:pPr>
-              <w:spacing w:after="0"/>
-              <w:jc w:val="right"/>
-            </w:pPr>
-            <w:r/>
-            <w:r>
-              <w:rPr>
-                <w:rFonts w:ascii="Georgia" w:hAnsi="Georgia"/>
-                <w:b w:val="0"/>
-                <w:i w:val="0"/>
-                <w:color w:val="262B35"/>
-                <w:sz w:val="16"/>
-              </w:rPr>
-              <w:t>9.2</w:t>
-            </w:r>
-          </w:p>
-        </w:tc>
-        <w:tc>
-          <w:tcPr>
-            <w:tcW w:type="dxa" w:w="5730"/>
-            <w:shd w:val="clear" w:fill="F2F5F9"/>
-          </w:tcPr>
-          <w:p>
-            <w:pPr>
-              <w:spacing w:after="0"/>
-              <w:jc w:val="left"/>
-            </w:pPr>
-            <w:r/>
-            <w:r>
-              <w:rPr>
-                <w:rFonts w:ascii="Georgia" w:hAnsi="Georgia"/>
-                <w:b w:val="0"/>
-                <w:i w:val="0"/>
-                <w:color w:val="262B35"/>
-                <w:sz w:val="16"/>
-              </w:rPr>
-              <w:t>Consumption-based on compute and storage; expansion is a product property, not a sales artifact</w:t>
-            </w:r>
-          </w:p>
-        </w:tc>
-      </w:tr>
-      <w:tr>
-        <w:trPr>
-          <w:cantSplit/>
-        </w:trPr>
-        <w:tc>
-          <w:tcPr>
-            <w:tcW w:type="dxa" w:w="3056"/>
-          </w:tcPr>
-          <w:p>
-            <w:pPr>
-              <w:spacing w:after="0"/>
-              <w:jc w:val="left"/>
-            </w:pPr>
-            <w:r/>
-            <w:r>
-              <w:rPr>
-                <w:rFonts w:ascii="Georgia" w:hAnsi="Georgia"/>
-                <w:b w:val="0"/>
-                <w:i w:val="0"/>
-                <w:color w:val="262B35"/>
-                <w:sz w:val="16"/>
-              </w:rPr>
-              <w:t>Customer diversification</w:t>
-            </w:r>
-          </w:p>
-        </w:tc>
-        <w:tc>
-          <w:tcPr>
-            <w:tcW w:type="dxa" w:w="700"/>
-          </w:tcPr>
-          <w:p>
-            <w:pPr>
-              <w:spacing w:after="0"/>
-              <w:jc w:val="right"/>
-            </w:pPr>
-            <w:r/>
-            <w:r>
-              <w:rPr>
-                <w:rFonts w:ascii="Georgia" w:hAnsi="Georgia"/>
-                <w:b w:val="0"/>
-                <w:i w:val="0"/>
-                <w:color w:val="262B35"/>
-                <w:sz w:val="16"/>
-              </w:rPr>
-              <w:t>8.7</w:t>
-            </w:r>
-          </w:p>
-        </w:tc>
-        <w:tc>
-          <w:tcPr>
-            <w:tcW w:type="dxa" w:w="5730"/>
-          </w:tcPr>
-          <w:p>
-            <w:pPr>
-              <w:spacing w:after="0"/>
-              <w:jc w:val="left"/>
-            </w:pPr>
-            <w:r/>
-            <w:r>
-              <w:rPr>
-                <w:rFonts w:ascii="Georgia" w:hAnsi="Georgia"/>
-                <w:b w:val="0"/>
-                <w:i w:val="0"/>
-                <w:color w:val="262B35"/>
-                <w:sz w:val="16"/>
-              </w:rPr>
-              <w:t>&gt;20,000 organizations; &gt;60% of the Fortune 500; 800+ at $1M+, 70+ at $10M+ (company, Feb 9, 2026)</w:t>
-            </w:r>
-          </w:p>
-        </w:tc>
-      </w:tr>
-      <w:tr>
-        <w:trPr>
-          <w:cantSplit/>
-        </w:trPr>
-        <w:tc>
-          <w:tcPr>
-            <w:tcW w:type="dxa" w:w="3056"/>
-            <w:shd w:val="clear" w:fill="F2F5F9"/>
-          </w:tcPr>
-          <w:p>
-            <w:pPr>
-              <w:spacing w:after="0"/>
-              <w:jc w:val="left"/>
-            </w:pPr>
-            <w:r/>
-            <w:r>
-              <w:rPr>
-                <w:rFonts w:ascii="Georgia" w:hAnsi="Georgia"/>
-                <w:b w:val="0"/>
-                <w:i w:val="0"/>
-                <w:color w:val="262B35"/>
-                <w:sz w:val="16"/>
-              </w:rPr>
-              <w:t>Scale-adjusted growth durability</w:t>
-            </w:r>
-          </w:p>
-        </w:tc>
-        <w:tc>
-          <w:tcPr>
-            <w:tcW w:type="dxa" w:w="700"/>
-            <w:shd w:val="clear" w:fill="F2F5F9"/>
-          </w:tcPr>
-          <w:p>
-            <w:pPr>
-              <w:spacing w:after="0"/>
-              <w:jc w:val="right"/>
-            </w:pPr>
-            <w:r/>
-            <w:r>
-              <w:rPr>
-                <w:rFonts w:ascii="Georgia" w:hAnsi="Georgia"/>
-                <w:b w:val="0"/>
-                <w:i w:val="0"/>
-                <w:color w:val="262B35"/>
-                <w:sz w:val="16"/>
-              </w:rPr>
-              <w:t>9.3</w:t>
-            </w:r>
-          </w:p>
-        </w:tc>
-        <w:tc>
-          <w:tcPr>
-            <w:tcW w:type="dxa" w:w="5730"/>
-            <w:shd w:val="clear" w:fill="F2F5F9"/>
-          </w:tcPr>
-          <w:p>
-            <w:pPr>
-              <w:spacing w:after="0"/>
-              <w:jc w:val="left"/>
-            </w:pPr>
-            <w:r/>
-            <w:r>
-              <w:rPr>
-                <w:rFonts w:ascii="Georgia" w:hAnsi="Georgia"/>
-                <w:b w:val="0"/>
-                <w:i w:val="0"/>
-                <w:color w:val="262B35"/>
-                <w:sz w:val="16"/>
-              </w:rPr>
-              <w:t>+80% at $6.9B, accelerating across four consecutive prints (company, Sep 2025 to Jun 2026)</w:t>
-            </w:r>
-          </w:p>
-        </w:tc>
-      </w:tr>
-      <w:tr>
-        <w:trPr>
-          <w:cantSplit/>
-        </w:trPr>
-        <w:tc>
-          <w:tcPr>
-            <w:tcW w:type="dxa" w:w="3056"/>
-          </w:tcPr>
-          <w:p>
-            <w:pPr>
-              <w:spacing w:after="0"/>
-              <w:jc w:val="left"/>
-            </w:pPr>
-            <w:r/>
-            <w:r>
-              <w:rPr>
-                <w:rFonts w:ascii="Georgia" w:hAnsi="Georgia"/>
-                <w:b w:val="0"/>
-                <w:i w:val="0"/>
-                <w:color w:val="262B35"/>
-                <w:sz w:val="16"/>
-              </w:rPr>
-              <w:t>Mix genuineness</w:t>
-            </w:r>
-          </w:p>
-        </w:tc>
-        <w:tc>
-          <w:tcPr>
-            <w:tcW w:type="dxa" w:w="700"/>
-          </w:tcPr>
-          <w:p>
-            <w:pPr>
-              <w:spacing w:after="0"/>
-              <w:jc w:val="right"/>
-            </w:pPr>
-            <w:r/>
-            <w:r>
-              <w:rPr>
-                <w:rFonts w:ascii="Georgia" w:hAnsi="Georgia"/>
-                <w:b w:val="0"/>
-                <w:i w:val="0"/>
-                <w:color w:val="262B35"/>
-                <w:sz w:val="16"/>
-              </w:rPr>
-              <w:t>8.4</w:t>
-            </w:r>
-          </w:p>
-        </w:tc>
-        <w:tc>
-          <w:tcPr>
-            <w:tcW w:type="dxa" w:w="5730"/>
-          </w:tcPr>
-          <w:p>
-            <w:pPr>
-              <w:spacing w:after="0"/>
-              <w:jc w:val="left"/>
-            </w:pPr>
-            <w:r/>
-            <w:r>
-              <w:rPr>
-                <w:rFonts w:ascii="Georgia" w:hAnsi="Georgia"/>
-                <w:b w:val="0"/>
-                <w:i w:val="0"/>
-                <w:color w:val="262B35"/>
-                <w:sz w:val="16"/>
-              </w:rPr>
-              <w:t>AI line ($1.7B) is incremental usage on the same platform, not relabeled core; agent-driven usage is young (Jun 16, 2026)</w:t>
-            </w:r>
-          </w:p>
-        </w:tc>
-      </w:tr>
-    </w:tbl>
-    <w:p>
-      <w:pPr>
-        <w:spacing w:after="200"/>
-        <w:jc w:val="left"/>
-      </w:pPr>
-      <w:r>
-        <w:rPr>
-          <w:b w:val="0"/>
-          <w:i/>
-          <w:color w:val="6B7280"/>
-          <w:sz w:val="15"/>
-        </w:rPr>
-        <w:t>Simple average 9.0. Consumption revenue is lower-visibility than subscription in downturns; that risk is scored inside mix genuineness and durability.</w:t>
+        <w:t>RQ carries the framework's largest weight, and Databricks posts the strongest RQ this framework has scored. The core mechanism is structural rather than commercial: consumption billing on compute and storage means expansion is a property of customer workloads, not of sales-force heroics, and net revenue retention above 140% is therefore mechanical rather than heroic. The base beneath that retention is a distribution, not a dependency: more than 20,000 organizations, over 60% of the Fortune 500, more than 800 customers above $1 million a year and more than 70 above $10 million (company, February 9, 2026). Growth is not merely fast but accelerating across four consecutive dated prints, +50% to +80% between September 2025 and June 2026, at a scale where software companies normally decelerate. And the mix is honestly attributed: the $1.7 billion AI line is incremental usage metered on the same platform, not relabeled core revenue. Two honest flags keep the score at 9.0 rather than higher: consumption revenue carries less downturn visibility than subscriptions, because usage can throttle without a contract breach, and the operating metrics above are five months old at publication; the September-October disclosure should refresh them.</w:t>
       </w:r>
     </w:p>
     <w:p>
@@ -4754,430 +3766,7 @@
           <w:color w:val="262B35"/>
           <w:sz w:val="21"/>
         </w:rPr>
-        <w:t>CI is the honest notch in the radar (Figure 1) and the dimension a skeptic should attack first. Databricks owns no hyperscale infrastructure: it rides AWS, Azure, and Google Cloud, pays their economics, and competes with their first-party analytics while depending on their capacity. Three mitigants hold the score at 8.0. First, multi-cloud portability is real at Databricks in a way it is not for most vendors, which converts three suppliers into bidders. Second, the debt structure exists substantially to pre-fund compute commitments without burning equity, a deliberate hedge credited here rather than in CE. Third, the MosaicML lineage gives the company genuine training and serving engineering of its own, so AI unit economics are not purely a pass-through of someone else's GPU pricing. The offset is visible in the P&amp;L: agents generating queries at machine speed is revenue, but at 74% and falling gross margin it is also proof that compute cost is a live constraint.</w:t>
-      </w:r>
-    </w:p>
-    <w:p>
-      <w:pPr>
-        <w:keepNext/>
-        <w:spacing w:after="60"/>
-        <w:jc w:val="left"/>
-      </w:pPr>
-      <w:r>
-        <w:rPr>
-          <w:b/>
-          <w:i w:val="0"/>
-          <w:color w:val="1F2A44"/>
-          <w:sz w:val="19"/>
-        </w:rPr>
-        <w:t>CI sub-scores (4)</w:t>
-      </w:r>
-    </w:p>
-    <w:tbl>
-      <w:tblPr>
-        <w:tblW w:type="dxa" w:w="9360"/>
-        <w:jc w:val="center"/>
-        <w:tblLayout w:type="fixed"/>
-        <w:tblLook w:firstColumn="1" w:firstRow="1" w:lastColumn="0" w:lastRow="0" w:noHBand="0" w:noVBand="1" w:val="04A0"/>
-        <w:tblBorders>
-          <w:top w:val="single" w:sz="4" w:space="0" w:color="C9D2DE"/>
-          <w:left w:val="single" w:sz="4" w:space="0" w:color="C9D2DE"/>
-          <w:bottom w:val="single" w:sz="4" w:space="0" w:color="C9D2DE"/>
-          <w:right w:val="single" w:sz="4" w:space="0" w:color="C9D2DE"/>
-          <w:insideH w:val="single" w:sz="4" w:space="0" w:color="C9D2DE"/>
-          <w:insideV w:val="single" w:sz="4" w:space="0" w:color="C9D2DE"/>
-        </w:tblBorders>
-        <w:tblCellMar>
-          <w:top w:w="40" w:type="dxa"/>
-          <w:left w:w="80" w:type="dxa"/>
-          <w:bottom w:w="40" w:type="dxa"/>
-          <w:right w:w="80" w:type="dxa"/>
-        </w:tblCellMar>
-      </w:tblPr>
-      <w:tblGrid>
-        <w:gridCol w:w="3120"/>
-        <w:gridCol w:w="3120"/>
-        <w:gridCol w:w="3120"/>
-      </w:tblGrid>
-      <w:tr>
-        <w:trPr>
-          <w:cantSplit/>
-          <w:tblHeader w:val="true"/>
-        </w:trPr>
-        <w:tc>
-          <w:tcPr>
-            <w:tcW w:type="dxa" w:w="3362"/>
-            <w:shd w:val="clear" w:fill="1F2A44"/>
-          </w:tcPr>
-          <w:p>
-            <w:pPr>
-              <w:spacing w:after="0"/>
-              <w:jc w:val="left"/>
-            </w:pPr>
-            <w:r/>
-            <w:r>
-              <w:rPr>
-                <w:rFonts w:ascii="Georgia" w:hAnsi="Georgia"/>
-                <w:b/>
-                <w:i w:val="0"/>
-                <w:color w:val="FFFFFF"/>
-                <w:sz w:val="17"/>
-              </w:rPr>
-              <w:t>Sub-score</w:t>
-            </w:r>
-          </w:p>
-        </w:tc>
-        <w:tc>
-          <w:tcPr>
-            <w:tcW w:type="dxa" w:w="700"/>
-            <w:shd w:val="clear" w:fill="1F2A44"/>
-          </w:tcPr>
-          <w:p>
-            <w:pPr>
-              <w:spacing w:after="0"/>
-              <w:jc w:val="right"/>
-            </w:pPr>
-            <w:r/>
-            <w:r>
-              <w:rPr>
-                <w:rFonts w:ascii="Georgia" w:hAnsi="Georgia"/>
-                <w:b/>
-                <w:i w:val="0"/>
-                <w:color w:val="FFFFFF"/>
-                <w:sz w:val="17"/>
-              </w:rPr>
-              <w:t>Score</w:t>
-            </w:r>
-          </w:p>
-        </w:tc>
-        <w:tc>
-          <w:tcPr>
-            <w:tcW w:type="dxa" w:w="5452"/>
-            <w:shd w:val="clear" w:fill="1F2A44"/>
-          </w:tcPr>
-          <w:p>
-            <w:pPr>
-              <w:spacing w:after="0"/>
-              <w:jc w:val="left"/>
-            </w:pPr>
-            <w:r/>
-            <w:r>
-              <w:rPr>
-                <w:rFonts w:ascii="Georgia" w:hAnsi="Georgia"/>
-                <w:b/>
-                <w:i w:val="0"/>
-                <w:color w:val="FFFFFF"/>
-                <w:sz w:val="17"/>
-              </w:rPr>
-              <w:t>Basis (dated)</w:t>
-            </w:r>
-          </w:p>
-        </w:tc>
-      </w:tr>
-      <w:tr>
-        <w:trPr>
-          <w:cantSplit/>
-        </w:trPr>
-        <w:tc>
-          <w:tcPr>
-            <w:tcW w:type="dxa" w:w="3362"/>
-          </w:tcPr>
-          <w:p>
-            <w:pPr>
-              <w:spacing w:after="0"/>
-              <w:jc w:val="left"/>
-            </w:pPr>
-            <w:r/>
-            <w:r>
-              <w:rPr>
-                <w:rFonts w:ascii="Georgia" w:hAnsi="Georgia"/>
-                <w:b w:val="0"/>
-                <w:i w:val="0"/>
-                <w:color w:val="262B35"/>
-                <w:sz w:val="16"/>
-              </w:rPr>
-              <w:t>Infrastructure ownership and leverage</w:t>
-            </w:r>
-          </w:p>
-        </w:tc>
-        <w:tc>
-          <w:tcPr>
-            <w:tcW w:type="dxa" w:w="700"/>
-          </w:tcPr>
-          <w:p>
-            <w:pPr>
-              <w:spacing w:after="0"/>
-              <w:jc w:val="right"/>
-            </w:pPr>
-            <w:r/>
-            <w:r>
-              <w:rPr>
-                <w:rFonts w:ascii="Georgia" w:hAnsi="Georgia"/>
-                <w:b w:val="0"/>
-                <w:i w:val="0"/>
-                <w:color w:val="262B35"/>
-                <w:sz w:val="16"/>
-              </w:rPr>
-              <w:t>7.2</w:t>
-            </w:r>
-          </w:p>
-        </w:tc>
-        <w:tc>
-          <w:tcPr>
-            <w:tcW w:type="dxa" w:w="5452"/>
-          </w:tcPr>
-          <w:p>
-            <w:pPr>
-              <w:spacing w:after="0"/>
-              <w:jc w:val="left"/>
-            </w:pPr>
-            <w:r/>
-            <w:r>
-              <w:rPr>
-                <w:rFonts w:ascii="Georgia" w:hAnsi="Georgia"/>
-                <w:b w:val="0"/>
-                <w:i w:val="0"/>
-                <w:color w:val="262B35"/>
-                <w:sz w:val="16"/>
-              </w:rPr>
-              <w:t>No owned hyperscale capacity; rents from three competitor-suppliers</w:t>
-            </w:r>
-          </w:p>
-        </w:tc>
-      </w:tr>
-      <w:tr>
-        <w:trPr>
-          <w:cantSplit/>
-        </w:trPr>
-        <w:tc>
-          <w:tcPr>
-            <w:tcW w:type="dxa" w:w="3362"/>
-            <w:shd w:val="clear" w:fill="F2F5F9"/>
-          </w:tcPr>
-          <w:p>
-            <w:pPr>
-              <w:spacing w:after="0"/>
-              <w:jc w:val="left"/>
-            </w:pPr>
-            <w:r/>
-            <w:r>
-              <w:rPr>
-                <w:rFonts w:ascii="Georgia" w:hAnsi="Georgia"/>
-                <w:b w:val="0"/>
-                <w:i w:val="0"/>
-                <w:color w:val="262B35"/>
-                <w:sz w:val="16"/>
-              </w:rPr>
-              <w:t>Supplier diversification</w:t>
-            </w:r>
-          </w:p>
-        </w:tc>
-        <w:tc>
-          <w:tcPr>
-            <w:tcW w:type="dxa" w:w="700"/>
-            <w:shd w:val="clear" w:fill="F2F5F9"/>
-          </w:tcPr>
-          <w:p>
-            <w:pPr>
-              <w:spacing w:after="0"/>
-              <w:jc w:val="right"/>
-            </w:pPr>
-            <w:r/>
-            <w:r>
-              <w:rPr>
-                <w:rFonts w:ascii="Georgia" w:hAnsi="Georgia"/>
-                <w:b w:val="0"/>
-                <w:i w:val="0"/>
-                <w:color w:val="262B35"/>
-                <w:sz w:val="16"/>
-              </w:rPr>
-              <w:t>8.8</w:t>
-            </w:r>
-          </w:p>
-        </w:tc>
-        <w:tc>
-          <w:tcPr>
-            <w:tcW w:type="dxa" w:w="5452"/>
-            <w:shd w:val="clear" w:fill="F2F5F9"/>
-          </w:tcPr>
-          <w:p>
-            <w:pPr>
-              <w:spacing w:after="0"/>
-              <w:jc w:val="left"/>
-            </w:pPr>
-            <w:r/>
-            <w:r>
-              <w:rPr>
-                <w:rFonts w:ascii="Georgia" w:hAnsi="Georgia"/>
-                <w:b w:val="0"/>
-                <w:i w:val="0"/>
-                <w:color w:val="262B35"/>
-                <w:sz w:val="16"/>
-              </w:rPr>
-              <w:t>True workload portability across AWS, Azure, and GCP turns dependence into a bid process</w:t>
-            </w:r>
-          </w:p>
-        </w:tc>
-      </w:tr>
-      <w:tr>
-        <w:trPr>
-          <w:cantSplit/>
-        </w:trPr>
-        <w:tc>
-          <w:tcPr>
-            <w:tcW w:type="dxa" w:w="3362"/>
-          </w:tcPr>
-          <w:p>
-            <w:pPr>
-              <w:spacing w:after="0"/>
-              <w:jc w:val="left"/>
-            </w:pPr>
-            <w:r/>
-            <w:r>
-              <w:rPr>
-                <w:rFonts w:ascii="Georgia" w:hAnsi="Georgia"/>
-                <w:b w:val="0"/>
-                <w:i w:val="0"/>
-                <w:color w:val="262B35"/>
-                <w:sz w:val="16"/>
-              </w:rPr>
-              <w:t>Unit-cost trajectory</w:t>
-            </w:r>
-          </w:p>
-        </w:tc>
-        <w:tc>
-          <w:tcPr>
-            <w:tcW w:type="dxa" w:w="700"/>
-          </w:tcPr>
-          <w:p>
-            <w:pPr>
-              <w:spacing w:after="0"/>
-              <w:jc w:val="right"/>
-            </w:pPr>
-            <w:r/>
-            <w:r>
-              <w:rPr>
-                <w:rFonts w:ascii="Georgia" w:hAnsi="Georgia"/>
-                <w:b w:val="0"/>
-                <w:i w:val="0"/>
-                <w:color w:val="262B35"/>
-                <w:sz w:val="16"/>
-              </w:rPr>
-              <w:t>7.4</w:t>
-            </w:r>
-          </w:p>
-        </w:tc>
-        <w:tc>
-          <w:tcPr>
-            <w:tcW w:type="dxa" w:w="5452"/>
-          </w:tcPr>
-          <w:p>
-            <w:pPr>
-              <w:spacing w:after="0"/>
-              <w:jc w:val="left"/>
-            </w:pPr>
-            <w:r/>
-            <w:r>
-              <w:rPr>
-                <w:rFonts w:ascii="Georgia" w:hAnsi="Georgia"/>
-                <w:b w:val="0"/>
-                <w:i w:val="0"/>
-                <w:color w:val="262B35"/>
-                <w:sz w:val="16"/>
-              </w:rPr>
-              <w:t>Gross margin 74%, down from &gt;80%, guided lower on agentic compute (company, Jun 16, 2026)</w:t>
-            </w:r>
-          </w:p>
-        </w:tc>
-      </w:tr>
-      <w:tr>
-        <w:trPr>
-          <w:cantSplit/>
-        </w:trPr>
-        <w:tc>
-          <w:tcPr>
-            <w:tcW w:type="dxa" w:w="3362"/>
-            <w:shd w:val="clear" w:fill="F2F5F9"/>
-          </w:tcPr>
-          <w:p>
-            <w:pPr>
-              <w:spacing w:after="0"/>
-              <w:jc w:val="left"/>
-            </w:pPr>
-            <w:r/>
-            <w:r>
-              <w:rPr>
-                <w:rFonts w:ascii="Georgia" w:hAnsi="Georgia"/>
-                <w:b w:val="0"/>
-                <w:i w:val="0"/>
-                <w:color w:val="262B35"/>
-                <w:sz w:val="16"/>
-              </w:rPr>
-              <w:t>Strategic hedges</w:t>
-            </w:r>
-          </w:p>
-        </w:tc>
-        <w:tc>
-          <w:tcPr>
-            <w:tcW w:type="dxa" w:w="700"/>
-            <w:shd w:val="clear" w:fill="F2F5F9"/>
-          </w:tcPr>
-          <w:p>
-            <w:pPr>
-              <w:spacing w:after="0"/>
-              <w:jc w:val="right"/>
-            </w:pPr>
-            <w:r/>
-            <w:r>
-              <w:rPr>
-                <w:rFonts w:ascii="Georgia" w:hAnsi="Georgia"/>
-                <w:b w:val="0"/>
-                <w:i w:val="0"/>
-                <w:color w:val="262B35"/>
-                <w:sz w:val="16"/>
-              </w:rPr>
-              <w:t>8.6</w:t>
-            </w:r>
-          </w:p>
-        </w:tc>
-        <w:tc>
-          <w:tcPr>
-            <w:tcW w:type="dxa" w:w="5452"/>
-            <w:shd w:val="clear" w:fill="F2F5F9"/>
-          </w:tcPr>
-          <w:p>
-            <w:pPr>
-              <w:spacing w:after="0"/>
-              <w:jc w:val="left"/>
-            </w:pPr>
-            <w:r/>
-            <w:r>
-              <w:rPr>
-                <w:rFonts w:ascii="Georgia" w:hAnsi="Georgia"/>
-                <w:b w:val="0"/>
-                <w:i w:val="0"/>
-                <w:color w:val="262B35"/>
-                <w:sz w:val="16"/>
-              </w:rPr>
-              <w:t>~$9.3B debt capacity ring-fenced for compute (PitchBook, Jan 2025 to Feb 2026); Mosaic-derived serving efficiency; stake in the departed AI chief's hardware venture (Sep 2025)</w:t>
-            </w:r>
-          </w:p>
-        </w:tc>
-      </w:tr>
-    </w:tbl>
-    <w:p>
-      <w:pPr>
-        <w:spacing w:after="200"/>
-        <w:jc w:val="left"/>
-      </w:pPr>
-      <w:r>
-        <w:rPr>
-          <w:b w:val="0"/>
-          <w:i/>
-          <w:color w:val="6B7280"/>
-          <w:sz w:val="15"/>
-        </w:rPr>
-        <w:t>Simple average 8.0. The CI-CE boundary is where the debt lives: it does not dilute the CE denominator, but it is scored here as both hedge and obligation.</w:t>
+        <w:t>CI is the honest notch in the radar (Figure 1) and the dimension a skeptic should attack first. Databricks owns no hyperscale infrastructure: it rides AWS, Azure, and Google Cloud, pays their economics, and competes with their first-party analytics while depending on their capacity. Three mitigants hold the score at 8.0 rather than lower. First, multi-cloud portability is real at Databricks in a way it is not for most vendors; when workloads can move across three clouds, three suppliers become three bidders. Second, the roughly $9.3 billion debt structure assembled between January 2025 and February 2026 (PitchBook deal records) exists substantially to pre-fund compute commitments without burning equity, a deliberate hedge credited here rather than in CE, and carried simultaneously as an obligation in the risk register. Third, the MosaicML lineage gives the company genuine training and serving engineering of its own, so AI unit economics are not purely a pass-through of someone else's GPU pricing. The offset is visible in the P&amp;L and is why this dimension cannot score a 9: agents generating queries at machine speed is revenue, but at 74% and falling gross margin it is also proof that compute cost is a live constraint on the business.</w:t>
       </w:r>
     </w:p>
     <w:p>
@@ -5200,501 +3789,7 @@
           <w:color w:val="262B35"/>
           <w:sz w:val="21"/>
         </w:rPr>
-        <w:t>GO measures whether the company can access public markets on its own timetable, and whether its governance would survive the scrutiny when it does. Databricks scores 8.9, down from an effective 9.4: the 0.5-point imminence premium tied to a second-half-2026 filing has been removed, because no S-1 is on file (SEC EDGAR, CIK 1587468, verified July 10, 2026; Form D filings only) and the chief executive has publicly ruled 2026 out. What remains is still exceptional: a public-company disclosure cadence while private (four dated financial prints in ten months with consistent metric definitions), a crossover-heavy investor register that already resembles a public one, and, critically, the luxury of choosing the window. Waiting is a governance strength when free cash flow means the company never has to file into a bad market.</w:t>
-      </w:r>
-    </w:p>
-    <w:p>
-      <w:pPr>
-        <w:keepNext/>
-        <w:spacing w:after="60"/>
-        <w:jc w:val="left"/>
-      </w:pPr>
-      <w:r>
-        <w:rPr>
-          <w:b/>
-          <w:i w:val="0"/>
-          <w:color w:val="1F2A44"/>
-          <w:sz w:val="19"/>
-        </w:rPr>
-        <w:t>GO sub-scores (5)</w:t>
-      </w:r>
-    </w:p>
-    <w:tbl>
-      <w:tblPr>
-        <w:tblW w:type="dxa" w:w="9360"/>
-        <w:jc w:val="center"/>
-        <w:tblLayout w:type="fixed"/>
-        <w:tblLook w:firstColumn="1" w:firstRow="1" w:lastColumn="0" w:lastRow="0" w:noHBand="0" w:noVBand="1" w:val="04A0"/>
-        <w:tblBorders>
-          <w:top w:val="single" w:sz="4" w:space="0" w:color="C9D2DE"/>
-          <w:left w:val="single" w:sz="4" w:space="0" w:color="C9D2DE"/>
-          <w:bottom w:val="single" w:sz="4" w:space="0" w:color="C9D2DE"/>
-          <w:right w:val="single" w:sz="4" w:space="0" w:color="C9D2DE"/>
-          <w:insideH w:val="single" w:sz="4" w:space="0" w:color="C9D2DE"/>
-          <w:insideV w:val="single" w:sz="4" w:space="0" w:color="C9D2DE"/>
-        </w:tblBorders>
-        <w:tblCellMar>
-          <w:top w:w="40" w:type="dxa"/>
-          <w:left w:w="80" w:type="dxa"/>
-          <w:bottom w:w="40" w:type="dxa"/>
-          <w:right w:w="80" w:type="dxa"/>
-        </w:tblCellMar>
-      </w:tblPr>
-      <w:tblGrid>
-        <w:gridCol w:w="3120"/>
-        <w:gridCol w:w="3120"/>
-        <w:gridCol w:w="3120"/>
-      </w:tblGrid>
-      <w:tr>
-        <w:trPr>
-          <w:cantSplit/>
-          <w:tblHeader w:val="true"/>
-        </w:trPr>
-        <w:tc>
-          <w:tcPr>
-            <w:tcW w:type="dxa" w:w="2857"/>
-            <w:shd w:val="clear" w:fill="1F2A44"/>
-          </w:tcPr>
-          <w:p>
-            <w:pPr>
-              <w:spacing w:after="0"/>
-              <w:jc w:val="left"/>
-            </w:pPr>
-            <w:r/>
-            <w:r>
-              <w:rPr>
-                <w:rFonts w:ascii="Georgia" w:hAnsi="Georgia"/>
-                <w:b/>
-                <w:i w:val="0"/>
-                <w:color w:val="FFFFFF"/>
-                <w:sz w:val="17"/>
-              </w:rPr>
-              <w:t>Sub-score</w:t>
-            </w:r>
-          </w:p>
-        </w:tc>
-        <w:tc>
-          <w:tcPr>
-            <w:tcW w:type="dxa" w:w="700"/>
-            <w:shd w:val="clear" w:fill="1F2A44"/>
-          </w:tcPr>
-          <w:p>
-            <w:pPr>
-              <w:spacing w:after="0"/>
-              <w:jc w:val="right"/>
-            </w:pPr>
-            <w:r/>
-            <w:r>
-              <w:rPr>
-                <w:rFonts w:ascii="Georgia" w:hAnsi="Georgia"/>
-                <w:b/>
-                <w:i w:val="0"/>
-                <w:color w:val="FFFFFF"/>
-                <w:sz w:val="17"/>
-              </w:rPr>
-              <w:t>Score</w:t>
-            </w:r>
-          </w:p>
-        </w:tc>
-        <w:tc>
-          <w:tcPr>
-            <w:tcW w:type="dxa" w:w="5911"/>
-            <w:shd w:val="clear" w:fill="1F2A44"/>
-          </w:tcPr>
-          <w:p>
-            <w:pPr>
-              <w:spacing w:after="0"/>
-              <w:jc w:val="left"/>
-            </w:pPr>
-            <w:r/>
-            <w:r>
-              <w:rPr>
-                <w:rFonts w:ascii="Georgia" w:hAnsi="Georgia"/>
-                <w:b/>
-                <w:i w:val="0"/>
-                <w:color w:val="FFFFFF"/>
-                <w:sz w:val="17"/>
-              </w:rPr>
-              <w:t>Basis (dated)</w:t>
-            </w:r>
-          </w:p>
-        </w:tc>
-      </w:tr>
-      <w:tr>
-        <w:trPr>
-          <w:cantSplit/>
-        </w:trPr>
-        <w:tc>
-          <w:tcPr>
-            <w:tcW w:type="dxa" w:w="2857"/>
-          </w:tcPr>
-          <w:p>
-            <w:pPr>
-              <w:spacing w:after="0"/>
-              <w:jc w:val="left"/>
-            </w:pPr>
-            <w:r/>
-            <w:r>
-              <w:rPr>
-                <w:rFonts w:ascii="Georgia" w:hAnsi="Georgia"/>
-                <w:b w:val="0"/>
-                <w:i w:val="0"/>
-                <w:color w:val="262B35"/>
-                <w:sz w:val="16"/>
-              </w:rPr>
-              <w:t>Board and investor structure</w:t>
-            </w:r>
-          </w:p>
-        </w:tc>
-        <w:tc>
-          <w:tcPr>
-            <w:tcW w:type="dxa" w:w="700"/>
-          </w:tcPr>
-          <w:p>
-            <w:pPr>
-              <w:spacing w:after="0"/>
-              <w:jc w:val="right"/>
-            </w:pPr>
-            <w:r/>
-            <w:r>
-              <w:rPr>
-                <w:rFonts w:ascii="Georgia" w:hAnsi="Georgia"/>
-                <w:b w:val="0"/>
-                <w:i w:val="0"/>
-                <w:color w:val="262B35"/>
-                <w:sz w:val="16"/>
-              </w:rPr>
-              <w:t>8.8</w:t>
-            </w:r>
-          </w:p>
-        </w:tc>
-        <w:tc>
-          <w:tcPr>
-            <w:tcW w:type="dxa" w:w="5911"/>
-          </w:tcPr>
-          <w:p>
-            <w:pPr>
-              <w:spacing w:after="0"/>
-              <w:jc w:val="left"/>
-            </w:pPr>
-            <w:r/>
-            <w:r>
-              <w:rPr>
-                <w:rFonts w:ascii="Georgia" w:hAnsi="Georgia"/>
-                <w:b w:val="0"/>
-                <w:i w:val="0"/>
-                <w:color w:val="262B35"/>
-                <w:sz w:val="16"/>
-              </w:rPr>
-              <w:t>Crossover-heavy register: Fidelity, Insight, J.P. Morgan Growth Equity, Microsoft and ~44 others in the final close alone; 148 active investors (PitchBook, Jul 2026)</w:t>
-            </w:r>
-          </w:p>
-        </w:tc>
-      </w:tr>
-      <w:tr>
-        <w:trPr>
-          <w:cantSplit/>
-        </w:trPr>
-        <w:tc>
-          <w:tcPr>
-            <w:tcW w:type="dxa" w:w="2857"/>
-            <w:shd w:val="clear" w:fill="F2F5F9"/>
-          </w:tcPr>
-          <w:p>
-            <w:pPr>
-              <w:spacing w:after="0"/>
-              <w:jc w:val="left"/>
-            </w:pPr>
-            <w:r/>
-            <w:r>
-              <w:rPr>
-                <w:rFonts w:ascii="Georgia" w:hAnsi="Georgia"/>
-                <w:b w:val="0"/>
-                <w:i w:val="0"/>
-                <w:color w:val="262B35"/>
-                <w:sz w:val="16"/>
-              </w:rPr>
-              <w:t>Reporting and audit readiness</w:t>
-            </w:r>
-          </w:p>
-        </w:tc>
-        <w:tc>
-          <w:tcPr>
-            <w:tcW w:type="dxa" w:w="700"/>
-            <w:shd w:val="clear" w:fill="F2F5F9"/>
-          </w:tcPr>
-          <w:p>
-            <w:pPr>
-              <w:spacing w:after="0"/>
-              <w:jc w:val="right"/>
-            </w:pPr>
-            <w:r/>
-            <w:r>
-              <w:rPr>
-                <w:rFonts w:ascii="Georgia" w:hAnsi="Georgia"/>
-                <w:b w:val="0"/>
-                <w:i w:val="0"/>
-                <w:color w:val="262B35"/>
-                <w:sz w:val="16"/>
-              </w:rPr>
-              <w:t>9.2</w:t>
-            </w:r>
-          </w:p>
-        </w:tc>
-        <w:tc>
-          <w:tcPr>
-            <w:tcW w:type="dxa" w:w="5911"/>
-            <w:shd w:val="clear" w:fill="F2F5F9"/>
-          </w:tcPr>
-          <w:p>
-            <w:pPr>
-              <w:spacing w:after="0"/>
-              <w:jc w:val="left"/>
-            </w:pPr>
-            <w:r/>
-            <w:r>
-              <w:rPr>
-                <w:rFonts w:ascii="Georgia" w:hAnsi="Georgia"/>
-                <w:b w:val="0"/>
-                <w:i w:val="0"/>
-                <w:color w:val="262B35"/>
-                <w:sz w:val="16"/>
-              </w:rPr>
-              <w:t>Quarterly public run-rate cadence since 2025; FCF disclosed on TTM and fiscal-year bases</w:t>
-            </w:r>
-          </w:p>
-        </w:tc>
-      </w:tr>
-      <w:tr>
-        <w:trPr>
-          <w:cantSplit/>
-        </w:trPr>
-        <w:tc>
-          <w:tcPr>
-            <w:tcW w:type="dxa" w:w="2857"/>
-          </w:tcPr>
-          <w:p>
-            <w:pPr>
-              <w:spacing w:after="0"/>
-              <w:jc w:val="left"/>
-            </w:pPr>
-            <w:r/>
-            <w:r>
-              <w:rPr>
-                <w:rFonts w:ascii="Georgia" w:hAnsi="Georgia"/>
-                <w:b w:val="0"/>
-                <w:i w:val="0"/>
-                <w:color w:val="262B35"/>
-                <w:sz w:val="16"/>
-              </w:rPr>
-              <w:t>Control and alignment</w:t>
-            </w:r>
-          </w:p>
-        </w:tc>
-        <w:tc>
-          <w:tcPr>
-            <w:tcW w:type="dxa" w:w="700"/>
-          </w:tcPr>
-          <w:p>
-            <w:pPr>
-              <w:spacing w:after="0"/>
-              <w:jc w:val="right"/>
-            </w:pPr>
-            <w:r/>
-            <w:r>
-              <w:rPr>
-                <w:rFonts w:ascii="Georgia" w:hAnsi="Georgia"/>
-                <w:b w:val="0"/>
-                <w:i w:val="0"/>
-                <w:color w:val="262B35"/>
-                <w:sz w:val="16"/>
-              </w:rPr>
-              <w:t>8.4</w:t>
-            </w:r>
-          </w:p>
-        </w:tc>
-        <w:tc>
-          <w:tcPr>
-            <w:tcW w:type="dxa" w:w="5911"/>
-          </w:tcPr>
-          <w:p>
-            <w:pPr>
-              <w:spacing w:after="0"/>
-              <w:jc w:val="left"/>
-            </w:pPr>
-            <w:r/>
-            <w:r>
-              <w:rPr>
-                <w:rFonts w:ascii="Georgia" w:hAnsi="Georgia"/>
-                <w:b w:val="0"/>
-                <w:i w:val="0"/>
-                <w:color w:val="262B35"/>
-                <w:sz w:val="16"/>
-              </w:rPr>
-              <w:t>Founder-led with institutional depth; no exotic control instruments disclosed</w:t>
-            </w:r>
-          </w:p>
-        </w:tc>
-      </w:tr>
-      <w:tr>
-        <w:trPr>
-          <w:cantSplit/>
-        </w:trPr>
-        <w:tc>
-          <w:tcPr>
-            <w:tcW w:type="dxa" w:w="2857"/>
-            <w:shd w:val="clear" w:fill="F2F5F9"/>
-          </w:tcPr>
-          <w:p>
-            <w:pPr>
-              <w:spacing w:after="0"/>
-              <w:jc w:val="left"/>
-            </w:pPr>
-            <w:r/>
-            <w:r>
-              <w:rPr>
-                <w:rFonts w:ascii="Georgia" w:hAnsi="Georgia"/>
-                <w:b w:val="0"/>
-                <w:i w:val="0"/>
-                <w:color w:val="262B35"/>
-                <w:sz w:val="16"/>
-              </w:rPr>
-              <w:t>Disclosure cadence</w:t>
-            </w:r>
-          </w:p>
-        </w:tc>
-        <w:tc>
-          <w:tcPr>
-            <w:tcW w:type="dxa" w:w="700"/>
-            <w:shd w:val="clear" w:fill="F2F5F9"/>
-          </w:tcPr>
-          <w:p>
-            <w:pPr>
-              <w:spacing w:after="0"/>
-              <w:jc w:val="right"/>
-            </w:pPr>
-            <w:r/>
-            <w:r>
-              <w:rPr>
-                <w:rFonts w:ascii="Georgia" w:hAnsi="Georgia"/>
-                <w:b w:val="0"/>
-                <w:i w:val="0"/>
-                <w:color w:val="262B35"/>
-                <w:sz w:val="16"/>
-              </w:rPr>
-              <w:t>9.3</w:t>
-            </w:r>
-          </w:p>
-        </w:tc>
-        <w:tc>
-          <w:tcPr>
-            <w:tcW w:type="dxa" w:w="5911"/>
-            <w:shd w:val="clear" w:fill="F2F5F9"/>
-          </w:tcPr>
-          <w:p>
-            <w:pPr>
-              <w:spacing w:after="0"/>
-              <w:jc w:val="left"/>
-            </w:pPr>
-            <w:r/>
-            <w:r>
-              <w:rPr>
-                <w:rFonts w:ascii="Georgia" w:hAnsi="Georgia"/>
-                <w:b w:val="0"/>
-                <w:i w:val="0"/>
-                <w:color w:val="262B35"/>
-                <w:sz w:val="16"/>
-              </w:rPr>
-              <w:t>Four dated public prints in ten months; definitional conflicts rare and explainable</w:t>
-            </w:r>
-          </w:p>
-        </w:tc>
-      </w:tr>
-      <w:tr>
-        <w:trPr>
-          <w:cantSplit/>
-        </w:trPr>
-        <w:tc>
-          <w:tcPr>
-            <w:tcW w:type="dxa" w:w="2857"/>
-          </w:tcPr>
-          <w:p>
-            <w:pPr>
-              <w:spacing w:after="0"/>
-              <w:jc w:val="left"/>
-            </w:pPr>
-            <w:r/>
-            <w:r>
-              <w:rPr>
-                <w:rFonts w:ascii="Georgia" w:hAnsi="Georgia"/>
-                <w:b w:val="0"/>
-                <w:i w:val="0"/>
-                <w:color w:val="262B35"/>
-                <w:sz w:val="16"/>
-              </w:rPr>
-              <w:t>Listing optionality</w:t>
-            </w:r>
-          </w:p>
-        </w:tc>
-        <w:tc>
-          <w:tcPr>
-            <w:tcW w:type="dxa" w:w="700"/>
-          </w:tcPr>
-          <w:p>
-            <w:pPr>
-              <w:spacing w:after="0"/>
-              <w:jc w:val="right"/>
-            </w:pPr>
-            <w:r/>
-            <w:r>
-              <w:rPr>
-                <w:rFonts w:ascii="Georgia" w:hAnsi="Georgia"/>
-                <w:b w:val="0"/>
-                <w:i w:val="0"/>
-                <w:color w:val="262B35"/>
-                <w:sz w:val="16"/>
-              </w:rPr>
-              <w:t>8.8</w:t>
-            </w:r>
-          </w:p>
-        </w:tc>
-        <w:tc>
-          <w:tcPr>
-            <w:tcW w:type="dxa" w:w="5911"/>
-          </w:tcPr>
-          <w:p>
-            <w:pPr>
-              <w:spacing w:after="0"/>
-              <w:jc w:val="left"/>
-            </w:pPr>
-            <w:r/>
-            <w:r>
-              <w:rPr>
-                <w:rFonts w:ascii="Georgia" w:hAnsi="Georgia"/>
-                <w:b w:val="0"/>
-                <w:i w:val="0"/>
-                <w:color w:val="262B35"/>
-                <w:sz w:val="16"/>
-              </w:rPr>
-              <w:t>Can list at will and chooses not to; imminence premium (0.5) removed on 2027-earliest guidance (company, Jun 4, 2026)</w:t>
-            </w:r>
-          </w:p>
-        </w:tc>
-      </w:tr>
-    </w:tbl>
-    <w:p>
-      <w:pPr>
-        <w:spacing w:after="200"/>
-        <w:jc w:val="left"/>
-      </w:pPr>
-      <w:r>
-        <w:rPr>
-          <w:b w:val="0"/>
-          <w:i/>
-          <w:color w:val="6B7280"/>
-          <w:sz w:val="15"/>
-        </w:rPr>
-        <w:t>Simple average 8.9. Prediction markets price no listing by end-2027 as a slight favorite (Jul 7, 2026); the framework scores optionality, not imminence.</w:t>
+        <w:t>GO measures whether the company can access public markets on its own timetable, and whether its governance would survive the scrutiny when it does. Databricks scores 8.9, down from an effective 9.4: the 0.5-point imminence premium tied to a second-half-2026 filing has been removed, because no S-1 is on file (SEC EDGAR, CIK 1587468, verified July 10, 2026; Form D filings only) and the chief executive has publicly ruled 2026 out, with 2027 the earliest window (company, June 4, 2026). What remains is still exceptional. The company keeps a public-company disclosure cadence while private: four dated financial prints in ten months with consistent metric definitions, free cash flow disclosed on trailing and fiscal bases. The investor register already resembles a public one: Fidelity, Insight, J.P. Morgan Growth Equity, Microsoft and roughly 44 others in the final close alone, 148 active investors in total (PitchBook, July 2026), with no exotic control instruments disclosed. And critically, the company owns the luxury of choosing its window: waiting is a governance strength, not a weakness, when positive free cash flow means it never has to file into a bad market. The framework scores that optionality, not imminence.</w:t>
       </w:r>
     </w:p>
     <w:p>
@@ -5702,7 +3797,7 @@
         <w:pStyle w:val="Heading2"/>
       </w:pPr>
       <w:r>
-        <w:t>Moat and Defensibility: 9.0 (weight 20%)</w:t>
+        <w:t>Moat Durability: 9.0 (weight 20%)</w:t>
       </w:r>
     </w:p>
     <w:p>
@@ -5717,501 +3812,7 @@
           <w:color w:val="262B35"/>
           <w:sz w:val="21"/>
         </w:rPr>
-        <w:t>MD is where the lakehouse architecture pays its rent. The moat is data gravity: once petabyte-scale estates sit in Delta Lake under Unity Catalog governance, with lineage, permissions, and audit history attached, the cost of leaving is not the storage bill, it is re-certifying every downstream pipeline, model, and compliance attestation. The paradox that makes it durable is that Databricks built the moat on open formats: openness removed the adoption objection that kills proprietary platforms, while the switching cost migrated up the stack into governance and workflow, where it is stickier. Hyperscaler co-opetition is deliberately scored under CI, not here; the moat question is customer exit cost, not supplier power.</w:t>
-      </w:r>
-    </w:p>
-    <w:p>
-      <w:pPr>
-        <w:keepNext/>
-        <w:spacing w:after="60"/>
-        <w:jc w:val="left"/>
-      </w:pPr>
-      <w:r>
-        <w:rPr>
-          <w:b/>
-          <w:i w:val="0"/>
-          <w:color w:val="1F2A44"/>
-          <w:sz w:val="19"/>
-        </w:rPr>
-        <w:t>MD sub-scores (5)</w:t>
-      </w:r>
-    </w:p>
-    <w:tbl>
-      <w:tblPr>
-        <w:tblW w:type="dxa" w:w="9360"/>
-        <w:jc w:val="center"/>
-        <w:tblLayout w:type="fixed"/>
-        <w:tblLook w:firstColumn="1" w:firstRow="1" w:lastColumn="0" w:lastRow="0" w:noHBand="0" w:noVBand="1" w:val="04A0"/>
-        <w:tblBorders>
-          <w:top w:val="single" w:sz="4" w:space="0" w:color="C9D2DE"/>
-          <w:left w:val="single" w:sz="4" w:space="0" w:color="C9D2DE"/>
-          <w:bottom w:val="single" w:sz="4" w:space="0" w:color="C9D2DE"/>
-          <w:right w:val="single" w:sz="4" w:space="0" w:color="C9D2DE"/>
-          <w:insideH w:val="single" w:sz="4" w:space="0" w:color="C9D2DE"/>
-          <w:insideV w:val="single" w:sz="4" w:space="0" w:color="C9D2DE"/>
-        </w:tblBorders>
-        <w:tblCellMar>
-          <w:top w:w="40" w:type="dxa"/>
-          <w:left w:w="80" w:type="dxa"/>
-          <w:bottom w:w="40" w:type="dxa"/>
-          <w:right w:w="80" w:type="dxa"/>
-        </w:tblCellMar>
-      </w:tblPr>
-      <w:tblGrid>
-        <w:gridCol w:w="3120"/>
-        <w:gridCol w:w="3120"/>
-        <w:gridCol w:w="3120"/>
-      </w:tblGrid>
-      <w:tr>
-        <w:trPr>
-          <w:cantSplit/>
-          <w:tblHeader w:val="true"/>
-        </w:trPr>
-        <w:tc>
-          <w:tcPr>
-            <w:tcW w:type="dxa" w:w="3056"/>
-            <w:shd w:val="clear" w:fill="1F2A44"/>
-          </w:tcPr>
-          <w:p>
-            <w:pPr>
-              <w:spacing w:after="0"/>
-              <w:jc w:val="left"/>
-            </w:pPr>
-            <w:r/>
-            <w:r>
-              <w:rPr>
-                <w:rFonts w:ascii="Georgia" w:hAnsi="Georgia"/>
-                <w:b/>
-                <w:i w:val="0"/>
-                <w:color w:val="FFFFFF"/>
-                <w:sz w:val="17"/>
-              </w:rPr>
-              <w:t>Sub-score</w:t>
-            </w:r>
-          </w:p>
-        </w:tc>
-        <w:tc>
-          <w:tcPr>
-            <w:tcW w:type="dxa" w:w="700"/>
-            <w:shd w:val="clear" w:fill="1F2A44"/>
-          </w:tcPr>
-          <w:p>
-            <w:pPr>
-              <w:spacing w:after="0"/>
-              <w:jc w:val="right"/>
-            </w:pPr>
-            <w:r/>
-            <w:r>
-              <w:rPr>
-                <w:rFonts w:ascii="Georgia" w:hAnsi="Georgia"/>
-                <w:b/>
-                <w:i w:val="0"/>
-                <w:color w:val="FFFFFF"/>
-                <w:sz w:val="17"/>
-              </w:rPr>
-              <w:t>Score</w:t>
-            </w:r>
-          </w:p>
-        </w:tc>
-        <w:tc>
-          <w:tcPr>
-            <w:tcW w:type="dxa" w:w="5730"/>
-            <w:shd w:val="clear" w:fill="1F2A44"/>
-          </w:tcPr>
-          <w:p>
-            <w:pPr>
-              <w:spacing w:after="0"/>
-              <w:jc w:val="left"/>
-            </w:pPr>
-            <w:r/>
-            <w:r>
-              <w:rPr>
-                <w:rFonts w:ascii="Georgia" w:hAnsi="Georgia"/>
-                <w:b/>
-                <w:i w:val="0"/>
-                <w:color w:val="FFFFFF"/>
-                <w:sz w:val="17"/>
-              </w:rPr>
-              <w:t>Basis (dated)</w:t>
-            </w:r>
-          </w:p>
-        </w:tc>
-      </w:tr>
-      <w:tr>
-        <w:trPr>
-          <w:cantSplit/>
-        </w:trPr>
-        <w:tc>
-          <w:tcPr>
-            <w:tcW w:type="dxa" w:w="3056"/>
-          </w:tcPr>
-          <w:p>
-            <w:pPr>
-              <w:spacing w:after="0"/>
-              <w:jc w:val="left"/>
-            </w:pPr>
-            <w:r/>
-            <w:r>
-              <w:rPr>
-                <w:rFonts w:ascii="Georgia" w:hAnsi="Georgia"/>
-                <w:b w:val="0"/>
-                <w:i w:val="0"/>
-                <w:color w:val="262B35"/>
-                <w:sz w:val="16"/>
-              </w:rPr>
-              <w:t>Data gravity and switching costs</w:t>
-            </w:r>
-          </w:p>
-        </w:tc>
-        <w:tc>
-          <w:tcPr>
-            <w:tcW w:type="dxa" w:w="700"/>
-          </w:tcPr>
-          <w:p>
-            <w:pPr>
-              <w:spacing w:after="0"/>
-              <w:jc w:val="right"/>
-            </w:pPr>
-            <w:r/>
-            <w:r>
-              <w:rPr>
-                <w:rFonts w:ascii="Georgia" w:hAnsi="Georgia"/>
-                <w:b w:val="0"/>
-                <w:i w:val="0"/>
-                <w:color w:val="262B35"/>
-                <w:sz w:val="16"/>
-              </w:rPr>
-              <w:t>9.5</w:t>
-            </w:r>
-          </w:p>
-        </w:tc>
-        <w:tc>
-          <w:tcPr>
-            <w:tcW w:type="dxa" w:w="5730"/>
-          </w:tcPr>
-          <w:p>
-            <w:pPr>
-              <w:spacing w:after="0"/>
-              <w:jc w:val="left"/>
-            </w:pPr>
-            <w:r/>
-            <w:r>
-              <w:rPr>
-                <w:rFonts w:ascii="Georgia" w:hAnsi="Georgia"/>
-                <w:b w:val="0"/>
-                <w:i w:val="0"/>
-                <w:color w:val="262B35"/>
-                <w:sz w:val="16"/>
-              </w:rPr>
-              <w:t>Petabyte-scale estates under Unity Catalog governance; migration cost is re-certification, not storage</w:t>
-            </w:r>
-          </w:p>
-        </w:tc>
-      </w:tr>
-      <w:tr>
-        <w:trPr>
-          <w:cantSplit/>
-        </w:trPr>
-        <w:tc>
-          <w:tcPr>
-            <w:tcW w:type="dxa" w:w="3056"/>
-            <w:shd w:val="clear" w:fill="F2F5F9"/>
-          </w:tcPr>
-          <w:p>
-            <w:pPr>
-              <w:spacing w:after="0"/>
-              <w:jc w:val="left"/>
-            </w:pPr>
-            <w:r/>
-            <w:r>
-              <w:rPr>
-                <w:rFonts w:ascii="Georgia" w:hAnsi="Georgia"/>
-                <w:b w:val="0"/>
-                <w:i w:val="0"/>
-                <w:color w:val="262B35"/>
-                <w:sz w:val="16"/>
-              </w:rPr>
-              <w:t>Open-format paradox</w:t>
-            </w:r>
-          </w:p>
-        </w:tc>
-        <w:tc>
-          <w:tcPr>
-            <w:tcW w:type="dxa" w:w="700"/>
-            <w:shd w:val="clear" w:fill="F2F5F9"/>
-          </w:tcPr>
-          <w:p>
-            <w:pPr>
-              <w:spacing w:after="0"/>
-              <w:jc w:val="right"/>
-            </w:pPr>
-            <w:r/>
-            <w:r>
-              <w:rPr>
-                <w:rFonts w:ascii="Georgia" w:hAnsi="Georgia"/>
-                <w:b w:val="0"/>
-                <w:i w:val="0"/>
-                <w:color w:val="262B35"/>
-                <w:sz w:val="16"/>
-              </w:rPr>
-              <w:t>8.9</w:t>
-            </w:r>
-          </w:p>
-        </w:tc>
-        <w:tc>
-          <w:tcPr>
-            <w:tcW w:type="dxa" w:w="5730"/>
-            <w:shd w:val="clear" w:fill="F2F5F9"/>
-          </w:tcPr>
-          <w:p>
-            <w:pPr>
-              <w:spacing w:after="0"/>
-              <w:jc w:val="left"/>
-            </w:pPr>
-            <w:r/>
-            <w:r>
-              <w:rPr>
-                <w:rFonts w:ascii="Georgia" w:hAnsi="Georgia"/>
-                <w:b w:val="0"/>
-                <w:i w:val="0"/>
-                <w:color w:val="262B35"/>
-                <w:sz w:val="16"/>
-              </w:rPr>
-              <w:t>Open Delta/Iceberg posture (Tabular, 2024) removes adoption friction; lock-in migrates to the governance layer</w:t>
-            </w:r>
-          </w:p>
-        </w:tc>
-      </w:tr>
-      <w:tr>
-        <w:trPr>
-          <w:cantSplit/>
-        </w:trPr>
-        <w:tc>
-          <w:tcPr>
-            <w:tcW w:type="dxa" w:w="3056"/>
-          </w:tcPr>
-          <w:p>
-            <w:pPr>
-              <w:spacing w:after="0"/>
-              <w:jc w:val="left"/>
-            </w:pPr>
-            <w:r/>
-            <w:r>
-              <w:rPr>
-                <w:rFonts w:ascii="Georgia" w:hAnsi="Georgia"/>
-                <w:b w:val="0"/>
-                <w:i w:val="0"/>
-                <w:color w:val="262B35"/>
-                <w:sz w:val="16"/>
-              </w:rPr>
-              <w:t>Ecosystem breadth</w:t>
-            </w:r>
-          </w:p>
-        </w:tc>
-        <w:tc>
-          <w:tcPr>
-            <w:tcW w:type="dxa" w:w="700"/>
-          </w:tcPr>
-          <w:p>
-            <w:pPr>
-              <w:spacing w:after="0"/>
-              <w:jc w:val="right"/>
-            </w:pPr>
-            <w:r/>
-            <w:r>
-              <w:rPr>
-                <w:rFonts w:ascii="Georgia" w:hAnsi="Georgia"/>
-                <w:b w:val="0"/>
-                <w:i w:val="0"/>
-                <w:color w:val="262B35"/>
-                <w:sz w:val="16"/>
-              </w:rPr>
-              <w:t>9.0</w:t>
-            </w:r>
-          </w:p>
-        </w:tc>
-        <w:tc>
-          <w:tcPr>
-            <w:tcW w:type="dxa" w:w="5730"/>
-          </w:tcPr>
-          <w:p>
-            <w:pPr>
-              <w:spacing w:after="0"/>
-              <w:jc w:val="left"/>
-            </w:pPr>
-            <w:r/>
-            <w:r>
-              <w:rPr>
-                <w:rFonts w:ascii="Georgia" w:hAnsi="Georgia"/>
-                <w:b w:val="0"/>
-                <w:i w:val="0"/>
-                <w:color w:val="262B35"/>
-                <w:sz w:val="16"/>
-              </w:rPr>
-              <w:t>&gt;20,000 organizations; &gt;60% of the Fortune 500 (company, Feb 2026); ~9,000 employees across 47 offices (PitchBook, Jun 2026)</w:t>
-            </w:r>
-          </w:p>
-        </w:tc>
-      </w:tr>
-      <w:tr>
-        <w:trPr>
-          <w:cantSplit/>
-        </w:trPr>
-        <w:tc>
-          <w:tcPr>
-            <w:tcW w:type="dxa" w:w="3056"/>
-            <w:shd w:val="clear" w:fill="F2F5F9"/>
-          </w:tcPr>
-          <w:p>
-            <w:pPr>
-              <w:spacing w:after="0"/>
-              <w:jc w:val="left"/>
-            </w:pPr>
-            <w:r/>
-            <w:r>
-              <w:rPr>
-                <w:rFonts w:ascii="Georgia" w:hAnsi="Georgia"/>
-                <w:b w:val="0"/>
-                <w:i w:val="0"/>
-                <w:color w:val="262B35"/>
-                <w:sz w:val="16"/>
-              </w:rPr>
-              <w:t>Acquisition integration record</w:t>
-            </w:r>
-          </w:p>
-        </w:tc>
-        <w:tc>
-          <w:tcPr>
-            <w:tcW w:type="dxa" w:w="700"/>
-            <w:shd w:val="clear" w:fill="F2F5F9"/>
-          </w:tcPr>
-          <w:p>
-            <w:pPr>
-              <w:spacing w:after="0"/>
-              <w:jc w:val="right"/>
-            </w:pPr>
-            <w:r/>
-            <w:r>
-              <w:rPr>
-                <w:rFonts w:ascii="Georgia" w:hAnsi="Georgia"/>
-                <w:b w:val="0"/>
-                <w:i w:val="0"/>
-                <w:color w:val="262B35"/>
-                <w:sz w:val="16"/>
-              </w:rPr>
-              <w:t>8.8</w:t>
-            </w:r>
-          </w:p>
-        </w:tc>
-        <w:tc>
-          <w:tcPr>
-            <w:tcW w:type="dxa" w:w="5730"/>
-            <w:shd w:val="clear" w:fill="F2F5F9"/>
-          </w:tcPr>
-          <w:p>
-            <w:pPr>
-              <w:spacing w:after="0"/>
-              <w:jc w:val="left"/>
-            </w:pPr>
-            <w:r/>
-            <w:r>
-              <w:rPr>
-                <w:rFonts w:ascii="Georgia" w:hAnsi="Georgia"/>
-                <w:b w:val="0"/>
-                <w:i w:val="0"/>
-                <w:color w:val="262B35"/>
-                <w:sz w:val="16"/>
-              </w:rPr>
-              <w:t>~19 deals absorbed without visible failure; MosaicML (2023, ~$1.3B) now anchors the $1.7B AI line; Neon became Lakebase</w:t>
-            </w:r>
-          </w:p>
-        </w:tc>
-      </w:tr>
-      <w:tr>
-        <w:trPr>
-          <w:cantSplit/>
-        </w:trPr>
-        <w:tc>
-          <w:tcPr>
-            <w:tcW w:type="dxa" w:w="3056"/>
-          </w:tcPr>
-          <w:p>
-            <w:pPr>
-              <w:spacing w:after="0"/>
-              <w:jc w:val="left"/>
-            </w:pPr>
-            <w:r/>
-            <w:r>
-              <w:rPr>
-                <w:rFonts w:ascii="Georgia" w:hAnsi="Georgia"/>
-                <w:b w:val="0"/>
-                <w:i w:val="0"/>
-                <w:color w:val="262B35"/>
-                <w:sz w:val="16"/>
-              </w:rPr>
-              <w:t>Category definition power</w:t>
-            </w:r>
-          </w:p>
-        </w:tc>
-        <w:tc>
-          <w:tcPr>
-            <w:tcW w:type="dxa" w:w="700"/>
-          </w:tcPr>
-          <w:p>
-            <w:pPr>
-              <w:spacing w:after="0"/>
-              <w:jc w:val="right"/>
-            </w:pPr>
-            <w:r/>
-            <w:r>
-              <w:rPr>
-                <w:rFonts w:ascii="Georgia" w:hAnsi="Georgia"/>
-                <w:b w:val="0"/>
-                <w:i w:val="0"/>
-                <w:color w:val="262B35"/>
-                <w:sz w:val="16"/>
-              </w:rPr>
-              <w:t>8.8</w:t>
-            </w:r>
-          </w:p>
-        </w:tc>
-        <w:tc>
-          <w:tcPr>
-            <w:tcW w:type="dxa" w:w="5730"/>
-          </w:tcPr>
-          <w:p>
-            <w:pPr>
-              <w:spacing w:after="0"/>
-              <w:jc w:val="left"/>
-            </w:pPr>
-            <w:r/>
-            <w:r>
-              <w:rPr>
-                <w:rFonts w:ascii="Georgia" w:hAnsi="Georgia"/>
-                <w:b w:val="0"/>
-                <w:i w:val="0"/>
-                <w:color w:val="262B35"/>
-                <w:sz w:val="16"/>
-              </w:rPr>
-              <w:t>Coined and owns 'lakehouse'; competitors now advertise in its vocabulary</w:t>
-            </w:r>
-          </w:p>
-        </w:tc>
-      </w:tr>
-    </w:tbl>
-    <w:p>
-      <w:pPr>
-        <w:spacing w:after="200"/>
-        <w:jc w:val="left"/>
-      </w:pPr>
-      <w:r>
-        <w:rPr>
-          <w:b w:val="0"/>
-          <w:i/>
-          <w:color w:val="6B7280"/>
-          <w:sz w:val="15"/>
-        </w:rPr>
-        <w:t>Simple average 9.0.</w:t>
+        <w:t>MD is where the lakehouse architecture pays its rent, and the question is strictly the customer's: what does it cost to leave, and is that cost rising? The moat is data gravity. Once petabyte-scale estates sit in Delta Lake under Unity Catalog governance, with lineage, permissions, and audit history attached, the cost of leaving is not the storage bill, it is re-certifying every downstream pipeline, model, and compliance attestation an auditor ever signed. The paradox that makes the moat durable is that it was built on open formats: openness removed the adoption objection that kills proprietary platforms (reinforced by the 2024 Tabular acquisition, which brought the rival Iceberg format's founders in-house), while the switching cost quietly migrated up the stack into governance and workflow, where it is stickier than any file format. The moat also widens on its own evidence: more than 20,000 organizations and over 60% of the Fortune 500 sit on the platform, roughly nineteen acquisitions have been absorbed without visible integration failure, and the company named its category, so thoroughly that competitors now advertise in its vocabulary. Every new layer adopted, warehouse, AI, agents, security, raises the exit cost again, which is precisely the rising-cost trajectory a 9.0 requires. Hyperscaler co-opetition is deliberately scored under CI, not here; the moat question is customer exit cost, not supplier power.</w:t>
       </w:r>
     </w:p>
     <w:p>
@@ -6867,7 +4468,7 @@
           <w:color w:val="262B35"/>
           <w:sz w:val="21"/>
         </w:rPr>
-        <w:t>The AIBQ Breakdown (preceding this summary): the quality score in full, all 24 sub-scores, and the one number that falsifies it.</w:t>
+        <w:t>The AIBQ Breakdown (preceding this summary): the five quality dimensions in full, and the one number that falsifies the score.</w:t>
       </w:r>
     </w:p>
     <w:p>
@@ -12056,7 +9657,7 @@
           <w:color w:val="262B35"/>
           <w:sz w:val="21"/>
         </w:rPr>
-        <w:t>The quality itself was established at the front of this report: 8.81, the cohort's only Elite rating, decomposed across 24 sub-scores in The AIBQ Breakdown, with the 70% margin gate as its one binding constraint. What this pass adds is the price of each point. At $134 billion, the market pays $15.2 billion per AIBQ point for Databricks, against roughly $118 billion per point for Anthropic, $188 billion for OpenAI, and roughly $345 billion estimated for xAI (Figure 2). Part of the spread is rational, and the honest version of the counterargument deserves stating: the labs carry genuine option value on artificial general intelligence that no data platform participates in, and their marks re-rate upward mechanically because they must raise continuously while Databricks held its mark flat precisely because it needed nothing. But option value explains a premium, not an 8-to-23-fold premium per unit of quality over a business growing 80% with positive free cash flow. The residual is category confusion, and category confusion is exactly what a public listing prices out.</w:t>
+        <w:t>The quality itself was established at the front of this report: 8.81, the cohort's only Elite rating, established dimension by dimension in The AIBQ Breakdown, with the 70% margin gate as its one binding constraint. What this pass adds is the price of each point. At $134 billion, the market pays $15.2 billion per AIBQ point for Databricks, against roughly $118 billion per point for Anthropic, $188 billion for OpenAI, and roughly $345 billion estimated for xAI (Figure 2). Part of the spread is rational, and the honest version of the counterargument deserves stating: the labs carry genuine option value on artificial general intelligence that no data platform participates in, and their marks re-rate upward mechanically because they must raise continuously while Databricks held its mark flat precisely because it needed nothing. But option value explains a premium, not an 8-to-23-fold premium per unit of quality over a business growing 80% with positive free cash flow. The residual is category confusion, and category confusion is exactly what a public listing prices out.</w:t>
       </w:r>
     </w:p>
     <w:p>

--- a/output/Databricks_BrickByBrick_Jul2026.docx
+++ b/output/Databricks_BrickByBrick_Jul2026.docx
@@ -282,7 +282,7 @@
           <w:color w:val="1F2A44"/>
           <w:sz w:val="19"/>
         </w:rPr>
-        <w:t>Snapshot (all figures re-verified July 10, 2026)</w:t>
+        <w:t>Snapshot (all figures re-verified July 21, 2026)</w:t>
       </w:r>
     </w:p>
     <w:tbl>
@@ -318,7 +318,7 @@
         </w:trPr>
         <w:tc>
           <w:tcPr>
-            <w:tcW w:type="dxa" w:w="1770"/>
+            <w:tcW w:type="dxa" w:w="1821"/>
             <w:shd w:val="clear" w:fill="1F2A44"/>
           </w:tcPr>
           <w:p>
@@ -341,7 +341,7 @@
         </w:tc>
         <w:tc>
           <w:tcPr>
-            <w:tcW w:type="dxa" w:w="3794"/>
+            <w:tcW w:type="dxa" w:w="3769"/>
             <w:shd w:val="clear" w:fill="1F2A44"/>
           </w:tcPr>
           <w:p>
@@ -364,7 +364,7 @@
         </w:tc>
         <w:tc>
           <w:tcPr>
-            <w:tcW w:type="dxa" w:w="3794"/>
+            <w:tcW w:type="dxa" w:w="3769"/>
             <w:shd w:val="clear" w:fill="1F2A44"/>
           </w:tcPr>
           <w:p>
@@ -392,7 +392,7 @@
         </w:trPr>
         <w:tc>
           <w:tcPr>
-            <w:tcW w:type="dxa" w:w="1770"/>
+            <w:tcW w:type="dxa" w:w="1821"/>
           </w:tcPr>
           <w:p>
             <w:pPr>
@@ -414,7 +414,7 @@
         </w:tc>
         <w:tc>
           <w:tcPr>
-            <w:tcW w:type="dxa" w:w="3794"/>
+            <w:tcW w:type="dxa" w:w="3769"/>
           </w:tcPr>
           <w:p>
             <w:pPr>
@@ -436,7 +436,7 @@
         </w:tc>
         <w:tc>
           <w:tcPr>
-            <w:tcW w:type="dxa" w:w="3794"/>
+            <w:tcW w:type="dxa" w:w="3769"/>
           </w:tcPr>
           <w:p>
             <w:pPr>
@@ -463,7 +463,7 @@
         </w:trPr>
         <w:tc>
           <w:tcPr>
-            <w:tcW w:type="dxa" w:w="1770"/>
+            <w:tcW w:type="dxa" w:w="1821"/>
             <w:shd w:val="clear" w:fill="F2F5F9"/>
           </w:tcPr>
           <w:p>
@@ -480,13 +480,13 @@
                 <w:color w:val="262B35"/>
                 <w:sz w:val="16"/>
               </w:rPr>
-              <w:t>Reported round (not adopted)</w:t>
+              <w:t>Announced round (not adopted)</w:t>
             </w:r>
           </w:p>
         </w:tc>
         <w:tc>
           <w:tcPr>
-            <w:tcW w:type="dxa" w:w="3794"/>
+            <w:tcW w:type="dxa" w:w="3769"/>
             <w:shd w:val="clear" w:fill="F2F5F9"/>
           </w:tcPr>
           <w:p>
@@ -503,13 +503,13 @@
                 <w:color w:val="262B35"/>
                 <w:sz w:val="16"/>
               </w:rPr>
-              <w:t>$165-175B, in talks, unclosed</w:t>
+              <w:t>$188B, Coatue-led, term sheet signed, unclosed; close expected summer 2026</w:t>
             </w:r>
           </w:p>
         </w:tc>
         <w:tc>
           <w:tcPr>
-            <w:tcW w:type="dxa" w:w="3794"/>
+            <w:tcW w:type="dxa" w:w="3769"/>
             <w:shd w:val="clear" w:fill="F2F5F9"/>
           </w:tcPr>
           <w:p>
@@ -526,7 +526,7 @@
                 <w:color w:val="262B35"/>
                 <w:sz w:val="16"/>
               </w:rPr>
-              <w:t>Press reports, Jun 9, 2026; PitchBook note, Jul 7, 2026</w:t>
+              <w:t>Company, Jul 16, 2026; PitchBook deal record, Jul 17, 2026</w:t>
             </w:r>
           </w:p>
         </w:tc>
@@ -537,7 +537,7 @@
         </w:trPr>
         <w:tc>
           <w:tcPr>
-            <w:tcW w:type="dxa" w:w="1770"/>
+            <w:tcW w:type="dxa" w:w="1821"/>
           </w:tcPr>
           <w:p>
             <w:pPr>
@@ -559,7 +559,7 @@
         </w:tc>
         <w:tc>
           <w:tcPr>
-            <w:tcW w:type="dxa" w:w="3794"/>
+            <w:tcW w:type="dxa" w:w="3769"/>
           </w:tcPr>
           <w:p>
             <w:pPr>
@@ -581,7 +581,7 @@
         </w:tc>
         <w:tc>
           <w:tcPr>
-            <w:tcW w:type="dxa" w:w="3794"/>
+            <w:tcW w:type="dxa" w:w="3769"/>
           </w:tcPr>
           <w:p>
             <w:pPr>
@@ -608,7 +608,7 @@
         </w:trPr>
         <w:tc>
           <w:tcPr>
-            <w:tcW w:type="dxa" w:w="1770"/>
+            <w:tcW w:type="dxa" w:w="1821"/>
             <w:shd w:val="clear" w:fill="F2F5F9"/>
           </w:tcPr>
           <w:p>
@@ -631,7 +631,7 @@
         </w:tc>
         <w:tc>
           <w:tcPr>
-            <w:tcW w:type="dxa" w:w="3794"/>
+            <w:tcW w:type="dxa" w:w="3769"/>
             <w:shd w:val="clear" w:fill="F2F5F9"/>
           </w:tcPr>
           <w:p>
@@ -654,7 +654,7 @@
         </w:tc>
         <w:tc>
           <w:tcPr>
-            <w:tcW w:type="dxa" w:w="3794"/>
+            <w:tcW w:type="dxa" w:w="3769"/>
             <w:shd w:val="clear" w:fill="F2F5F9"/>
           </w:tcPr>
           <w:p>
@@ -682,7 +682,7 @@
         </w:trPr>
         <w:tc>
           <w:tcPr>
-            <w:tcW w:type="dxa" w:w="1770"/>
+            <w:tcW w:type="dxa" w:w="1821"/>
           </w:tcPr>
           <w:p>
             <w:pPr>
@@ -704,7 +704,7 @@
         </w:tc>
         <w:tc>
           <w:tcPr>
-            <w:tcW w:type="dxa" w:w="3794"/>
+            <w:tcW w:type="dxa" w:w="3769"/>
           </w:tcPr>
           <w:p>
             <w:pPr>
@@ -726,7 +726,7 @@
         </w:tc>
         <w:tc>
           <w:tcPr>
-            <w:tcW w:type="dxa" w:w="3794"/>
+            <w:tcW w:type="dxa" w:w="3769"/>
           </w:tcPr>
           <w:p>
             <w:pPr>
@@ -753,7 +753,7 @@
         </w:trPr>
         <w:tc>
           <w:tcPr>
-            <w:tcW w:type="dxa" w:w="1770"/>
+            <w:tcW w:type="dxa" w:w="1821"/>
             <w:shd w:val="clear" w:fill="F2F5F9"/>
           </w:tcPr>
           <w:p>
@@ -776,7 +776,7 @@
         </w:tc>
         <w:tc>
           <w:tcPr>
-            <w:tcW w:type="dxa" w:w="3794"/>
+            <w:tcW w:type="dxa" w:w="3769"/>
             <w:shd w:val="clear" w:fill="F2F5F9"/>
           </w:tcPr>
           <w:p>
@@ -799,7 +799,7 @@
         </w:tc>
         <w:tc>
           <w:tcPr>
-            <w:tcW w:type="dxa" w:w="3794"/>
+            <w:tcW w:type="dxa" w:w="3769"/>
             <w:shd w:val="clear" w:fill="F2F5F9"/>
           </w:tcPr>
           <w:p>
@@ -827,7 +827,7 @@
         </w:trPr>
         <w:tc>
           <w:tcPr>
-            <w:tcW w:type="dxa" w:w="1770"/>
+            <w:tcW w:type="dxa" w:w="1821"/>
           </w:tcPr>
           <w:p>
             <w:pPr>
@@ -849,7 +849,7 @@
         </w:tc>
         <w:tc>
           <w:tcPr>
-            <w:tcW w:type="dxa" w:w="3794"/>
+            <w:tcW w:type="dxa" w:w="3769"/>
           </w:tcPr>
           <w:p>
             <w:pPr>
@@ -865,13 +865,13 @@
                 <w:color w:val="262B35"/>
                 <w:sz w:val="16"/>
               </w:rPr>
-              <w:t>20,000+ orgs; 800+ &gt;$1M/yr; 70+ &gt;$10M/yr; &gt;60% of Fortune 500</w:t>
+              <w:t>20,000+ orgs; 800+ &gt;$1M/yr; 70+ &gt;$10M/yr; 70% of Fortune 500</w:t>
             </w:r>
           </w:p>
         </w:tc>
         <w:tc>
           <w:tcPr>
-            <w:tcW w:type="dxa" w:w="3794"/>
+            <w:tcW w:type="dxa" w:w="3769"/>
           </w:tcPr>
           <w:p>
             <w:pPr>
@@ -887,7 +887,7 @@
                 <w:color w:val="262B35"/>
                 <w:sz w:val="16"/>
               </w:rPr>
-              <w:t>Company, Feb 9, 2026</w:t>
+              <w:t>Company, Feb 9 and Jul 16, 2026</w:t>
             </w:r>
           </w:p>
         </w:tc>
@@ -898,7 +898,7 @@
         </w:trPr>
         <w:tc>
           <w:tcPr>
-            <w:tcW w:type="dxa" w:w="1770"/>
+            <w:tcW w:type="dxa" w:w="1821"/>
             <w:shd w:val="clear" w:fill="F2F5F9"/>
           </w:tcPr>
           <w:p>
@@ -921,7 +921,7 @@
         </w:tc>
         <w:tc>
           <w:tcPr>
-            <w:tcW w:type="dxa" w:w="3794"/>
+            <w:tcW w:type="dxa" w:w="3769"/>
             <w:shd w:val="clear" w:fill="F2F5F9"/>
           </w:tcPr>
           <w:p>
@@ -944,7 +944,7 @@
         </w:tc>
         <w:tc>
           <w:tcPr>
-            <w:tcW w:type="dxa" w:w="3794"/>
+            <w:tcW w:type="dxa" w:w="3769"/>
             <w:shd w:val="clear" w:fill="F2F5F9"/>
           </w:tcPr>
           <w:p>
@@ -972,7 +972,7 @@
         </w:trPr>
         <w:tc>
           <w:tcPr>
-            <w:tcW w:type="dxa" w:w="1770"/>
+            <w:tcW w:type="dxa" w:w="1821"/>
           </w:tcPr>
           <w:p>
             <w:pPr>
@@ -994,7 +994,7 @@
         </w:tc>
         <w:tc>
           <w:tcPr>
-            <w:tcW w:type="dxa" w:w="3794"/>
+            <w:tcW w:type="dxa" w:w="3769"/>
           </w:tcPr>
           <w:p>
             <w:pPr>
@@ -1010,13 +1010,13 @@
                 <w:color w:val="262B35"/>
                 <w:sz w:val="16"/>
               </w:rPr>
-              <w:t>19.4x ($134B / $6.9B)</w:t>
+              <w:t>19.4x ($134B / $6.9B); 27.2x at announced round price</w:t>
             </w:r>
           </w:p>
         </w:tc>
         <w:tc>
           <w:tcPr>
-            <w:tcW w:type="dxa" w:w="3794"/>
+            <w:tcW w:type="dxa" w:w="3769"/>
           </w:tcPr>
           <w:p>
             <w:pPr>
@@ -1043,7 +1043,7 @@
         </w:trPr>
         <w:tc>
           <w:tcPr>
-            <w:tcW w:type="dxa" w:w="1770"/>
+            <w:tcW w:type="dxa" w:w="1821"/>
             <w:shd w:val="clear" w:fill="F2F5F9"/>
           </w:tcPr>
           <w:p>
@@ -1066,7 +1066,7 @@
         </w:tc>
         <w:tc>
           <w:tcPr>
-            <w:tcW w:type="dxa" w:w="3794"/>
+            <w:tcW w:type="dxa" w:w="3769"/>
             <w:shd w:val="clear" w:fill="F2F5F9"/>
           </w:tcPr>
           <w:p>
@@ -1089,7 +1089,7 @@
         </w:tc>
         <w:tc>
           <w:tcPr>
-            <w:tcW w:type="dxa" w:w="3794"/>
+            <w:tcW w:type="dxa" w:w="3769"/>
             <w:shd w:val="clear" w:fill="F2F5F9"/>
           </w:tcPr>
           <w:p>
@@ -1106,7 +1106,7 @@
                 <w:color w:val="262B35"/>
                 <w:sz w:val="16"/>
               </w:rPr>
-              <w:t>SEC EDGAR, Jul 10, 2026; company, Jun 4, 2026</w:t>
+              <w:t>SEC EDGAR, Jul 21, 2026; company, Jun 4, 2026</w:t>
             </w:r>
           </w:p>
         </w:tc>
@@ -1124,7 +1124,7 @@
           <w:color w:val="6B7280"/>
           <w:sz w:val="15"/>
         </w:rPr>
-        <w:t>Prepared by Harrison Rolfes, Senior Research Director  |  July 10, 2026  |  Companion workbook: Databricks_Operating_Model_Jul2026.xlsx.</w:t>
+        <w:t>Prepared by Harrison Rolfes, Senior Research Director  |  July 10, 2026; figures and financing section updated July 21, 2026  |  Companion workbook: Databricks_Operating_Model_Jul2026.xlsx.</w:t>
       </w:r>
     </w:p>
     <w:p>
@@ -3743,7 +3743,7 @@
           <w:color w:val="262B35"/>
           <w:sz w:val="21"/>
         </w:rPr>
-        <w:t>RQ carries the framework's largest weight, and Databricks posts the strongest RQ this framework has scored. The core mechanism is structural rather than commercial: consumption billing on compute and storage means expansion is a property of customer workloads, not of sales-force heroics, and net revenue retention above 140% is therefore mechanical rather than heroic. The base beneath that retention is a distribution, not a dependency: more than 20,000 organizations, over 60% of the Fortune 500, more than 800 customers above $1 million a year and more than 70 above $10 million (company, February 9, 2026). Growth is not merely fast but accelerating across four consecutive dated prints, +50% to +80% between September 2025 and June 2026, at a scale where software companies normally decelerate. And the mix is honestly attributed: the $1.7 billion AI line is incremental usage metered on the same platform, not relabeled core revenue. Two honest flags keep the score at 9.0 rather than higher: consumption revenue carries less downturn visibility than subscriptions, because usage can throttle without a contract breach, and the operating metrics above are five months old at publication; the September-October disclosure should refresh them.</w:t>
+        <w:t>RQ carries the framework's largest weight, and Databricks posts the strongest RQ this framework has scored. The core mechanism is structural rather than commercial: consumption billing on compute and storage means expansion is a property of customer workloads, not of sales-force heroics, and net revenue retention above 140% is therefore mechanical rather than heroic. The base beneath that retention is a distribution, not a dependency: more than 20,000 organizations, 70% of the Fortune 500 (company, July 16, 2026), more than 800 customers above $1 million a year and more than 70 above $10 million (company, February 9, 2026). Growth is not merely fast but accelerating across four consecutive dated prints, +50% to +80% between September 2025 and June 2026, at a scale where software companies normally decelerate. And the mix is honestly attributed: the $1.7 billion AI line is incremental usage metered on the same platform, not relabeled core revenue. Two honest flags keep the score at 9.0 rather than higher: consumption revenue carries less downturn visibility than subscriptions, because usage can throttle without a contract breach, and the operating metrics above are five months old at publication; the September-October disclosure should refresh them.</w:t>
       </w:r>
     </w:p>
     <w:p>
@@ -3891,7 +3891,7 @@
           <w:color w:val="262B35"/>
           <w:sz w:val="21"/>
         </w:rPr>
-        <w:t>The prior composite was 8.92. Two drivers, and only two, account for the 0.11-point decline. First, CE moved from 8.95 to 8.9 as the gross-margin band tightened: 74% and guided lower is a different fact pattern from the stable low-80s the prior score rested on. Second, GO moved from 9.4 to 8.9 with the removal of the 0.5 imminence premium tied to a 2026 filing that is no longer expected. The reported $165 to 175 billion financing talks moved nothing in either direction: AIBQ is constructed independent of valuation, and a rumor is not a business fact. Reconciliation: prior 8.95(.20) + 9.0(.25) + 8.0(.15) + 9.4(.20) + 9.0(.20) = 8.92; current 8.9(.20) + 9.0(.25) + 8.0(.15) + 8.9(.20) + 9.0(.20) = 8.81.</w:t>
+        <w:t>The prior composite was 8.92. Two drivers, and only two, account for the 0.11-point decline. First, CE moved from 8.95 to 8.9 as the gross-margin band tightened: 74% and guided lower is a different fact pattern from the stable low-80s the prior score rested on. Second, GO moved from 9.4 to 8.9 with the removal of the 0.5 imminence premium tied to a 2026 filing that is no longer expected. The $188 billion round announced July 16, 2026 (signed, unclosed) moves nothing in either direction: AIBQ is constructed independent of valuation, and an unclosed round is not a business fact. Reconciliation: prior 8.95(.20) + 9.0(.25) + 8.0(.15) + 9.4(.20) + 9.0(.20) = 8.92; current 8.9(.20) + 9.0(.25) + 8.0(.15) + 8.9(.20) + 9.0(.20) = 8.81.</w:t>
       </w:r>
     </w:p>
     <w:p>
@@ -4375,7 +4375,7 @@
           <w:color w:val="262B35"/>
           <w:sz w:val="21"/>
         </w:rPr>
-        <w:t>The headline facts, all re-verified as of July 10, 2026: revenue run-rate of $6.9 billion growing more than 80% year over year and accelerating (company disclosure, June 16, 2026); gross margin of 74%, down from above 80% and guided lower on agent-driven compute (same disclosure); free cash flow positive on trailing-twelve-month and fiscal-2025 bases (company, February 9, 2026); net revenue retention above 140% across more than 20,000 customer organizations including over 60% of the Fortune 500 (company, February 9, 2026); roughly $20.2 billion of lifetime equity raised against roughly $9.3 billion of debt (PitchBook deal records, July 2026); no S-1 on file (SEC EDGAR, verified July 10, 2026) and a 2027-at-the-earliest listing posture.</w:t>
+        <w:t>The headline facts, all re-verified as of July 21, 2026: revenue run-rate of $6.9 billion growing more than 80% year over year and accelerating (company disclosure, June 16, 2026); gross margin of 74%, down from above 80% and guided lower on agent-driven compute (same disclosure); free cash flow positive on trailing-twelve-month and fiscal-2025 bases (company, February 9, 2026); net revenue retention above 140% across more than 20,000 customer organizations including 70% of the Fortune 500 (company, July 16, 2026); roughly $20.2 billion of lifetime equity raised against roughly $9.3 billion of debt (PitchBook deal records, July 2026); no S-1 on file (SEC EDGAR, verified July 10, 2026) and a 2027-at-the-earliest listing posture.</w:t>
       </w:r>
     </w:p>
     <w:p>
@@ -5522,7 +5522,7 @@
           <w:color w:val="262B35"/>
           <w:sz w:val="21"/>
         </w:rPr>
-        <w:t>The customer base is a pyramid of more than 20,000 organizations (company, February 9, 2026): a broad self-serve and departmental tail, a professional class of more than 800 customers spending over $1 million a year, and an apex of more than 70 customers spending over $10 million a year, with more than 60% of the Fortune 500 somewhere on the platform. Consumption economics make the pyramid dynamic by design: today's $200 thousand departmental workload is tomorrow's $2 million platform standard, and the disclosed tiers are snapshots of customers in transit between them.</w:t>
+        <w:t>The customer base is a pyramid of more than 20,000 organizations (company, February 9, 2026): a broad self-serve and departmental tail, a professional class of more than 800 customers spending over $1 million a year, and an apex of more than 70 customers spending over $10 million a year, with 70% of the Fortune 500 somewhere on the platform (company, July 16, 2026). Consumption economics make the pyramid dynamic by design: today's $200 thousand departmental workload is tomorrow's $2 million platform standard, and the disclosed tiers are snapshots of customers in transit between them.</w:t>
       </w:r>
     </w:p>
     <w:p>
@@ -5976,7 +5976,7 @@
                 <w:color w:val="262B35"/>
                 <w:sz w:val="16"/>
               </w:rPr>
-              <w:t>&gt;60% penetration; use cases from fraud detection to genomics to supply-chain optimization</w:t>
+              <w:t>70% penetration (company, Jul 2026); use cases from fraud detection to genomics to supply-chain optimization</w:t>
             </w:r>
           </w:p>
         </w:tc>
@@ -7269,7 +7269,7 @@
       <w:r>
         <w:drawing>
           <wp:inline xmlns:a="http://schemas.openxmlformats.org/drawingml/2006/main" xmlns:pic="http://schemas.openxmlformats.org/drawingml/2006/picture">
-            <wp:extent cx="5943600" cy="2772933"/>
+            <wp:extent cx="5943600" cy="2435499"/>
             <wp:docPr id="4" name="Picture 4"/>
             <wp:cNvGraphicFramePr>
               <a:graphicFrameLocks noChangeAspect="1"/>
@@ -7290,7 +7290,7 @@
                   <pic:spPr>
                     <a:xfrm>
                       <a:off x="0" y="0"/>
-                      <a:ext cx="5943600" cy="2772933"/>
+                      <a:ext cx="5943600" cy="2435499"/>
                     </a:xfrm>
                     <a:prstGeom prst="rect"/>
                   </pic:spPr>
@@ -7313,7 +7313,7 @@
           <w:color w:val="6B7280"/>
           <w:sz w:val="15"/>
         </w:rPr>
-        <w:t>Figure 4. Post-money valuation by round, Series G through L, with the reported June 2026 talks shown as unclosed. Sources: company announcements; PitchBook deal records.</w:t>
+        <w:t>Figure 4. Post-money valuation by round, Series G through L, with the July 2026 announced round shown as signed but unclosed. Sources: company announcements; PitchBook deal records.</w:t>
       </w:r>
     </w:p>
     <w:p>
@@ -7336,7 +7336,7 @@
           <w:color w:val="262B35"/>
           <w:sz w:val="21"/>
         </w:rPr>
-        <w:t>Press reports of June 9, 2026 describe discussions of a new round at $165 to 175 billion, a 23 to 31% step-up, with terms unsettled; PitchBook carried it as rumor with an estimated $170 billion post-money as of July 7, and no close had been reported as of July 10. Discipline first: an unclosed round anchors nothing in this report; every valuation statement here rests on the completed $134 billion mark. Analysis second, because the rumor is informative even while unadopted: the fundamentals-based valuation work in The Appraisal reaches $155 to 190 billion on a twelve-month view without referencing the round at all. Read against that, $165 to 175 billion is not an inflated present mark but a fair forward one, the price of the business a year from now bought today. If it closes in range, it confirms crossover demand for the eventual listing; if it dies or prices below, that is a genuine signal about appetite, and the multiple assumptions here would deserve revisiting. Either way the base case does not move, which is the point of the discipline.</w:t>
+        <w:t>The talks reported on June 9, 2026 at $165 to 175 billion resolved upward: on July 16, 2026 the company announced a strategic round at a $188 billion valuation, led by existing investor Coatue with a signed term sheet and an expected close in summer 2026; round size undisclosed by the company (press reports indicate roughly $3 billion; T3, single source), proceeds earmarked for the AI roadmap (Unity AI Gateway, Genie, Lakebase), AI acquisitions, and research (company announcement, July 16; PitchBook deal record, July 17). Discipline first: a signed term sheet is not a close, and an unclosed round anchors nothing in this report; every valuation statement here rests on the completed $134 billion mark. Analysis second, because the announcement is informative even while unadopted: the fundamentals-based valuation work in The Appraisal reaches $155 to 190 billion on a twelve-month view without referencing the round at all, and $188 billion sits at the very top of that corridor, a 40% step-up over February. New money at the announced price is paying today for essentially the entire base-case year of growth, 27x the current run-rate. If it closes at $188 billion, the correct update is to conviction in crossover demand for the eventual listing, priced at the bullish edge of fair; if it reprices or dies, that is now a materially bearish signal about appetite. Either way the base case does not move, which is the point of the discipline.</w:t>
       </w:r>
     </w:p>
     <w:p>
@@ -9634,7 +9634,7 @@
           <w:color w:val="262B35"/>
           <w:sz w:val="21"/>
         </w:rPr>
-        <w:t>Valuation here proceeds in three passes, from quality to comparables to scenarios, and one rule binds all three: the base case anchors on the completed $134 billion mark (February 9, 2026) and lets the disclosed growth do the work. The reported $165 to 175 billion round remained unclosed as of July 10, 2026 and appears only as a reference line.</w:t>
+        <w:t>Valuation here proceeds in three passes, from quality to comparables to scenarios, and one rule binds all three: the base case anchors on the completed $134 billion mark (February 9, 2026) and lets the disclosed growth do the work. The Coatue-led strategic round announced July 16, 2026 at $188 billion (term sheet signed, close expected summer 2026) remained unclosed as of July 21, 2026 and appears only as a reference line.</w:t>
       </w:r>
     </w:p>
     <w:p>
@@ -10275,7 +10275,7 @@
           <w:color w:val="6B7280"/>
           <w:sz w:val="15"/>
         </w:rPr>
-        <w:t>Estimates, July 10, 2026. Reference lines: $134B completed mark (Feb 9, 2026); $165-175B reported range (unclosed, press reports of Jun 9, 2026). Base multiple is a deliberate de-rate from today's 19.4x toward public hypergrowth-platform pricing.</w:t>
+        <w:t>Estimates, July 21, 2026. Reference lines: $134B completed mark (Feb 9, 2026); $188B announced round (signed, unclosed; company, Jul 16, 2026). Base multiple is a deliberate de-rate from today's 19.4x toward public hypergrowth-platform pricing.</w:t>
       </w:r>
     </w:p>
     <w:p>
@@ -10287,7 +10287,7 @@
       <w:r>
         <w:drawing>
           <wp:inline xmlns:a="http://schemas.openxmlformats.org/drawingml/2006/main" xmlns:pic="http://schemas.openxmlformats.org/drawingml/2006/picture">
-            <wp:extent cx="5943600" cy="2601557"/>
+            <wp:extent cx="5943600" cy="2457220"/>
             <wp:docPr id="10" name="Picture 10"/>
             <wp:cNvGraphicFramePr>
               <a:graphicFrameLocks noChangeAspect="1"/>
@@ -10308,7 +10308,7 @@
                   <pic:spPr>
                     <a:xfrm>
                       <a:off x="0" y="0"/>
-                      <a:ext cx="5943600" cy="2601557"/>
+                      <a:ext cx="5943600" cy="2457220"/>
                     </a:xfrm>
                     <a:prstGeom prst="rect"/>
                   </pic:spPr>
@@ -10331,7 +10331,7 @@
           <w:color w:val="6B7280"/>
           <w:sz w:val="15"/>
         </w:rPr>
-        <w:t>Figure 10. Scenario ranges on a twelve-month view. The base case reaches the reported range on fundamentals alone, which reframes the rumor as a fair forward mark rather than an inflated current one, and is precisely why it must not be adopted as a present anchor: doing so would double-count the year of growth that justifies it.</w:t>
+        <w:t>Figure 10. Scenario ranges on a twelve-month view. The base case reaches $155 to 190 billion on fundamentals alone, and the announced $188 billion round prices the very top of that corridor: a fair forward mark bought today, not an inflated one, which is precisely why it must not be adopted as a present anchor: doing so would double-count the year of growth that justifies it.</w:t>
       </w:r>
     </w:p>
     <w:p>
@@ -11134,7 +11134,7 @@
                 <w:color w:val="262B35"/>
                 <w:sz w:val="16"/>
               </w:rPr>
-              <w:t>Close, repricing, or death of the $165-175B talks</w:t>
+              <w:t>Close, repricing, or death of the announced $188B round (expected summer 2026)</w:t>
             </w:r>
           </w:p>
         </w:tc>
@@ -11313,7 +11313,7 @@
           <w:color w:val="262B35"/>
           <w:sz w:val="21"/>
         </w:rPr>
-        <w:t>This report is for informational purposes only and is not investment advice. Databricks securities are unlisted and illiquid; private-market figures are negotiated marks, not market prices; all non-disclosed financial figures herein are estimates and are labeled as such. Quality-valuation correlation statistics are embargoed; the per-point spread is their only expression here. Prepared July 10, 2026.</w:t>
+        <w:t>This report is for informational purposes only and is not investment advice. Databricks securities are unlisted and illiquid; private-market figures are negotiated marks, not market prices; all non-disclosed financial figures herein are estimates and are labeled as such. Quality-valuation correlation statistics are embargoed; the per-point spread is their only expression here. Prepared July 10, 2026; figures and financing section updated July 21, 2026.</w:t>
       </w:r>
     </w:p>
     <w:sectPr>
